--- a/00-首页/题组Word/第一轮·竞赛教材版/第一轮原理·9-方程式与离子反应（学生版）.docx
+++ b/00-首页/题组Word/第一轮·竞赛教材版/第一轮原理·9-方程式与离子反应（学生版）.docx
@@ -16300,12 +16300,29 @@
         </w:rPr>
         <w:t xml:space="preserve"> </w:t>
       </w:r>
-      <w:r>
-        <w:rPr>
-          <w:rFonts w:ascii="Times New Roman" w:hAnsi="Times New Roman" w:eastAsia="Times New Roman" w:cs="Times New Roman"/>
-        </w:rPr>
-        <w:t xml:space="preserve">$106^{\°C}$</w:t>
-      </w:r>
+      <m:oMath>
+        <m:sSup>
+          <m:e>
+            <m:r>
+              <m:t>106</m:t>
+            </m:r>
+          </m:e>
+          <m:sup>
+            <m:r>
+              <m:rPr>
+                <m:sty m:val="p"/>
+              </m:rPr>
+              <m:t>∘</m:t>
+            </m:r>
+          </m:sup>
+        </m:sSup>
+        <m:r>
+          <m:rPr>
+            <m:sty m:val="p"/>
+          </m:rPr>
+          <m:t>C</m:t>
+        </m:r>
+      </m:oMath>
       <w:r>
         <w:rPr>
           <w:rFonts w:ascii="Times New Roman" w:hAnsi="Times New Roman" w:eastAsia="Times New Roman" w:cs="Times New Roman"/>

--- a/00-首页/题组Word/第一轮·竞赛教材版/第一轮原理·9-方程式与离子反应（学生版）.docx
+++ b/00-首页/题组Word/第一轮·竞赛教材版/第一轮原理·9-方程式与离子反应（学生版）.docx
@@ -153,10 +153,6 @@
     <w:p>
       <w:pPr>
         <w:pStyle w:val="Compact"/>
-        <w:numPr>
-          <w:ilvl w:val="0"/>
-          <w:numId w:val="1001"/>
-        </w:numPr>
       </w:pPr>
       <w:r>
         <w:rPr>
@@ -174,10 +170,6 @@
     <w:p>
       <w:pPr>
         <w:pStyle w:val="Compact"/>
-        <w:numPr>
-          <w:ilvl w:val="0"/>
-          <w:numId w:val="1001"/>
-        </w:numPr>
       </w:pPr>
       <w:r>
         <w:rPr>
@@ -208,10 +200,6 @@
     <w:p>
       <w:pPr>
         <w:pStyle w:val="Compact"/>
-        <w:numPr>
-          <w:ilvl w:val="0"/>
-          <w:numId w:val="1001"/>
-        </w:numPr>
       </w:pPr>
       <w:r>
         <w:rPr>
@@ -229,10 +217,6 @@
     <w:p>
       <w:pPr>
         <w:pStyle w:val="Compact"/>
-        <w:numPr>
-          <w:ilvl w:val="0"/>
-          <w:numId w:val="1001"/>
-        </w:numPr>
       </w:pPr>
       <w:r>
         <w:rPr>
@@ -246,6 +230,16 @@
         </w:rPr>
         <w:t xml:space="preserve">二氧化碳通入澄清石灰水中</w:t>
       </w:r>
+    </w:p>
+    <w:p>
+      <w:pPr>
+        <w:spacing w:before="0" w:after="0"/>
+      </w:pPr>
+    </w:p>
+    <w:p>
+      <w:pPr>
+        <w:spacing w:before="0" w:after="0"/>
+      </w:pPr>
     </w:p>
     <w:p>
       <w:pPr>
@@ -501,6 +495,31 @@
         </w:rPr>
         <w:t>。</w:t>
       </w:r>
+    </w:p>
+    <w:p>
+      <w:pPr>
+        <w:spacing w:before="0" w:after="0"/>
+      </w:pPr>
+    </w:p>
+    <w:p>
+      <w:pPr>
+        <w:spacing w:before="0" w:after="0"/>
+      </w:pPr>
+    </w:p>
+    <w:p>
+      <w:pPr>
+        <w:spacing w:before="0" w:after="0"/>
+      </w:pPr>
+    </w:p>
+    <w:p>
+      <w:pPr>
+        <w:spacing w:before="0" w:after="0"/>
+      </w:pPr>
+    </w:p>
+    <w:p>
+      <w:pPr>
+        <w:spacing w:before="0" w:after="0"/>
+      </w:pPr>
     </w:p>
     <w:p>
       <w:pPr>
@@ -1192,6 +1211,31 @@
     </w:p>
     <w:p>
       <w:pPr>
+        <w:spacing w:before="0" w:after="0"/>
+      </w:pPr>
+    </w:p>
+    <w:p>
+      <w:pPr>
+        <w:spacing w:before="0" w:after="0"/>
+      </w:pPr>
+    </w:p>
+    <w:p>
+      <w:pPr>
+        <w:spacing w:before="0" w:after="0"/>
+      </w:pPr>
+    </w:p>
+    <w:p>
+      <w:pPr>
+        <w:spacing w:before="0" w:after="0"/>
+      </w:pPr>
+    </w:p>
+    <w:p>
+      <w:pPr>
+        <w:spacing w:before="0" w:after="0"/>
+      </w:pPr>
+    </w:p>
+    <w:p>
+      <w:pPr>
         <w:spacing w:before="160" w:after="80"/>
       </w:pPr>
       <w:r>
@@ -1715,6 +1759,46 @@
     </w:p>
     <w:p>
       <w:pPr>
+        <w:spacing w:before="0" w:after="0"/>
+      </w:pPr>
+    </w:p>
+    <w:p>
+      <w:pPr>
+        <w:spacing w:before="0" w:after="0"/>
+      </w:pPr>
+    </w:p>
+    <w:p>
+      <w:pPr>
+        <w:spacing w:before="0" w:after="0"/>
+      </w:pPr>
+    </w:p>
+    <w:p>
+      <w:pPr>
+        <w:spacing w:before="0" w:after="0"/>
+      </w:pPr>
+    </w:p>
+    <w:p>
+      <w:pPr>
+        <w:spacing w:before="0" w:after="0"/>
+      </w:pPr>
+    </w:p>
+    <w:p>
+      <w:pPr>
+        <w:spacing w:before="0" w:after="0"/>
+      </w:pPr>
+    </w:p>
+    <w:p>
+      <w:pPr>
+        <w:spacing w:before="0" w:after="0"/>
+      </w:pPr>
+    </w:p>
+    <w:p>
+      <w:pPr>
+        <w:spacing w:before="0" w:after="0"/>
+      </w:pPr>
+    </w:p>
+    <w:p>
+      <w:pPr>
         <w:spacing w:before="160" w:after="80"/>
       </w:pPr>
       <w:r>
@@ -2142,6 +2226,31 @@
         </w:rPr>
         <w:t>。</w:t>
       </w:r>
+    </w:p>
+    <w:p>
+      <w:pPr>
+        <w:spacing w:before="0" w:after="0"/>
+      </w:pPr>
+    </w:p>
+    <w:p>
+      <w:pPr>
+        <w:spacing w:before="0" w:after="0"/>
+      </w:pPr>
+    </w:p>
+    <w:p>
+      <w:pPr>
+        <w:spacing w:before="0" w:after="0"/>
+      </w:pPr>
+    </w:p>
+    <w:p>
+      <w:pPr>
+        <w:spacing w:before="0" w:after="0"/>
+      </w:pPr>
+    </w:p>
+    <w:p>
+      <w:pPr>
+        <w:spacing w:before="0" w:after="0"/>
+      </w:pPr>
     </w:p>
     <w:p>
       <w:pPr>
@@ -2456,6 +2565,31 @@
     </w:p>
     <w:p>
       <w:pPr>
+        <w:spacing w:before="0" w:after="0"/>
+      </w:pPr>
+    </w:p>
+    <w:p>
+      <w:pPr>
+        <w:spacing w:before="0" w:after="0"/>
+      </w:pPr>
+    </w:p>
+    <w:p>
+      <w:pPr>
+        <w:spacing w:before="0" w:after="0"/>
+      </w:pPr>
+    </w:p>
+    <w:p>
+      <w:pPr>
+        <w:spacing w:before="0" w:after="0"/>
+      </w:pPr>
+    </w:p>
+    <w:p>
+      <w:pPr>
+        <w:spacing w:before="0" w:after="0"/>
+      </w:pPr>
+    </w:p>
+    <w:p>
+      <w:pPr>
         <w:spacing w:before="160" w:after="80"/>
       </w:pPr>
       <w:r>
@@ -3225,6 +3359,16 @@
           </m:sup>
         </m:sSubSup>
       </m:oMath>
+    </w:p>
+    <w:p>
+      <w:pPr>
+        <w:spacing w:before="0" w:after="0"/>
+      </w:pPr>
+    </w:p>
+    <w:p>
+      <w:pPr>
+        <w:spacing w:before="0" w:after="0"/>
+      </w:pPr>
     </w:p>
     <w:p>
       <w:pPr>
@@ -3394,6 +3538,21 @@
     </w:p>
     <w:p>
       <w:pPr>
+        <w:spacing w:before="0" w:after="0"/>
+      </w:pPr>
+    </w:p>
+    <w:p>
+      <w:pPr>
+        <w:spacing w:before="0" w:after="0"/>
+      </w:pPr>
+    </w:p>
+    <w:p>
+      <w:pPr>
+        <w:spacing w:before="0" w:after="0"/>
+      </w:pPr>
+    </w:p>
+    <w:p>
+      <w:pPr>
         <w:spacing w:before="160" w:after="80"/>
       </w:pPr>
       <w:r>
@@ -3842,6 +4001,21 @@
     </w:p>
     <w:p>
       <w:pPr>
+        <w:spacing w:before="0" w:after="0"/>
+      </w:pPr>
+    </w:p>
+    <w:p>
+      <w:pPr>
+        <w:spacing w:before="0" w:after="0"/>
+      </w:pPr>
+    </w:p>
+    <w:p>
+      <w:pPr>
+        <w:spacing w:before="0" w:after="0"/>
+      </w:pPr>
+    </w:p>
+    <w:p>
+      <w:pPr>
         <w:spacing w:before="160" w:after="80"/>
       </w:pPr>
       <w:r>
@@ -3892,6 +4066,21 @@
         </w:rPr>
         <w:t>。</w:t>
       </w:r>
+    </w:p>
+    <w:p>
+      <w:pPr>
+        <w:spacing w:before="0" w:after="0"/>
+      </w:pPr>
+    </w:p>
+    <w:p>
+      <w:pPr>
+        <w:spacing w:before="0" w:after="0"/>
+      </w:pPr>
+    </w:p>
+    <w:p>
+      <w:pPr>
+        <w:spacing w:before="0" w:after="0"/>
+      </w:pPr>
     </w:p>
     <w:p>
       <w:pPr>
@@ -4533,6 +4722,31 @@
     </w:p>
     <w:p>
       <w:pPr>
+        <w:spacing w:before="0" w:after="0"/>
+      </w:pPr>
+    </w:p>
+    <w:p>
+      <w:pPr>
+        <w:spacing w:before="0" w:after="0"/>
+      </w:pPr>
+    </w:p>
+    <w:p>
+      <w:pPr>
+        <w:spacing w:before="0" w:after="0"/>
+      </w:pPr>
+    </w:p>
+    <w:p>
+      <w:pPr>
+        <w:spacing w:before="0" w:after="0"/>
+      </w:pPr>
+    </w:p>
+    <w:p>
+      <w:pPr>
+        <w:spacing w:before="0" w:after="0"/>
+      </w:pPr>
+    </w:p>
+    <w:p>
+      <w:pPr>
         <w:spacing w:before="160" w:after="80"/>
       </w:pPr>
       <w:r>
@@ -4780,6 +4994,31 @@
         </w:rPr>
         <w:t>。</w:t>
       </w:r>
+    </w:p>
+    <w:p>
+      <w:pPr>
+        <w:spacing w:before="0" w:after="0"/>
+      </w:pPr>
+    </w:p>
+    <w:p>
+      <w:pPr>
+        <w:spacing w:before="0" w:after="0"/>
+      </w:pPr>
+    </w:p>
+    <w:p>
+      <w:pPr>
+        <w:spacing w:before="0" w:after="0"/>
+      </w:pPr>
+    </w:p>
+    <w:p>
+      <w:pPr>
+        <w:spacing w:before="0" w:after="0"/>
+      </w:pPr>
+    </w:p>
+    <w:p>
+      <w:pPr>
+        <w:spacing w:before="0" w:after="0"/>
+      </w:pPr>
     </w:p>
     <w:p>
       <w:pPr>
@@ -4990,6 +5229,21 @@
     </w:p>
     <w:p>
       <w:pPr>
+        <w:spacing w:before="0" w:after="0"/>
+      </w:pPr>
+    </w:p>
+    <w:p>
+      <w:pPr>
+        <w:spacing w:before="0" w:after="0"/>
+      </w:pPr>
+    </w:p>
+    <w:p>
+      <w:pPr>
+        <w:spacing w:before="0" w:after="0"/>
+      </w:pPr>
+    </w:p>
+    <w:p>
+      <w:pPr>
         <w:spacing w:before="160" w:after="80"/>
       </w:pPr>
       <w:r>
@@ -5084,6 +5338,21 @@
     </w:p>
     <w:p>
       <w:pPr>
+        <w:spacing w:before="0" w:after="0"/>
+      </w:pPr>
+    </w:p>
+    <w:p>
+      <w:pPr>
+        <w:spacing w:before="0" w:after="0"/>
+      </w:pPr>
+    </w:p>
+    <w:p>
+      <w:pPr>
+        <w:spacing w:before="0" w:after="0"/>
+      </w:pPr>
+    </w:p>
+    <w:p>
+      <w:pPr>
         <w:spacing w:before="160" w:after="80"/>
       </w:pPr>
       <w:r>
@@ -5347,6 +5616,31 @@
     </w:p>
     <w:p>
       <w:pPr>
+        <w:spacing w:before="0" w:after="0"/>
+      </w:pPr>
+    </w:p>
+    <w:p>
+      <w:pPr>
+        <w:spacing w:before="0" w:after="0"/>
+      </w:pPr>
+    </w:p>
+    <w:p>
+      <w:pPr>
+        <w:spacing w:before="0" w:after="0"/>
+      </w:pPr>
+    </w:p>
+    <w:p>
+      <w:pPr>
+        <w:spacing w:before="0" w:after="0"/>
+      </w:pPr>
+    </w:p>
+    <w:p>
+      <w:pPr>
+        <w:spacing w:before="0" w:after="0"/>
+      </w:pPr>
+    </w:p>
+    <w:p>
+      <w:pPr>
         <w:spacing w:before="160" w:after="80"/>
       </w:pPr>
       <w:r>
@@ -5663,6 +5957,31 @@
         </w:rPr>
         <w:t>？</w:t>
       </w:r>
+    </w:p>
+    <w:p>
+      <w:pPr>
+        <w:spacing w:before="0" w:after="0"/>
+      </w:pPr>
+    </w:p>
+    <w:p>
+      <w:pPr>
+        <w:spacing w:before="0" w:after="0"/>
+      </w:pPr>
+    </w:p>
+    <w:p>
+      <w:pPr>
+        <w:spacing w:before="0" w:after="0"/>
+      </w:pPr>
+    </w:p>
+    <w:p>
+      <w:pPr>
+        <w:spacing w:before="0" w:after="0"/>
+      </w:pPr>
+    </w:p>
+    <w:p>
+      <w:pPr>
+        <w:spacing w:before="0" w:after="0"/>
+      </w:pPr>
     </w:p>
     <w:p>
       <w:pPr>
@@ -5962,6 +6281,8 @@
     <w:p>
       <w:pPr>
         <w:pStyle w:val="BodyText"/>
+        <w:ind w:left="480" w:hanging="480"/>
+        <w:spacing w:after="0"/>
       </w:pPr>
       <w:r>
         <w:rPr>
@@ -5981,6 +6302,13 @@
         </w:rPr>
         <w:t xml:space="preserve"> </w:t>
       </w:r>
+    </w:p>
+    <w:p>
+      <w:pPr>
+        <w:pStyle w:val="BodyText"/>
+        <w:ind w:left="480" w:hanging="480"/>
+        <w:spacing w:before="0" w:after="0"/>
+      </w:pPr>
       <w:r>
         <w:rPr>
           <w:rFonts w:ascii="Times New Roman" w:hAnsi="Times New Roman" w:eastAsia="Times New Roman" w:cs="Times New Roman"/>
@@ -5999,6 +6327,13 @@
         </w:rPr>
         <w:t xml:space="preserve"> </w:t>
       </w:r>
+    </w:p>
+    <w:p>
+      <w:pPr>
+        <w:pStyle w:val="BodyText"/>
+        <w:ind w:left="480" w:hanging="480"/>
+        <w:spacing w:before="0" w:after="0"/>
+      </w:pPr>
       <w:r>
         <w:rPr>
           <w:rFonts w:ascii="Times New Roman" w:hAnsi="Times New Roman" w:eastAsia="Times New Roman" w:cs="Times New Roman"/>
@@ -6017,6 +6352,13 @@
         </w:rPr>
         <w:t xml:space="preserve"> </w:t>
       </w:r>
+    </w:p>
+    <w:p>
+      <w:pPr>
+        <w:pStyle w:val="BodyText"/>
+        <w:ind w:left="480" w:hanging="480"/>
+        <w:spacing w:before="0" w:after="180"/>
+      </w:pPr>
       <w:r>
         <w:rPr>
           <w:rFonts w:ascii="Times New Roman" w:hAnsi="Times New Roman" w:eastAsia="Times New Roman" w:cs="Times New Roman"/>
@@ -6042,7 +6384,7 @@
         </w:rPr>
         <w:drawing>
           <wp:inline>
-            <wp:extent cx="3240000" cy="2754000"/>
+            <wp:extent cx="3240000" cy="2691000"/>
             <wp:effectExtent b="0" l="0" r="0" t="0"/>
             <wp:docPr descr="" title="" id="26" name="Picture"/>
             <a:graphic>
@@ -6063,7 +6405,7 @@
                   <pic:spPr bwMode="auto">
                     <a:xfrm>
                       <a:off x="0" y="0"/>
-                      <a:ext cx="3240000" cy="2754000"/>
+                      <a:ext cx="3240000" cy="2691000"/>
                     </a:xfrm>
                     <a:prstGeom prst="rect">
                       <a:avLst/>
@@ -6084,6 +6426,16 @@
     </w:p>
     <w:p>
       <w:pPr>
+        <w:spacing w:before="0" w:after="0"/>
+      </w:pPr>
+    </w:p>
+    <w:p>
+      <w:pPr>
+        <w:spacing w:before="0" w:after="0"/>
+      </w:pPr>
+    </w:p>
+    <w:p>
+      <w:pPr>
         <w:spacing w:before="160" w:after="80"/>
       </w:pPr>
       <w:r>
@@ -6589,6 +6941,8 @@
     <w:p>
       <w:pPr>
         <w:pStyle w:val="BodyText"/>
+        <w:ind w:left="480" w:hanging="480"/>
+        <w:spacing w:after="0"/>
       </w:pPr>
       <w:r>
         <w:rPr>
@@ -6672,6 +7026,13 @@
         </w:rPr>
         <w:t xml:space="preserve"> </w:t>
       </w:r>
+    </w:p>
+    <w:p>
+      <w:pPr>
+        <w:pStyle w:val="BodyText"/>
+        <w:ind w:left="480" w:hanging="480"/>
+        <w:spacing w:before="0" w:after="0"/>
+      </w:pPr>
       <w:r>
         <w:rPr>
           <w:rFonts w:ascii="Times New Roman" w:hAnsi="Times New Roman" w:eastAsia="Times New Roman" w:cs="Times New Roman"/>
@@ -6690,6 +7051,13 @@
         </w:rPr>
         <w:t xml:space="preserve"> </w:t>
       </w:r>
+    </w:p>
+    <w:p>
+      <w:pPr>
+        <w:pStyle w:val="BodyText"/>
+        <w:ind w:left="480" w:hanging="480"/>
+        <w:spacing w:before="0" w:after="0"/>
+      </w:pPr>
       <w:r>
         <w:rPr>
           <w:rFonts w:ascii="Times New Roman" w:hAnsi="Times New Roman" w:eastAsia="Times New Roman" w:cs="Times New Roman"/>
@@ -6708,6 +7076,13 @@
         </w:rPr>
         <w:t xml:space="preserve"> </w:t>
       </w:r>
+    </w:p>
+    <w:p>
+      <w:pPr>
+        <w:pStyle w:val="BodyText"/>
+        <w:ind w:left="480" w:hanging="480"/>
+        <w:spacing w:before="0" w:after="180"/>
+      </w:pPr>
       <w:r>
         <w:rPr>
           <w:rFonts w:ascii="Times New Roman" w:hAnsi="Times New Roman" w:eastAsia="Times New Roman" w:cs="Times New Roman"/>
@@ -6743,6 +7118,16 @@
           <m:t>O</m:t>
         </m:r>
       </m:oMath>
+    </w:p>
+    <w:p>
+      <w:pPr>
+        <w:spacing w:before="0" w:after="0"/>
+      </w:pPr>
+    </w:p>
+    <w:p>
+      <w:pPr>
+        <w:spacing w:before="0" w:after="0"/>
+      </w:pPr>
     </w:p>
     <w:p>
       <w:pPr>
@@ -7545,6 +7930,21 @@
     </w:p>
     <w:p>
       <w:pPr>
+        <w:spacing w:before="0" w:after="0"/>
+      </w:pPr>
+    </w:p>
+    <w:p>
+      <w:pPr>
+        <w:spacing w:before="0" w:after="0"/>
+      </w:pPr>
+    </w:p>
+    <w:p>
+      <w:pPr>
+        <w:spacing w:before="0" w:after="0"/>
+      </w:pPr>
+    </w:p>
+    <w:p>
+      <w:pPr>
         <w:spacing w:before="160" w:after="80"/>
       </w:pPr>
       <w:r>
@@ -7656,6 +8056,21 @@
     </w:p>
     <w:p>
       <w:pPr>
+        <w:spacing w:before="0" w:after="0"/>
+      </w:pPr>
+    </w:p>
+    <w:p>
+      <w:pPr>
+        <w:spacing w:before="0" w:after="0"/>
+      </w:pPr>
+    </w:p>
+    <w:p>
+      <w:pPr>
+        <w:spacing w:before="0" w:after="0"/>
+      </w:pPr>
+    </w:p>
+    <w:p>
+      <w:pPr>
         <w:spacing w:before="160" w:after="80"/>
       </w:pPr>
       <w:r>
@@ -7702,7 +8117,7 @@
         </w:rPr>
         <w:drawing>
           <wp:inline>
-            <wp:extent cx="1460500" cy="927100"/>
+            <wp:extent cx="1429279" cy="927100"/>
             <wp:effectExtent b="0" l="0" r="0" t="0"/>
             <wp:docPr descr="" title="" id="33" name="Picture"/>
             <a:graphic>
@@ -7723,7 +8138,7 @@
                   <pic:spPr bwMode="auto">
                     <a:xfrm>
                       <a:off x="0" y="0"/>
-                      <a:ext cx="1460500" cy="927100"/>
+                      <a:ext cx="1429279" cy="927100"/>
                     </a:xfrm>
                     <a:prstGeom prst="rect">
                       <a:avLst/>
@@ -7987,7 +8402,7 @@
         </w:rPr>
         <w:drawing>
           <wp:inline>
-            <wp:extent cx="1917700" cy="1104900"/>
+            <wp:extent cx="1866900" cy="1104900"/>
             <wp:effectExtent b="0" l="0" r="0" t="0"/>
             <wp:docPr descr="" title="" id="36" name="Picture"/>
             <a:graphic>
@@ -8008,7 +8423,7 @@
                   <pic:spPr bwMode="auto">
                     <a:xfrm>
                       <a:off x="0" y="0"/>
-                      <a:ext cx="1917700" cy="1104900"/>
+                      <a:ext cx="1866900" cy="1104900"/>
                     </a:xfrm>
                     <a:prstGeom prst="rect">
                       <a:avLst/>
@@ -8744,6 +9159,46 @@
     </w:p>
     <w:p>
       <w:pPr>
+        <w:spacing w:before="0" w:after="0"/>
+      </w:pPr>
+    </w:p>
+    <w:p>
+      <w:pPr>
+        <w:spacing w:before="0" w:after="0"/>
+      </w:pPr>
+    </w:p>
+    <w:p>
+      <w:pPr>
+        <w:spacing w:before="0" w:after="0"/>
+      </w:pPr>
+    </w:p>
+    <w:p>
+      <w:pPr>
+        <w:spacing w:before="0" w:after="0"/>
+      </w:pPr>
+    </w:p>
+    <w:p>
+      <w:pPr>
+        <w:spacing w:before="0" w:after="0"/>
+      </w:pPr>
+    </w:p>
+    <w:p>
+      <w:pPr>
+        <w:spacing w:before="0" w:after="0"/>
+      </w:pPr>
+    </w:p>
+    <w:p>
+      <w:pPr>
+        <w:spacing w:before="0" w:after="0"/>
+      </w:pPr>
+    </w:p>
+    <w:p>
+      <w:pPr>
+        <w:spacing w:before="0" w:after="0"/>
+      </w:pPr>
+    </w:p>
+    <w:p>
+      <w:pPr>
         <w:spacing w:before="160" w:after="80"/>
       </w:pPr>
       <w:r>
@@ -9922,6 +10377,46 @@
         </w:rPr>
         <w:t>？</w:t>
       </w:r>
+    </w:p>
+    <w:p>
+      <w:pPr>
+        <w:spacing w:before="0" w:after="0"/>
+      </w:pPr>
+    </w:p>
+    <w:p>
+      <w:pPr>
+        <w:spacing w:before="0" w:after="0"/>
+      </w:pPr>
+    </w:p>
+    <w:p>
+      <w:pPr>
+        <w:spacing w:before="0" w:after="0"/>
+      </w:pPr>
+    </w:p>
+    <w:p>
+      <w:pPr>
+        <w:spacing w:before="0" w:after="0"/>
+      </w:pPr>
+    </w:p>
+    <w:p>
+      <w:pPr>
+        <w:spacing w:before="0" w:after="0"/>
+      </w:pPr>
+    </w:p>
+    <w:p>
+      <w:pPr>
+        <w:spacing w:before="0" w:after="0"/>
+      </w:pPr>
+    </w:p>
+    <w:p>
+      <w:pPr>
+        <w:spacing w:before="0" w:after="0"/>
+      </w:pPr>
+    </w:p>
+    <w:p>
+      <w:pPr>
+        <w:spacing w:before="0" w:after="0"/>
+      </w:pPr>
     </w:p>
     <w:p>
       <w:pPr>
@@ -11875,7 +12370,7 @@
         </w:rPr>
         <w:drawing>
           <wp:inline>
-            <wp:extent cx="3600000" cy="2616627"/>
+            <wp:extent cx="3600000" cy="2590974"/>
             <wp:effectExtent b="0" l="0" r="0" t="0"/>
             <wp:docPr descr="" title="" id="50" name="Picture"/>
             <a:graphic>
@@ -11896,7 +12391,7 @@
                   <pic:spPr bwMode="auto">
                     <a:xfrm>
                       <a:off x="0" y="0"/>
-                      <a:ext cx="3600000" cy="2616627"/>
+                      <a:ext cx="3600000" cy="2590974"/>
                     </a:xfrm>
                     <a:prstGeom prst="rect">
                       <a:avLst/>
@@ -12321,6 +12816,46 @@
         </w:rPr>
         <w:t>。</w:t>
       </w:r>
+    </w:p>
+    <w:p>
+      <w:pPr>
+        <w:spacing w:before="0" w:after="0"/>
+      </w:pPr>
+    </w:p>
+    <w:p>
+      <w:pPr>
+        <w:spacing w:before="0" w:after="0"/>
+      </w:pPr>
+    </w:p>
+    <w:p>
+      <w:pPr>
+        <w:spacing w:before="0" w:after="0"/>
+      </w:pPr>
+    </w:p>
+    <w:p>
+      <w:pPr>
+        <w:spacing w:before="0" w:after="0"/>
+      </w:pPr>
+    </w:p>
+    <w:p>
+      <w:pPr>
+        <w:spacing w:before="0" w:after="0"/>
+      </w:pPr>
+    </w:p>
+    <w:p>
+      <w:pPr>
+        <w:spacing w:before="0" w:after="0"/>
+      </w:pPr>
+    </w:p>
+    <w:p>
+      <w:pPr>
+        <w:spacing w:before="0" w:after="0"/>
+      </w:pPr>
+    </w:p>
+    <w:p>
+      <w:pPr>
+        <w:spacing w:before="0" w:after="0"/>
+      </w:pPr>
     </w:p>
     <w:p>
       <w:pPr>
@@ -13928,6 +14463,46 @@
     </w:p>
     <w:p>
       <w:pPr>
+        <w:spacing w:before="0" w:after="0"/>
+      </w:pPr>
+    </w:p>
+    <w:p>
+      <w:pPr>
+        <w:spacing w:before="0" w:after="0"/>
+      </w:pPr>
+    </w:p>
+    <w:p>
+      <w:pPr>
+        <w:spacing w:before="0" w:after="0"/>
+      </w:pPr>
+    </w:p>
+    <w:p>
+      <w:pPr>
+        <w:spacing w:before="0" w:after="0"/>
+      </w:pPr>
+    </w:p>
+    <w:p>
+      <w:pPr>
+        <w:spacing w:before="0" w:after="0"/>
+      </w:pPr>
+    </w:p>
+    <w:p>
+      <w:pPr>
+        <w:spacing w:before="0" w:after="0"/>
+      </w:pPr>
+    </w:p>
+    <w:p>
+      <w:pPr>
+        <w:spacing w:before="0" w:after="0"/>
+      </w:pPr>
+    </w:p>
+    <w:p>
+      <w:pPr>
+        <w:spacing w:before="0" w:after="0"/>
+      </w:pPr>
+    </w:p>
+    <w:p>
+      <w:pPr>
         <w:spacing w:before="160" w:after="80"/>
       </w:pPr>
       <w:r>
@@ -14613,6 +15188,46 @@
     </w:p>
     <w:p>
       <w:pPr>
+        <w:spacing w:before="0" w:after="0"/>
+      </w:pPr>
+    </w:p>
+    <w:p>
+      <w:pPr>
+        <w:spacing w:before="0" w:after="0"/>
+      </w:pPr>
+    </w:p>
+    <w:p>
+      <w:pPr>
+        <w:spacing w:before="0" w:after="0"/>
+      </w:pPr>
+    </w:p>
+    <w:p>
+      <w:pPr>
+        <w:spacing w:before="0" w:after="0"/>
+      </w:pPr>
+    </w:p>
+    <w:p>
+      <w:pPr>
+        <w:spacing w:before="0" w:after="0"/>
+      </w:pPr>
+    </w:p>
+    <w:p>
+      <w:pPr>
+        <w:spacing w:before="0" w:after="0"/>
+      </w:pPr>
+    </w:p>
+    <w:p>
+      <w:pPr>
+        <w:spacing w:before="0" w:after="0"/>
+      </w:pPr>
+    </w:p>
+    <w:p>
+      <w:pPr>
+        <w:spacing w:before="0" w:after="0"/>
+      </w:pPr>
+    </w:p>
+    <w:p>
+      <w:pPr>
         <w:spacing w:before="160" w:after="80"/>
       </w:pPr>
       <w:r>
@@ -15153,7 +15768,7 @@
         </w:rPr>
         <w:drawing>
           <wp:inline>
-            <wp:extent cx="3600000" cy="1857618"/>
+            <wp:extent cx="3600000" cy="1839181"/>
             <wp:effectExtent b="0" l="0" r="0" t="0"/>
             <wp:docPr descr="" title="" id="62" name="Picture"/>
             <a:graphic>
@@ -15174,7 +15789,7 @@
                   <pic:spPr bwMode="auto">
                     <a:xfrm>
                       <a:off x="0" y="0"/>
-                      <a:ext cx="3600000" cy="1857618"/>
+                      <a:ext cx="3600000" cy="1839181"/>
                     </a:xfrm>
                     <a:prstGeom prst="rect">
                       <a:avLst/>
@@ -15467,7 +16082,7 @@
         </w:rPr>
         <w:drawing>
           <wp:inline>
-            <wp:extent cx="3600000" cy="755931"/>
+            <wp:extent cx="3600000" cy="745763"/>
             <wp:effectExtent b="0" l="0" r="0" t="0"/>
             <wp:docPr descr="" title="" id="65" name="Picture"/>
             <a:graphic>
@@ -15488,7 +16103,7 @@
                   <pic:spPr bwMode="auto">
                     <a:xfrm>
                       <a:off x="0" y="0"/>
-                      <a:ext cx="3600000" cy="755931"/>
+                      <a:ext cx="3600000" cy="745763"/>
                     </a:xfrm>
                     <a:prstGeom prst="rect">
                       <a:avLst/>
@@ -15616,6 +16231,46 @@
     </w:p>
     <w:p>
       <w:pPr>
+        <w:spacing w:before="0" w:after="0"/>
+      </w:pPr>
+    </w:p>
+    <w:p>
+      <w:pPr>
+        <w:spacing w:before="0" w:after="0"/>
+      </w:pPr>
+    </w:p>
+    <w:p>
+      <w:pPr>
+        <w:spacing w:before="0" w:after="0"/>
+      </w:pPr>
+    </w:p>
+    <w:p>
+      <w:pPr>
+        <w:spacing w:before="0" w:after="0"/>
+      </w:pPr>
+    </w:p>
+    <w:p>
+      <w:pPr>
+        <w:spacing w:before="0" w:after="0"/>
+      </w:pPr>
+    </w:p>
+    <w:p>
+      <w:pPr>
+        <w:spacing w:before="0" w:after="0"/>
+      </w:pPr>
+    </w:p>
+    <w:p>
+      <w:pPr>
+        <w:spacing w:before="0" w:after="0"/>
+      </w:pPr>
+    </w:p>
+    <w:p>
+      <w:pPr>
+        <w:spacing w:before="0" w:after="0"/>
+      </w:pPr>
+    </w:p>
+    <w:p>
+      <w:pPr>
         <w:spacing w:before="160" w:after="80"/>
       </w:pPr>
       <w:r>
@@ -18485,6 +19140,46 @@
         </w:rPr>
         <w:t xml:space="preserve">35.5）。</w:t>
       </w:r>
+    </w:p>
+    <w:p>
+      <w:pPr>
+        <w:spacing w:before="0" w:after="0"/>
+      </w:pPr>
+    </w:p>
+    <w:p>
+      <w:pPr>
+        <w:spacing w:before="0" w:after="0"/>
+      </w:pPr>
+    </w:p>
+    <w:p>
+      <w:pPr>
+        <w:spacing w:before="0" w:after="0"/>
+      </w:pPr>
+    </w:p>
+    <w:p>
+      <w:pPr>
+        <w:spacing w:before="0" w:after="0"/>
+      </w:pPr>
+    </w:p>
+    <w:p>
+      <w:pPr>
+        <w:spacing w:before="0" w:after="0"/>
+      </w:pPr>
+    </w:p>
+    <w:p>
+      <w:pPr>
+        <w:spacing w:before="0" w:after="0"/>
+      </w:pPr>
+    </w:p>
+    <w:p>
+      <w:pPr>
+        <w:spacing w:before="0" w:after="0"/>
+      </w:pPr>
+    </w:p>
+    <w:p>
+      <w:pPr>
+        <w:spacing w:before="0" w:after="0"/>
+      </w:pPr>
     </w:p>
     <w:p>
       <w:pPr>
@@ -19792,6 +20487,46 @@
     </w:p>
     <w:p>
       <w:pPr>
+        <w:spacing w:before="0" w:after="0"/>
+      </w:pPr>
+    </w:p>
+    <w:p>
+      <w:pPr>
+        <w:spacing w:before="0" w:after="0"/>
+      </w:pPr>
+    </w:p>
+    <w:p>
+      <w:pPr>
+        <w:spacing w:before="0" w:after="0"/>
+      </w:pPr>
+    </w:p>
+    <w:p>
+      <w:pPr>
+        <w:spacing w:before="0" w:after="0"/>
+      </w:pPr>
+    </w:p>
+    <w:p>
+      <w:pPr>
+        <w:spacing w:before="0" w:after="0"/>
+      </w:pPr>
+    </w:p>
+    <w:p>
+      <w:pPr>
+        <w:spacing w:before="0" w:after="0"/>
+      </w:pPr>
+    </w:p>
+    <w:p>
+      <w:pPr>
+        <w:spacing w:before="0" w:after="0"/>
+      </w:pPr>
+    </w:p>
+    <w:p>
+      <w:pPr>
+        <w:spacing w:before="0" w:after="0"/>
+      </w:pPr>
+    </w:p>
+    <w:p>
+      <w:pPr>
         <w:spacing w:before="160" w:after="80"/>
       </w:pPr>
       <w:r>
@@ -20462,6 +21197,46 @@
     </w:p>
     <w:p>
       <w:pPr>
+        <w:spacing w:before="0" w:after="0"/>
+      </w:pPr>
+    </w:p>
+    <w:p>
+      <w:pPr>
+        <w:spacing w:before="0" w:after="0"/>
+      </w:pPr>
+    </w:p>
+    <w:p>
+      <w:pPr>
+        <w:spacing w:before="0" w:after="0"/>
+      </w:pPr>
+    </w:p>
+    <w:p>
+      <w:pPr>
+        <w:spacing w:before="0" w:after="0"/>
+      </w:pPr>
+    </w:p>
+    <w:p>
+      <w:pPr>
+        <w:spacing w:before="0" w:after="0"/>
+      </w:pPr>
+    </w:p>
+    <w:p>
+      <w:pPr>
+        <w:spacing w:before="0" w:after="0"/>
+      </w:pPr>
+    </w:p>
+    <w:p>
+      <w:pPr>
+        <w:spacing w:before="0" w:after="0"/>
+      </w:pPr>
+    </w:p>
+    <w:p>
+      <w:pPr>
+        <w:spacing w:before="0" w:after="0"/>
+      </w:pPr>
+    </w:p>
+    <w:p>
+      <w:pPr>
         <w:spacing w:before="160" w:after="80"/>
       </w:pPr>
       <w:r>
@@ -21129,6 +21904,46 @@
         </w:rPr>
         <w:t>。</w:t>
       </w:r>
+    </w:p>
+    <w:p>
+      <w:pPr>
+        <w:spacing w:before="0" w:after="0"/>
+      </w:pPr>
+    </w:p>
+    <w:p>
+      <w:pPr>
+        <w:spacing w:before="0" w:after="0"/>
+      </w:pPr>
+    </w:p>
+    <w:p>
+      <w:pPr>
+        <w:spacing w:before="0" w:after="0"/>
+      </w:pPr>
+    </w:p>
+    <w:p>
+      <w:pPr>
+        <w:spacing w:before="0" w:after="0"/>
+      </w:pPr>
+    </w:p>
+    <w:p>
+      <w:pPr>
+        <w:spacing w:before="0" w:after="0"/>
+      </w:pPr>
+    </w:p>
+    <w:p>
+      <w:pPr>
+        <w:spacing w:before="0" w:after="0"/>
+      </w:pPr>
+    </w:p>
+    <w:p>
+      <w:pPr>
+        <w:spacing w:before="0" w:after="0"/>
+      </w:pPr>
+    </w:p>
+    <w:p>
+      <w:pPr>
+        <w:spacing w:before="0" w:after="0"/>
+      </w:pPr>
     </w:p>
     <w:p>
       <w:pPr>
@@ -21928,6 +22743,46 @@
     </w:p>
     <w:p>
       <w:pPr>
+        <w:spacing w:before="0" w:after="0"/>
+      </w:pPr>
+    </w:p>
+    <w:p>
+      <w:pPr>
+        <w:spacing w:before="0" w:after="0"/>
+      </w:pPr>
+    </w:p>
+    <w:p>
+      <w:pPr>
+        <w:spacing w:before="0" w:after="0"/>
+      </w:pPr>
+    </w:p>
+    <w:p>
+      <w:pPr>
+        <w:spacing w:before="0" w:after="0"/>
+      </w:pPr>
+    </w:p>
+    <w:p>
+      <w:pPr>
+        <w:spacing w:before="0" w:after="0"/>
+      </w:pPr>
+    </w:p>
+    <w:p>
+      <w:pPr>
+        <w:spacing w:before="0" w:after="0"/>
+      </w:pPr>
+    </w:p>
+    <w:p>
+      <w:pPr>
+        <w:spacing w:before="0" w:after="0"/>
+      </w:pPr>
+    </w:p>
+    <w:p>
+      <w:pPr>
+        <w:spacing w:before="0" w:after="0"/>
+      </w:pPr>
+    </w:p>
+    <w:p>
+      <w:pPr>
         <w:spacing w:before="160" w:after="80"/>
       </w:pPr>
       <w:r>
@@ -22210,7 +23065,7 @@
         </w:rPr>
         <w:drawing>
           <wp:inline>
-            <wp:extent cx="3600000" cy="1108280"/>
+            <wp:extent cx="3600000" cy="1096815"/>
             <wp:effectExtent b="0" l="0" r="0" t="0"/>
             <wp:docPr descr="" title="" id="77" name="Picture"/>
             <a:graphic>
@@ -22231,7 +23086,7 @@
                   <pic:spPr bwMode="auto">
                     <a:xfrm>
                       <a:off x="0" y="0"/>
-                      <a:ext cx="3600000" cy="1108280"/>
+                      <a:ext cx="3600000" cy="1096815"/>
                     </a:xfrm>
                     <a:prstGeom prst="rect">
                       <a:avLst/>
@@ -24563,6 +25418,46 @@
     </w:p>
     <w:p>
       <w:pPr>
+        <w:spacing w:before="0" w:after="0"/>
+      </w:pPr>
+    </w:p>
+    <w:p>
+      <w:pPr>
+        <w:spacing w:before="0" w:after="0"/>
+      </w:pPr>
+    </w:p>
+    <w:p>
+      <w:pPr>
+        <w:spacing w:before="0" w:after="0"/>
+      </w:pPr>
+    </w:p>
+    <w:p>
+      <w:pPr>
+        <w:spacing w:before="0" w:after="0"/>
+      </w:pPr>
+    </w:p>
+    <w:p>
+      <w:pPr>
+        <w:spacing w:before="0" w:after="0"/>
+      </w:pPr>
+    </w:p>
+    <w:p>
+      <w:pPr>
+        <w:spacing w:before="0" w:after="0"/>
+      </w:pPr>
+    </w:p>
+    <w:p>
+      <w:pPr>
+        <w:spacing w:before="0" w:after="0"/>
+      </w:pPr>
+    </w:p>
+    <w:p>
+      <w:pPr>
+        <w:spacing w:before="0" w:after="0"/>
+      </w:pPr>
+    </w:p>
+    <w:p>
+      <w:pPr>
         <w:spacing w:before="160" w:after="80"/>
       </w:pPr>
       <w:r>
@@ -25592,6 +26487,46 @@
     </w:p>
     <w:p>
       <w:pPr>
+        <w:spacing w:before="0" w:after="0"/>
+      </w:pPr>
+    </w:p>
+    <w:p>
+      <w:pPr>
+        <w:spacing w:before="0" w:after="0"/>
+      </w:pPr>
+    </w:p>
+    <w:p>
+      <w:pPr>
+        <w:spacing w:before="0" w:after="0"/>
+      </w:pPr>
+    </w:p>
+    <w:p>
+      <w:pPr>
+        <w:spacing w:before="0" w:after="0"/>
+      </w:pPr>
+    </w:p>
+    <w:p>
+      <w:pPr>
+        <w:spacing w:before="0" w:after="0"/>
+      </w:pPr>
+    </w:p>
+    <w:p>
+      <w:pPr>
+        <w:spacing w:before="0" w:after="0"/>
+      </w:pPr>
+    </w:p>
+    <w:p>
+      <w:pPr>
+        <w:spacing w:before="0" w:after="0"/>
+      </w:pPr>
+    </w:p>
+    <w:p>
+      <w:pPr>
+        <w:spacing w:before="0" w:after="0"/>
+      </w:pPr>
+    </w:p>
+    <w:p>
+      <w:pPr>
         <w:spacing w:before="160" w:after="80"/>
       </w:pPr>
       <w:r>
@@ -27666,6 +28601,46 @@
     </w:p>
     <w:p>
       <w:pPr>
+        <w:spacing w:before="0" w:after="0"/>
+      </w:pPr>
+    </w:p>
+    <w:p>
+      <w:pPr>
+        <w:spacing w:before="0" w:after="0"/>
+      </w:pPr>
+    </w:p>
+    <w:p>
+      <w:pPr>
+        <w:spacing w:before="0" w:after="0"/>
+      </w:pPr>
+    </w:p>
+    <w:p>
+      <w:pPr>
+        <w:spacing w:before="0" w:after="0"/>
+      </w:pPr>
+    </w:p>
+    <w:p>
+      <w:pPr>
+        <w:spacing w:before="0" w:after="0"/>
+      </w:pPr>
+    </w:p>
+    <w:p>
+      <w:pPr>
+        <w:spacing w:before="0" w:after="0"/>
+      </w:pPr>
+    </w:p>
+    <w:p>
+      <w:pPr>
+        <w:spacing w:before="0" w:after="0"/>
+      </w:pPr>
+    </w:p>
+    <w:p>
+      <w:pPr>
+        <w:spacing w:before="0" w:after="0"/>
+      </w:pPr>
+    </w:p>
+    <w:p>
+      <w:pPr>
         <w:spacing w:before="160" w:after="80"/>
       </w:pPr>
       <w:r>
@@ -29322,6 +30297,46 @@
     </w:p>
     <w:p>
       <w:pPr>
+        <w:spacing w:before="0" w:after="0"/>
+      </w:pPr>
+    </w:p>
+    <w:p>
+      <w:pPr>
+        <w:spacing w:before="0" w:after="0"/>
+      </w:pPr>
+    </w:p>
+    <w:p>
+      <w:pPr>
+        <w:spacing w:before="0" w:after="0"/>
+      </w:pPr>
+    </w:p>
+    <w:p>
+      <w:pPr>
+        <w:spacing w:before="0" w:after="0"/>
+      </w:pPr>
+    </w:p>
+    <w:p>
+      <w:pPr>
+        <w:spacing w:before="0" w:after="0"/>
+      </w:pPr>
+    </w:p>
+    <w:p>
+      <w:pPr>
+        <w:spacing w:before="0" w:after="0"/>
+      </w:pPr>
+    </w:p>
+    <w:p>
+      <w:pPr>
+        <w:spacing w:before="0" w:after="0"/>
+      </w:pPr>
+    </w:p>
+    <w:p>
+      <w:pPr>
+        <w:spacing w:before="0" w:after="0"/>
+      </w:pPr>
+    </w:p>
+    <w:p>
+      <w:pPr>
         <w:spacing w:before="160" w:after="80"/>
       </w:pPr>
       <w:r>
@@ -29707,6 +30722,21 @@
     </w:p>
     <w:p>
       <w:pPr>
+        <w:spacing w:before="0" w:after="0"/>
+      </w:pPr>
+    </w:p>
+    <w:p>
+      <w:pPr>
+        <w:spacing w:before="0" w:after="0"/>
+      </w:pPr>
+    </w:p>
+    <w:p>
+      <w:pPr>
+        <w:spacing w:before="0" w:after="0"/>
+      </w:pPr>
+    </w:p>
+    <w:p>
+      <w:pPr>
         <w:spacing w:before="160" w:after="80"/>
       </w:pPr>
       <w:r>
@@ -29875,6 +30905,8 @@
     <w:p>
       <w:pPr>
         <w:pStyle w:val="BodyText"/>
+        <w:ind w:left="480" w:hanging="480"/>
+        <w:spacing w:after="0"/>
       </w:pPr>
       <w:r>
         <w:rPr>
@@ -29923,6 +30955,13 @@
         </w:rPr>
         <w:t xml:space="preserve"> </w:t>
       </w:r>
+    </w:p>
+    <w:p>
+      <w:pPr>
+        <w:pStyle w:val="BodyText"/>
+        <w:ind w:left="480" w:hanging="480"/>
+        <w:spacing w:before="0" w:after="0"/>
+      </w:pPr>
       <w:r>
         <w:rPr>
           <w:rFonts w:ascii="Times New Roman" w:hAnsi="Times New Roman" w:eastAsia="Times New Roman" w:cs="Times New Roman"/>
@@ -30022,6 +31061,13 @@
         </w:rPr>
         <w:t xml:space="preserve"> </w:t>
       </w:r>
+    </w:p>
+    <w:p>
+      <w:pPr>
+        <w:pStyle w:val="BodyText"/>
+        <w:ind w:left="480" w:hanging="480"/>
+        <w:spacing w:before="0" w:after="0"/>
+      </w:pPr>
       <w:r>
         <w:rPr>
           <w:rFonts w:ascii="Times New Roman" w:hAnsi="Times New Roman" w:eastAsia="Times New Roman" w:cs="Times New Roman"/>
@@ -30136,6 +31182,13 @@
         </w:rPr>
         <w:t xml:space="preserve"> </w:t>
       </w:r>
+    </w:p>
+    <w:p>
+      <w:pPr>
+        <w:pStyle w:val="BodyText"/>
+        <w:ind w:left="480" w:hanging="480"/>
+        <w:spacing w:before="0" w:after="180"/>
+      </w:pPr>
       <w:r>
         <w:rPr>
           <w:rFonts w:ascii="Times New Roman" w:hAnsi="Times New Roman" w:eastAsia="Times New Roman" w:cs="Times New Roman"/>
@@ -30301,6 +31354,16 @@
           </wp:inline>
         </w:drawing>
       </w:r>
+    </w:p>
+    <w:p>
+      <w:pPr>
+        <w:spacing w:before="0" w:after="0"/>
+      </w:pPr>
+    </w:p>
+    <w:p>
+      <w:pPr>
+        <w:spacing w:before="0" w:after="0"/>
+      </w:pPr>
     </w:p>
     <w:p>
       <w:pPr>
@@ -31077,6 +32140,31 @@
     </w:p>
     <w:p>
       <w:pPr>
+        <w:spacing w:before="0" w:after="0"/>
+      </w:pPr>
+    </w:p>
+    <w:p>
+      <w:pPr>
+        <w:spacing w:before="0" w:after="0"/>
+      </w:pPr>
+    </w:p>
+    <w:p>
+      <w:pPr>
+        <w:spacing w:before="0" w:after="0"/>
+      </w:pPr>
+    </w:p>
+    <w:p>
+      <w:pPr>
+        <w:spacing w:before="0" w:after="0"/>
+      </w:pPr>
+    </w:p>
+    <w:p>
+      <w:pPr>
+        <w:spacing w:before="0" w:after="0"/>
+      </w:pPr>
+    </w:p>
+    <w:p>
+      <w:pPr>
         <w:spacing w:before="160" w:after="80"/>
       </w:pPr>
       <w:r>
@@ -31146,7 +32234,7 @@
         </w:rPr>
         <w:drawing>
           <wp:inline>
-            <wp:extent cx="3240000" cy="3881365"/>
+            <wp:extent cx="3227078" cy="3881365"/>
             <wp:effectExtent b="0" l="0" r="0" t="0"/>
             <wp:docPr descr="" title="" id="99" name="Picture"/>
             <a:graphic>
@@ -31167,7 +32255,7 @@
                   <pic:spPr bwMode="auto">
                     <a:xfrm>
                       <a:off x="0" y="0"/>
-                      <a:ext cx="3240000" cy="3881365"/>
+                      <a:ext cx="3227078" cy="3881365"/>
                     </a:xfrm>
                     <a:prstGeom prst="rect">
                       <a:avLst/>
@@ -31210,7 +32298,7 @@
         </w:rPr>
         <w:drawing>
           <wp:inline>
-            <wp:extent cx="3240000" cy="3810498"/>
+            <wp:extent cx="3240000" cy="3780000"/>
             <wp:effectExtent b="0" l="0" r="0" t="0"/>
             <wp:docPr descr="" title="" id="102" name="Picture"/>
             <a:graphic>
@@ -31231,7 +32319,7 @@
                   <pic:spPr bwMode="auto">
                     <a:xfrm>
                       <a:off x="0" y="0"/>
-                      <a:ext cx="3240000" cy="3810498"/>
+                      <a:ext cx="3240000" cy="3780000"/>
                     </a:xfrm>
                     <a:prstGeom prst="rect">
                       <a:avLst/>
@@ -31274,7 +32362,7 @@
         </w:rPr>
         <w:drawing>
           <wp:inline>
-            <wp:extent cx="3240000" cy="3026842"/>
+            <wp:extent cx="3240000" cy="2728421"/>
             <wp:effectExtent b="0" l="0" r="0" t="0"/>
             <wp:docPr descr="" title="" id="105" name="Picture"/>
             <a:graphic>
@@ -31295,7 +32383,7 @@
                   <pic:spPr bwMode="auto">
                     <a:xfrm>
                       <a:off x="0" y="0"/>
-                      <a:ext cx="3240000" cy="3026842"/>
+                      <a:ext cx="3240000" cy="2728421"/>
                     </a:xfrm>
                     <a:prstGeom prst="rect">
                       <a:avLst/>
@@ -31338,7 +32426,7 @@
         </w:rPr>
         <w:drawing>
           <wp:inline>
-            <wp:extent cx="3240000" cy="2840547"/>
+            <wp:extent cx="3240000" cy="2823750"/>
             <wp:effectExtent b="0" l="0" r="0" t="0"/>
             <wp:docPr descr="" title="" id="108" name="Picture"/>
             <a:graphic>
@@ -31359,7 +32447,7 @@
                   <pic:spPr bwMode="auto">
                     <a:xfrm>
                       <a:off x="0" y="0"/>
-                      <a:ext cx="3240000" cy="2840547"/>
+                      <a:ext cx="3240000" cy="2823750"/>
                     </a:xfrm>
                     <a:prstGeom prst="rect">
                       <a:avLst/>
@@ -31392,6 +32480,21 @@
     </w:p>
     <w:p>
       <w:pPr>
+        <w:spacing w:before="0" w:after="0"/>
+      </w:pPr>
+    </w:p>
+    <w:p>
+      <w:pPr>
+        <w:spacing w:before="0" w:after="0"/>
+      </w:pPr>
+    </w:p>
+    <w:p>
+      <w:pPr>
+        <w:spacing w:before="0" w:after="0"/>
+      </w:pPr>
+    </w:p>
+    <w:p>
+      <w:pPr>
         <w:spacing w:before="160" w:after="80"/>
       </w:pPr>
       <w:r>
@@ -31651,7 +32754,7 @@
         </w:rPr>
         <w:drawing>
           <wp:inline>
-            <wp:extent cx="3600000" cy="487238"/>
+            <wp:extent cx="3599993" cy="487238"/>
             <wp:effectExtent b="0" l="0" r="0" t="0"/>
             <wp:docPr descr="" title="" id="112" name="Picture"/>
             <a:graphic>
@@ -31672,7 +32775,7 @@
                   <pic:spPr bwMode="auto">
                     <a:xfrm>
                       <a:off x="0" y="0"/>
-                      <a:ext cx="3600000" cy="487238"/>
+                      <a:ext cx="3599993" cy="487238"/>
                     </a:xfrm>
                     <a:prstGeom prst="rect">
                       <a:avLst/>
@@ -32122,6 +33225,46 @@
         </w:rPr>
         <w:t>？</w:t>
       </w:r>
+    </w:p>
+    <w:p>
+      <w:pPr>
+        <w:spacing w:before="0" w:after="0"/>
+      </w:pPr>
+    </w:p>
+    <w:p>
+      <w:pPr>
+        <w:spacing w:before="0" w:after="0"/>
+      </w:pPr>
+    </w:p>
+    <w:p>
+      <w:pPr>
+        <w:spacing w:before="0" w:after="0"/>
+      </w:pPr>
+    </w:p>
+    <w:p>
+      <w:pPr>
+        <w:spacing w:before="0" w:after="0"/>
+      </w:pPr>
+    </w:p>
+    <w:p>
+      <w:pPr>
+        <w:spacing w:before="0" w:after="0"/>
+      </w:pPr>
+    </w:p>
+    <w:p>
+      <w:pPr>
+        <w:spacing w:before="0" w:after="0"/>
+      </w:pPr>
+    </w:p>
+    <w:p>
+      <w:pPr>
+        <w:spacing w:before="0" w:after="0"/>
+      </w:pPr>
+    </w:p>
+    <w:p>
+      <w:pPr>
+        <w:spacing w:before="0" w:after="0"/>
+      </w:pPr>
     </w:p>
     <w:p>
       <w:pPr>

--- a/00-首页/题组Word/第一轮·竞赛教材版/第一轮原理·9-方程式与离子反应（学生版）.docx
+++ b/00-首页/题组Word/第一轮·竞赛教材版/第一轮原理·9-方程式与离子反应（学生版）.docx
@@ -26746,7 +26746,7 @@
               <m:rPr>
                 <m:sty m:val="p"/>
               </m:rPr>
-              <m:t>​</m:t>
+              <m:t xml:space="preserve"> </m:t>
             </m:r>
           </m:e>
           <m:sup>
@@ -26804,7 +26804,7 @@
               <m:rPr>
                 <m:sty m:val="p"/>
               </m:rPr>
-              <m:t>​</m:t>
+              <m:t xml:space="preserve"> </m:t>
             </m:r>
           </m:e>
           <m:sup>
@@ -26862,7 +26862,7 @@
               <m:rPr>
                 <m:sty m:val="p"/>
               </m:rPr>
-              <m:t>​</m:t>
+              <m:t xml:space="preserve"> </m:t>
             </m:r>
           </m:e>
           <m:sup>
@@ -26912,7 +26912,7 @@
               <m:rPr>
                 <m:sty m:val="p"/>
               </m:rPr>
-              <m:t>​</m:t>
+              <m:t xml:space="preserve"> </m:t>
             </m:r>
           </m:e>
           <m:sup>
@@ -27005,7 +27005,7 @@
               <m:rPr>
                 <m:sty m:val="p"/>
               </m:rPr>
-              <m:t>​</m:t>
+              <m:t xml:space="preserve"> </m:t>
             </m:r>
           </m:e>
           <m:sup>
@@ -27093,7 +27093,7 @@
               <m:rPr>
                 <m:sty m:val="p"/>
               </m:rPr>
-              <m:t>​</m:t>
+              <m:t xml:space="preserve"> </m:t>
             </m:r>
           </m:e>
           <m:sup>
@@ -27143,7 +27143,7 @@
               <m:rPr>
                 <m:sty m:val="p"/>
               </m:rPr>
-              <m:t>​</m:t>
+              <m:t xml:space="preserve"> </m:t>
             </m:r>
           </m:e>
           <m:sup>
@@ -27305,7 +27305,7 @@
               <m:rPr>
                 <m:sty m:val="p"/>
               </m:rPr>
-              <m:t>​</m:t>
+              <m:t xml:space="preserve"> </m:t>
             </m:r>
           </m:e>
           <m:sup>
@@ -27415,7 +27415,7 @@
               <m:rPr>
                 <m:sty m:val="p"/>
               </m:rPr>
-              <m:t>​</m:t>
+              <m:t xml:space="preserve"> </m:t>
             </m:r>
           </m:e>
           <m:sup>
@@ -27525,7 +27525,7 @@
               <m:rPr>
                 <m:sty m:val="p"/>
               </m:rPr>
-              <m:t>​</m:t>
+              <m:t xml:space="preserve"> </m:t>
             </m:r>
           </m:e>
           <m:sup>
@@ -27676,7 +27676,7 @@
               <m:rPr>
                 <m:sty m:val="p"/>
               </m:rPr>
-              <m:t>​</m:t>
+              <m:t xml:space="preserve"> </m:t>
             </m:r>
           </m:e>
           <m:sup>
@@ -27728,7 +27728,7 @@
               <m:rPr>
                 <m:sty m:val="p"/>
               </m:rPr>
-              <m:t>​</m:t>
+              <m:t xml:space="preserve"> </m:t>
             </m:r>
           </m:e>
           <m:sup>
@@ -27778,7 +27778,7 @@
               <m:rPr>
                 <m:sty m:val="p"/>
               </m:rPr>
-              <m:t>​</m:t>
+              <m:t xml:space="preserve"> </m:t>
             </m:r>
           </m:e>
           <m:sup>
@@ -27839,7 +27839,7 @@
               <m:rPr>
                 <m:sty m:val="p"/>
               </m:rPr>
-              <m:t>​</m:t>
+              <m:t xml:space="preserve"> </m:t>
             </m:r>
           </m:e>
           <m:sup>
@@ -27915,7 +27915,7 @@
               <m:rPr>
                 <m:sty m:val="p"/>
               </m:rPr>
-              <m:t>​</m:t>
+              <m:t xml:space="preserve"> </m:t>
             </m:r>
           </m:e>
           <m:sup>
@@ -27973,7 +27973,7 @@
               <m:rPr>
                 <m:sty m:val="p"/>
               </m:rPr>
-              <m:t>​</m:t>
+              <m:t xml:space="preserve"> </m:t>
             </m:r>
           </m:e>
           <m:sub>
@@ -28021,7 +28021,7 @@
                   <m:rPr>
                     <m:sty m:val="p"/>
                   </m:rPr>
-                  <m:t>​</m:t>
+                  <m:t xml:space="preserve"> </m:t>
                 </m:r>
               </m:lim>
             </m:limUpp>
@@ -28149,7 +28149,7 @@
                   <m:rPr>
                     <m:sty m:val="p"/>
                   </m:rPr>
-                  <m:t>​</m:t>
+                  <m:t xml:space="preserve"> </m:t>
                 </m:r>
               </m:lim>
             </m:limUpp>
@@ -28300,7 +28300,7 @@
               <m:rPr>
                 <m:sty m:val="p"/>
               </m:rPr>
-              <m:t>​</m:t>
+              <m:t xml:space="preserve"> </m:t>
             </m:r>
           </m:e>
           <m:sup>
@@ -28370,7 +28370,7 @@
               <m:rPr>
                 <m:sty m:val="p"/>
               </m:rPr>
-              <m:t>​</m:t>
+              <m:t xml:space="preserve"> </m:t>
             </m:r>
           </m:e>
           <m:sup>
@@ -28469,7 +28469,7 @@
               <m:rPr>
                 <m:sty m:val="p"/>
               </m:rPr>
-              <m:t>​</m:t>
+              <m:t xml:space="preserve"> </m:t>
             </m:r>
           </m:e>
           <m:sup>
@@ -28521,7 +28521,7 @@
               <m:rPr>
                 <m:sty m:val="p"/>
               </m:rPr>
-              <m:t>​</m:t>
+              <m:t xml:space="preserve"> </m:t>
             </m:r>
           </m:e>
           <m:sup>
@@ -28573,7 +28573,7 @@
               <m:rPr>
                 <m:sty m:val="p"/>
               </m:rPr>
-              <m:t>​</m:t>
+              <m:t xml:space="preserve"> </m:t>
             </m:r>
           </m:e>
           <m:sup>

--- a/00-首页/题组Word/第一轮·竞赛教材版/第一轮原理·9-方程式与离子反应（学生版）.docx
+++ b/00-首页/题组Word/第一轮·竞赛教材版/第一轮原理·9-方程式与离子反应（学生版）.docx
@@ -153,6 +153,7 @@
     <w:p>
       <w:pPr>
         <w:pStyle w:val="Compact"/>
+        <w:spacing w:before="0" w:after="0"/>
       </w:pPr>
       <w:r>
         <w:rPr>
@@ -170,6 +171,7 @@
     <w:p>
       <w:pPr>
         <w:pStyle w:val="Compact"/>
+        <w:spacing w:before="0" w:after="0"/>
       </w:pPr>
       <w:r>
         <w:rPr>
@@ -200,6 +202,7 @@
     <w:p>
       <w:pPr>
         <w:pStyle w:val="Compact"/>
+        <w:spacing w:before="0" w:after="0"/>
       </w:pPr>
       <w:r>
         <w:rPr>
@@ -217,6 +220,7 @@
     <w:p>
       <w:pPr>
         <w:pStyle w:val="Compact"/>
+        <w:spacing w:before="0" w:after="0"/>
       </w:pPr>
       <w:r>
         <w:rPr>
@@ -2662,6 +2666,7 @@
     <w:p>
       <w:pPr>
         <w:pStyle w:val="BodyText"/>
+        <w:spacing w:before="0" w:after="0"/>
       </w:pPr>
       <w:r>
         <w:rPr>
@@ -2832,6 +2837,7 @@
     <w:p>
       <w:pPr>
         <w:pStyle w:val="BodyText"/>
+        <w:spacing w:before="0" w:after="0"/>
       </w:pPr>
       <w:r>
         <w:rPr>
@@ -3002,6 +3008,7 @@
     <w:p>
       <w:pPr>
         <w:pStyle w:val="BodyText"/>
+        <w:spacing w:before="0" w:after="0"/>
       </w:pPr>
       <w:r>
         <w:rPr>
@@ -3169,6 +3176,7 @@
     <w:p>
       <w:pPr>
         <w:pStyle w:val="BodyText"/>
+        <w:spacing w:before="0" w:after="0"/>
       </w:pPr>
       <w:r>
         <w:rPr>
@@ -6281,8 +6289,8 @@
     <w:p>
       <w:pPr>
         <w:pStyle w:val="BodyText"/>
+        <w:spacing w:before="0" w:after="0"/>
         <w:ind w:left="480" w:hanging="480"/>
-        <w:spacing w:after="0"/>
       </w:pPr>
       <w:r>
         <w:rPr>
@@ -6306,20 +6314,45 @@
     <w:p>
       <w:pPr>
         <w:pStyle w:val="BodyText"/>
+        <w:spacing w:before="0" w:after="0"/>
         <w:ind w:left="480" w:hanging="480"/>
+      </w:pPr>
+      <w:r>
+        <w:rPr>
+          <w:rFonts w:ascii="Times New Roman" w:hAnsi="Times New Roman" w:eastAsia="Times New Roman" w:cs="Times New Roman"/>
+        </w:rPr>
+        <w:t xml:space="preserve">B. </w:t>
+      </w:r>
+      <w:r>
+        <w:rPr>
+          <w:rFonts w:hint="eastAsia" w:ascii="Times New Roman" w:hAnsi="Times New Roman" w:eastAsia="FangSong" w:cs="Times New Roman"/>
+        </w:rPr>
+        <w:t xml:space="preserve">不变</w:t>
+      </w:r>
+      <w:r>
+        <w:rPr>
+          <w:rFonts w:ascii="Times New Roman" w:hAnsi="Times New Roman" w:eastAsia="Times New Roman" w:cs="Times New Roman"/>
+        </w:rPr>
+        <w:t xml:space="preserve"> </w:t>
+      </w:r>
+    </w:p>
+    <w:p>
+      <w:pPr>
+        <w:pStyle w:val="BodyText"/>
         <w:spacing w:before="0" w:after="0"/>
-      </w:pPr>
-      <w:r>
-        <w:rPr>
-          <w:rFonts w:ascii="Times New Roman" w:hAnsi="Times New Roman" w:eastAsia="Times New Roman" w:cs="Times New Roman"/>
-        </w:rPr>
-        <w:t xml:space="preserve">B. </w:t>
-      </w:r>
-      <w:r>
-        <w:rPr>
-          <w:rFonts w:hint="eastAsia" w:ascii="Times New Roman" w:hAnsi="Times New Roman" w:eastAsia="FangSong" w:cs="Times New Roman"/>
-        </w:rPr>
-        <w:t xml:space="preserve">不变</w:t>
+        <w:ind w:left="480" w:hanging="480"/>
+      </w:pPr>
+      <w:r>
+        <w:rPr>
+          <w:rFonts w:ascii="Times New Roman" w:hAnsi="Times New Roman" w:eastAsia="Times New Roman" w:cs="Times New Roman"/>
+        </w:rPr>
+        <w:t xml:space="preserve">C. </w:t>
+      </w:r>
+      <w:r>
+        <w:rPr>
+          <w:rFonts w:hint="eastAsia" w:ascii="Times New Roman" w:hAnsi="Times New Roman" w:eastAsia="FangSong" w:cs="Times New Roman"/>
+        </w:rPr>
+        <w:t xml:space="preserve">减小</w:t>
       </w:r>
       <w:r>
         <w:rPr>
@@ -6331,33 +6364,8 @@
     <w:p>
       <w:pPr>
         <w:pStyle w:val="BodyText"/>
+        <w:spacing w:before="0" w:after="0"/>
         <w:ind w:left="480" w:hanging="480"/>
-        <w:spacing w:before="0" w:after="0"/>
-      </w:pPr>
-      <w:r>
-        <w:rPr>
-          <w:rFonts w:ascii="Times New Roman" w:hAnsi="Times New Roman" w:eastAsia="Times New Roman" w:cs="Times New Roman"/>
-        </w:rPr>
-        <w:t xml:space="preserve">C. </w:t>
-      </w:r>
-      <w:r>
-        <w:rPr>
-          <w:rFonts w:hint="eastAsia" w:ascii="Times New Roman" w:hAnsi="Times New Roman" w:eastAsia="FangSong" w:cs="Times New Roman"/>
-        </w:rPr>
-        <w:t xml:space="preserve">减小</w:t>
-      </w:r>
-      <w:r>
-        <w:rPr>
-          <w:rFonts w:ascii="Times New Roman" w:hAnsi="Times New Roman" w:eastAsia="Times New Roman" w:cs="Times New Roman"/>
-        </w:rPr>
-        <w:t xml:space="preserve"> </w:t>
-      </w:r>
-    </w:p>
-    <w:p>
-      <w:pPr>
-        <w:pStyle w:val="BodyText"/>
-        <w:ind w:left="480" w:hanging="480"/>
-        <w:spacing w:before="0" w:after="180"/>
       </w:pPr>
       <w:r>
         <w:rPr>
@@ -6941,8 +6949,8 @@
     <w:p>
       <w:pPr>
         <w:pStyle w:val="BodyText"/>
+        <w:spacing w:before="0" w:after="0"/>
         <w:ind w:left="480" w:hanging="480"/>
-        <w:spacing w:after="0"/>
       </w:pPr>
       <w:r>
         <w:rPr>
@@ -7030,14 +7038,39 @@
     <w:p>
       <w:pPr>
         <w:pStyle w:val="BodyText"/>
+        <w:spacing w:before="0" w:after="0"/>
         <w:ind w:left="480" w:hanging="480"/>
+      </w:pPr>
+      <w:r>
+        <w:rPr>
+          <w:rFonts w:ascii="Times New Roman" w:hAnsi="Times New Roman" w:eastAsia="Times New Roman" w:cs="Times New Roman"/>
+        </w:rPr>
+        <w:t xml:space="preserve">B. HI </w:t>
+      </w:r>
+      <w:r>
+        <w:rPr>
+          <w:rFonts w:hint="eastAsia" w:ascii="Times New Roman" w:hAnsi="Times New Roman" w:eastAsia="FangSong" w:cs="Times New Roman"/>
+        </w:rPr>
+        <w:t xml:space="preserve">溶液</w:t>
+      </w:r>
+      <w:r>
+        <w:rPr>
+          <w:rFonts w:ascii="Times New Roman" w:hAnsi="Times New Roman" w:eastAsia="Times New Roman" w:cs="Times New Roman"/>
+        </w:rPr>
+        <w:t xml:space="preserve"> </w:t>
+      </w:r>
+    </w:p>
+    <w:p>
+      <w:pPr>
+        <w:pStyle w:val="BodyText"/>
         <w:spacing w:before="0" w:after="0"/>
-      </w:pPr>
-      <w:r>
-        <w:rPr>
-          <w:rFonts w:ascii="Times New Roman" w:hAnsi="Times New Roman" w:eastAsia="Times New Roman" w:cs="Times New Roman"/>
-        </w:rPr>
-        <w:t xml:space="preserve">B. HI </w:t>
+        <w:ind w:left="480" w:hanging="480"/>
+      </w:pPr>
+      <w:r>
+        <w:rPr>
+          <w:rFonts w:ascii="Times New Roman" w:hAnsi="Times New Roman" w:eastAsia="Times New Roman" w:cs="Times New Roman"/>
+        </w:rPr>
+        <w:t xml:space="preserve">C. NaOH </w:t>
       </w:r>
       <w:r>
         <w:rPr>
@@ -7055,33 +7088,8 @@
     <w:p>
       <w:pPr>
         <w:pStyle w:val="BodyText"/>
+        <w:spacing w:before="0" w:after="0"/>
         <w:ind w:left="480" w:hanging="480"/>
-        <w:spacing w:before="0" w:after="0"/>
-      </w:pPr>
-      <w:r>
-        <w:rPr>
-          <w:rFonts w:ascii="Times New Roman" w:hAnsi="Times New Roman" w:eastAsia="Times New Roman" w:cs="Times New Roman"/>
-        </w:rPr>
-        <w:t xml:space="preserve">C. NaOH </w:t>
-      </w:r>
-      <w:r>
-        <w:rPr>
-          <w:rFonts w:hint="eastAsia" w:ascii="Times New Roman" w:hAnsi="Times New Roman" w:eastAsia="FangSong" w:cs="Times New Roman"/>
-        </w:rPr>
-        <w:t xml:space="preserve">溶液</w:t>
-      </w:r>
-      <w:r>
-        <w:rPr>
-          <w:rFonts w:ascii="Times New Roman" w:hAnsi="Times New Roman" w:eastAsia="Times New Roman" w:cs="Times New Roman"/>
-        </w:rPr>
-        <w:t xml:space="preserve"> </w:t>
-      </w:r>
-    </w:p>
-    <w:p>
-      <w:pPr>
-        <w:pStyle w:val="BodyText"/>
-        <w:ind w:left="480" w:hanging="480"/>
-        <w:spacing w:before="0" w:after="180"/>
       </w:pPr>
       <w:r>
         <w:rPr>
@@ -13326,6 +13334,14 @@
       <w:tblPr>
         <w:tblStyle w:val="Table"/>
         <w:tblW w:type="auto" w:w="0"/>
+        <w:tblBorders>
+          <w:top w:val="single" w:sz="12" w:space="0" w:color="000000"/>
+          <w:left w:val="none" w:sz="0" w:space="0" w:color="auto"/>
+          <w:bottom w:val="single" w:sz="12" w:space="0" w:color="000000"/>
+          <w:right w:val="none" w:sz="0" w:space="0" w:color="auto"/>
+          <w:insideH w:val="none" w:sz="0" w:space="0" w:color="auto"/>
+          <w:insideV w:val="none" w:sz="0" w:space="0" w:color="auto"/>
+        </w:tblBorders>
         <w:tblLook w:firstRow="1" w:lastRow="0" w:firstColumn="0" w:lastColumn="0" w:noHBand="0" w:noVBand="0" w:val="0020"/>
       </w:tblPr>
       <w:tblGrid>
@@ -13339,7 +13355,11 @@
           <w:tblHeader w:val="on"/>
         </w:trPr>
         <w:tc>
-          <w:tcPr/>
+          <w:tcPr>
+            <w:tcBorders>
+              <w:bottom w:val="single" w:sz="8" w:space="0" w:color="000000"/>
+            </w:tcBorders>
+          </w:tcPr>
           <w:p>
             <w:pPr>
               <w:pStyle w:val="Compact"/>
@@ -13355,7 +13375,11 @@
           </w:p>
         </w:tc>
         <w:tc>
-          <w:tcPr/>
+          <w:tcPr>
+            <w:tcBorders>
+              <w:bottom w:val="single" w:sz="8" w:space="0" w:color="000000"/>
+            </w:tcBorders>
+          </w:tcPr>
           <w:p>
             <w:pPr>
               <w:pStyle w:val="Compact"/>
@@ -13406,7 +13430,11 @@
           </w:p>
         </w:tc>
         <w:tc>
-          <w:tcPr/>
+          <w:tcPr>
+            <w:tcBorders>
+              <w:bottom w:val="single" w:sz="8" w:space="0" w:color="000000"/>
+            </w:tcBorders>
+          </w:tcPr>
           <w:p>
             <w:pPr>
               <w:pStyle w:val="Compact"/>
@@ -13457,7 +13485,11 @@
           </w:p>
         </w:tc>
         <w:tc>
-          <w:tcPr/>
+          <w:tcPr>
+            <w:tcBorders>
+              <w:bottom w:val="single" w:sz="8" w:space="0" w:color="000000"/>
+            </w:tcBorders>
+          </w:tcPr>
           <w:p>
             <w:pPr>
               <w:pStyle w:val="Compact"/>
@@ -23381,6 +23413,14 @@
         <w:tblStyle w:val="Table"/>
         <w:tblW w:type="pct" w:w="5000"/>
         <w:tblLayout w:type="fixed"/>
+        <w:tblBorders>
+          <w:top w:val="single" w:sz="12" w:space="0" w:color="000000"/>
+          <w:left w:val="none" w:sz="0" w:space="0" w:color="auto"/>
+          <w:bottom w:val="single" w:sz="12" w:space="0" w:color="000000"/>
+          <w:right w:val="none" w:sz="0" w:space="0" w:color="auto"/>
+          <w:insideH w:val="none" w:sz="0" w:space="0" w:color="auto"/>
+          <w:insideV w:val="none" w:sz="0" w:space="0" w:color="auto"/>
+        </w:tblBorders>
         <w:tblLook w:firstRow="1" w:lastRow="0" w:firstColumn="0" w:lastColumn="0" w:noHBand="0" w:noVBand="0" w:val="0020"/>
       </w:tblPr>
       <w:tblGrid>
@@ -23395,7 +23435,11 @@
           <w:tblHeader w:val="on"/>
         </w:trPr>
         <w:tc>
-          <w:tcPr/>
+          <w:tcPr>
+            <w:tcBorders>
+              <w:bottom w:val="single" w:sz="8" w:space="0" w:color="000000"/>
+            </w:tcBorders>
+          </w:tcPr>
           <w:p>
             <w:pPr>
               <w:pStyle w:val="Compact"/>
@@ -23411,7 +23455,11 @@
           </w:p>
         </w:tc>
         <w:tc>
-          <w:tcPr/>
+          <w:tcPr>
+            <w:tcBorders>
+              <w:bottom w:val="single" w:sz="8" w:space="0" w:color="000000"/>
+            </w:tcBorders>
+          </w:tcPr>
           <w:p>
             <w:pPr>
               <w:pStyle w:val="Compact"/>
@@ -23477,7 +23525,11 @@
           </w:p>
         </w:tc>
         <w:tc>
-          <w:tcPr/>
+          <w:tcPr>
+            <w:tcBorders>
+              <w:bottom w:val="single" w:sz="8" w:space="0" w:color="000000"/>
+            </w:tcBorders>
+          </w:tcPr>
           <w:p>
             <w:pPr>
               <w:pStyle w:val="Compact"/>
@@ -23543,7 +23595,11 @@
           </w:p>
         </w:tc>
         <w:tc>
-          <w:tcPr/>
+          <w:tcPr>
+            <w:tcBorders>
+              <w:bottom w:val="single" w:sz="8" w:space="0" w:color="000000"/>
+            </w:tcBorders>
+          </w:tcPr>
           <w:p>
             <w:pPr>
               <w:pStyle w:val="Compact"/>
@@ -23609,7 +23665,11 @@
           </w:p>
         </w:tc>
         <w:tc>
-          <w:tcPr/>
+          <w:tcPr>
+            <w:tcBorders>
+              <w:bottom w:val="single" w:sz="8" w:space="0" w:color="000000"/>
+            </w:tcBorders>
+          </w:tcPr>
           <w:p>
             <w:pPr>
               <w:pStyle w:val="Compact"/>
@@ -30905,8 +30965,8 @@
     <w:p>
       <w:pPr>
         <w:pStyle w:val="BodyText"/>
+        <w:spacing w:before="0" w:after="0"/>
         <w:ind w:left="480" w:hanging="480"/>
-        <w:spacing w:after="0"/>
       </w:pPr>
       <w:r>
         <w:rPr>
@@ -30959,8 +31019,8 @@
     <w:p>
       <w:pPr>
         <w:pStyle w:val="BodyText"/>
+        <w:spacing w:before="0" w:after="0"/>
         <w:ind w:left="480" w:hanging="480"/>
-        <w:spacing w:before="0" w:after="0"/>
       </w:pPr>
       <w:r>
         <w:rPr>
@@ -31065,8 +31125,8 @@
     <w:p>
       <w:pPr>
         <w:pStyle w:val="BodyText"/>
+        <w:spacing w:before="0" w:after="0"/>
         <w:ind w:left="480" w:hanging="480"/>
-        <w:spacing w:before="0" w:after="0"/>
       </w:pPr>
       <w:r>
         <w:rPr>
@@ -31186,8 +31246,8 @@
     <w:p>
       <w:pPr>
         <w:pStyle w:val="BodyText"/>
+        <w:spacing w:before="0" w:after="0"/>
         <w:ind w:left="480" w:hanging="480"/>
-        <w:spacing w:before="0" w:after="180"/>
       </w:pPr>
       <w:r>
         <w:rPr>
@@ -34054,7 +34114,7 @@
     <ns0:rPr>
       <ns0:rFonts ns0:ascii="Times New Roman" ns0:cs="Times New Roman" ns0:eastAsia="SimHei" ns0:hAnsi="Times New Roman"/>
       <ns0:b/>
-      <ns0:color ns0:val="17324D"/>
+      <ns0:color ns0:val="000000"/>
       <ns0:sz ns0:val="44"/>
       <ns0:szCs ns0:val="56"/>
     </ns0:rPr>
@@ -34196,7 +34256,7 @@
     <ns0:rPr>
       <ns0:rFonts ns0:ascii="Times New Roman" ns0:cs="Times New Roman" ns0:eastAsia="SimHei" ns0:hAnsi="Times New Roman"/>
       <ns0:b/>
-      <ns0:color ns0:val="17324D"/>
+      <ns0:color ns0:val="000000"/>
       <ns0:sz ns0:val="32"/>
       <ns0:szCs ns0:val="40"/>
     </ns0:rPr>
@@ -34220,7 +34280,7 @@
     <ns0:rPr>
       <ns0:rFonts ns0:ascii="Times New Roman" ns0:cs="Times New Roman" ns0:eastAsia="SimHei" ns0:hAnsi="Times New Roman"/>
       <ns0:b/>
-      <ns0:color ns0:val="17324D"/>
+      <ns0:color ns0:val="000000"/>
       <ns0:sz ns0:val="28"/>
       <ns0:szCs ns0:val="32"/>
     </ns0:rPr>
@@ -34244,7 +34304,7 @@
     <ns0:rPr>
       <ns0:rFonts ns0:ascii="Times New Roman" ns0:cs="Times New Roman" ns0:eastAsia="SimHei" ns0:hAnsi="Times New Roman"/>
       <ns0:b/>
-      <ns0:color ns0:val="17324D"/>
+      <ns0:color ns0:val="000000"/>
       <ns0:sz ns0:val="25"/>
       <ns0:szCs ns0:val="28"/>
     </ns0:rPr>

--- a/00-首页/题组Word/第一轮·竞赛教材版/第一轮原理·9-方程式与离子反应（学生版）.docx
+++ b/00-首页/题组Word/第一轮·竞赛教材版/第一轮原理·9-方程式与离子反应（学生版）.docx
@@ -42,6 +42,60 @@
     </w:p>
     <w:p>
       <w:pPr>
+        <w:pStyle w:val="BlockText"/>
+        <w:ind w:firstLine="420"/>
+      </w:pPr>
+      <w:r>
+        <w:rPr>
+          <w:rFonts w:hint="eastAsia" w:ascii="Times New Roman" w:hAnsi="Times New Roman" w:eastAsia="FangSong" w:cs="Times New Roman"/>
+        </w:rPr>
+        <w:t xml:space="preserve">共</w:t>
+      </w:r>
+      <w:r>
+        <w:rPr>
+          <w:rFonts w:ascii="Times New Roman" w:hAnsi="Times New Roman" w:eastAsia="Times New Roman" w:cs="Times New Roman"/>
+        </w:rPr>
+        <w:t xml:space="preserve"> 40 </w:t>
+      </w:r>
+      <w:r>
+        <w:rPr>
+          <w:rFonts w:hint="eastAsia" w:ascii="Times New Roman" w:hAnsi="Times New Roman" w:eastAsia="FangSong" w:cs="Times New Roman"/>
+        </w:rPr>
+        <w:t>题</w:t>
+      </w:r>
+      <w:r>
+        <w:rPr>
+          <w:rFonts w:hint="eastAsia" w:ascii="Times New Roman" w:hAnsi="Times New Roman" w:eastAsia="Times New Roman" w:cs="Times New Roman"/>
+        </w:rPr>
+        <w:t>。</w:t>
+      </w:r>
+      <w:r>
+        <w:rPr>
+          <w:rFonts w:hint="eastAsia" w:ascii="Times New Roman" w:hAnsi="Times New Roman" w:eastAsia="FangSong" w:cs="Times New Roman"/>
+        </w:rPr>
+        <w:t>建议先独立完成</w:t>
+      </w:r>
+      <w:r>
+        <w:rPr>
+          <w:rFonts w:hint="eastAsia" w:ascii="Times New Roman" w:hAnsi="Times New Roman" w:eastAsia="Times New Roman" w:cs="Times New Roman"/>
+        </w:rPr>
+        <w:t>，</w:t>
+      </w:r>
+      <w:r>
+        <w:rPr>
+          <w:rFonts w:hint="eastAsia" w:ascii="Times New Roman" w:hAnsi="Times New Roman" w:eastAsia="FangSong" w:cs="Times New Roman"/>
+        </w:rPr>
+        <w:t>再核对答案</w:t>
+      </w:r>
+      <w:r>
+        <w:rPr>
+          <w:rFonts w:hint="eastAsia" w:ascii="Times New Roman" w:hAnsi="Times New Roman" w:eastAsia="Times New Roman" w:cs="Times New Roman"/>
+        </w:rPr>
+        <w:t>。</w:t>
+      </w:r>
+    </w:p>
+    <w:p>
+      <w:pPr>
         <w:spacing w:before="160" w:after="80"/>
       </w:pPr>
       <w:r>
@@ -91,6 +145,7 @@
     <w:p>
       <w:pPr>
         <w:pStyle w:val="FirstParagraph"/>
+        <w:ind w:firstLine="420"/>
       </w:pPr>
       <w:r>
         <w:rPr>
@@ -153,7 +208,11 @@
     <w:p>
       <w:pPr>
         <w:pStyle w:val="Compact"/>
-        <w:spacing w:before="0" w:after="0"/>
+        <w:numPr>
+          <w:ilvl w:val="0"/>
+          <w:numId w:val="1001"/>
+        </w:numPr>
+        <w:ind w:firstLine="420"/>
       </w:pPr>
       <w:r>
         <w:rPr>
@@ -171,7 +230,11 @@
     <w:p>
       <w:pPr>
         <w:pStyle w:val="Compact"/>
-        <w:spacing w:before="0" w:after="0"/>
+        <w:numPr>
+          <w:ilvl w:val="0"/>
+          <w:numId w:val="1001"/>
+        </w:numPr>
+        <w:ind w:firstLine="420"/>
       </w:pPr>
       <w:r>
         <w:rPr>
@@ -202,7 +265,11 @@
     <w:p>
       <w:pPr>
         <w:pStyle w:val="Compact"/>
-        <w:spacing w:before="0" w:after="0"/>
+        <w:numPr>
+          <w:ilvl w:val="0"/>
+          <w:numId w:val="1001"/>
+        </w:numPr>
+        <w:ind w:firstLine="420"/>
       </w:pPr>
       <w:r>
         <w:rPr>
@@ -220,7 +287,11 @@
     <w:p>
       <w:pPr>
         <w:pStyle w:val="Compact"/>
-        <w:spacing w:before="0" w:after="0"/>
+        <w:numPr>
+          <w:ilvl w:val="0"/>
+          <w:numId w:val="1001"/>
+        </w:numPr>
+        <w:ind w:firstLine="420"/>
       </w:pPr>
       <w:r>
         <w:rPr>
@@ -237,13 +308,13 @@
     </w:p>
     <w:p>
       <w:pPr>
-        <w:spacing w:before="0" w:after="0"/>
-      </w:pPr>
-    </w:p>
-    <w:p>
-      <w:pPr>
-        <w:spacing w:before="0" w:after="0"/>
-      </w:pPr>
+        <w:spacing w:before="160" w:after="80"/>
+      </w:pPr>
+      <w:r>
+        <w:pict>
+          <v:rect style="width:0;height:1.5pt" o:hralign="center" o:hrstd="t" o:hr="t"/>
+        </w:pict>
+      </w:r>
     </w:p>
     <w:p>
       <w:pPr>
@@ -284,6 +355,7 @@
     <w:p>
       <w:pPr>
         <w:pStyle w:val="FirstParagraph"/>
+        <w:ind w:firstLine="420"/>
       </w:pPr>
       <w:r>
         <w:rPr>
@@ -502,28 +574,13 @@
     </w:p>
     <w:p>
       <w:pPr>
-        <w:spacing w:before="0" w:after="0"/>
-      </w:pPr>
-    </w:p>
-    <w:p>
-      <w:pPr>
-        <w:spacing w:before="0" w:after="0"/>
-      </w:pPr>
-    </w:p>
-    <w:p>
-      <w:pPr>
-        <w:spacing w:before="0" w:after="0"/>
-      </w:pPr>
-    </w:p>
-    <w:p>
-      <w:pPr>
-        <w:spacing w:before="0" w:after="0"/>
-      </w:pPr>
-    </w:p>
-    <w:p>
-      <w:pPr>
-        <w:spacing w:before="0" w:after="0"/>
-      </w:pPr>
+        <w:spacing w:before="160" w:after="80"/>
+      </w:pPr>
+      <w:r>
+        <w:pict>
+          <v:rect style="width:0;height:1.5pt" o:hralign="center" o:hrstd="t" o:hr="t"/>
+        </w:pict>
+      </w:r>
     </w:p>
     <w:p>
       <w:pPr>
@@ -564,6 +621,7 @@
     <w:p>
       <w:pPr>
         <w:pStyle w:val="FirstParagraph"/>
+        <w:ind w:firstLine="420"/>
       </w:pPr>
       <w:r>
         <w:rPr>
@@ -597,6 +655,7 @@
           <w:ilvl w:val="0"/>
           <w:numId w:val="1002"/>
         </w:numPr>
+        <w:ind w:firstLine="420"/>
       </w:pPr>
       <w:r>
         <w:rPr>
@@ -742,6 +801,7 @@
           <w:ilvl w:val="0"/>
           <w:numId w:val="1002"/>
         </w:numPr>
+        <w:ind w:firstLine="420"/>
       </w:pPr>
       <w:r>
         <w:rPr>
@@ -849,6 +909,7 @@
           <w:ilvl w:val="0"/>
           <w:numId w:val="1002"/>
         </w:numPr>
+        <w:ind w:firstLine="420"/>
       </w:pPr>
       <m:oMath>
         <m:oMathPr>
@@ -1002,6 +1063,7 @@
           <w:ilvl w:val="0"/>
           <w:numId w:val="1002"/>
         </w:numPr>
+        <w:ind w:firstLine="420"/>
       </w:pPr>
       <m:oMath>
         <m:r>
@@ -1061,6 +1123,7 @@
           <w:ilvl w:val="0"/>
           <w:numId w:val="1002"/>
         </w:numPr>
+        <w:ind w:firstLine="420"/>
       </w:pPr>
       <m:oMath>
         <m:oMathPr>
@@ -1215,28 +1278,13 @@
     </w:p>
     <w:p>
       <w:pPr>
-        <w:spacing w:before="0" w:after="0"/>
-      </w:pPr>
-    </w:p>
-    <w:p>
-      <w:pPr>
-        <w:spacing w:before="0" w:after="0"/>
-      </w:pPr>
-    </w:p>
-    <w:p>
-      <w:pPr>
-        <w:spacing w:before="0" w:after="0"/>
-      </w:pPr>
-    </w:p>
-    <w:p>
-      <w:pPr>
-        <w:spacing w:before="0" w:after="0"/>
-      </w:pPr>
-    </w:p>
-    <w:p>
-      <w:pPr>
-        <w:spacing w:before="0" w:after="0"/>
-      </w:pPr>
+        <w:spacing w:before="160" w:after="80"/>
+      </w:pPr>
+      <w:r>
+        <w:pict>
+          <v:rect style="width:0;height:1.5pt" o:hralign="center" o:hrstd="t" o:hr="t"/>
+        </w:pict>
+      </w:r>
     </w:p>
     <w:p>
       <w:pPr>
@@ -1277,6 +1325,7 @@
     <w:p>
       <w:pPr>
         <w:pStyle w:val="FirstParagraph"/>
+        <w:ind w:firstLine="420"/>
       </w:pPr>
       <w:r>
         <w:rPr>
@@ -1310,6 +1359,7 @@
           <w:ilvl w:val="0"/>
           <w:numId w:val="1003"/>
         </w:numPr>
+        <w:ind w:firstLine="420"/>
       </w:pPr>
       <w:r>
         <w:rPr>
@@ -1379,6 +1429,7 @@
           <w:ilvl w:val="0"/>
           <w:numId w:val="1003"/>
         </w:numPr>
+        <w:ind w:firstLine="420"/>
       </w:pPr>
       <m:oMath>
         <m:r>
@@ -1456,6 +1507,7 @@
           <w:ilvl w:val="0"/>
           <w:numId w:val="1003"/>
         </w:numPr>
+        <w:ind w:firstLine="420"/>
       </w:pPr>
       <w:r>
         <w:rPr>
@@ -1557,6 +1609,7 @@
           <w:ilvl w:val="0"/>
           <w:numId w:val="1003"/>
         </w:numPr>
+        <w:ind w:firstLine="420"/>
       </w:pPr>
       <w:r>
         <w:rPr>
@@ -1656,6 +1709,7 @@
           <w:ilvl w:val="0"/>
           <w:numId w:val="1003"/>
         </w:numPr>
+        <w:ind w:firstLine="420"/>
       </w:pPr>
       <m:oMath>
         <m:oMathPr>
@@ -1763,43 +1817,13 @@
     </w:p>
     <w:p>
       <w:pPr>
-        <w:spacing w:before="0" w:after="0"/>
-      </w:pPr>
-    </w:p>
-    <w:p>
-      <w:pPr>
-        <w:spacing w:before="0" w:after="0"/>
-      </w:pPr>
-    </w:p>
-    <w:p>
-      <w:pPr>
-        <w:spacing w:before="0" w:after="0"/>
-      </w:pPr>
-    </w:p>
-    <w:p>
-      <w:pPr>
-        <w:spacing w:before="0" w:after="0"/>
-      </w:pPr>
-    </w:p>
-    <w:p>
-      <w:pPr>
-        <w:spacing w:before="0" w:after="0"/>
-      </w:pPr>
-    </w:p>
-    <w:p>
-      <w:pPr>
-        <w:spacing w:before="0" w:after="0"/>
-      </w:pPr>
-    </w:p>
-    <w:p>
-      <w:pPr>
-        <w:spacing w:before="0" w:after="0"/>
-      </w:pPr>
-    </w:p>
-    <w:p>
-      <w:pPr>
-        <w:spacing w:before="0" w:after="0"/>
-      </w:pPr>
+        <w:spacing w:before="160" w:after="80"/>
+      </w:pPr>
+      <w:r>
+        <w:pict>
+          <v:rect style="width:0;height:1.5pt" o:hralign="center" o:hrstd="t" o:hr="t"/>
+        </w:pict>
+      </w:r>
     </w:p>
     <w:p>
       <w:pPr>
@@ -1840,6 +1864,7 @@
     <w:p>
       <w:pPr>
         <w:pStyle w:val="FirstParagraph"/>
+        <w:ind w:firstLine="420"/>
       </w:pPr>
       <w:r>
         <w:rPr>
@@ -1873,6 +1898,7 @@
           <w:ilvl w:val="0"/>
           <w:numId w:val="1004"/>
         </w:numPr>
+        <w:ind w:firstLine="420"/>
       </w:pPr>
       <w:r>
         <w:rPr>
@@ -1906,6 +1932,7 @@
           <w:ilvl w:val="0"/>
           <w:numId w:val="1004"/>
         </w:numPr>
+        <w:ind w:firstLine="420"/>
       </w:pPr>
       <w:r>
         <w:rPr>
@@ -2103,6 +2130,7 @@
           <w:ilvl w:val="0"/>
           <w:numId w:val="1004"/>
         </w:numPr>
+        <w:ind w:firstLine="420"/>
       </w:pPr>
       <w:r>
         <w:rPr>
@@ -2148,6 +2176,7 @@
           <w:ilvl w:val="0"/>
           <w:numId w:val="1004"/>
         </w:numPr>
+        <w:ind w:firstLine="420"/>
       </w:pPr>
       <w:r>
         <w:rPr>
@@ -2205,6 +2234,7 @@
           <w:ilvl w:val="0"/>
           <w:numId w:val="1004"/>
         </w:numPr>
+        <w:ind w:firstLine="420"/>
       </w:pPr>
       <w:r>
         <w:rPr>
@@ -2233,28 +2263,13 @@
     </w:p>
     <w:p>
       <w:pPr>
-        <w:spacing w:before="0" w:after="0"/>
-      </w:pPr>
-    </w:p>
-    <w:p>
-      <w:pPr>
-        <w:spacing w:before="0" w:after="0"/>
-      </w:pPr>
-    </w:p>
-    <w:p>
-      <w:pPr>
-        <w:spacing w:before="0" w:after="0"/>
-      </w:pPr>
-    </w:p>
-    <w:p>
-      <w:pPr>
-        <w:spacing w:before="0" w:after="0"/>
-      </w:pPr>
-    </w:p>
-    <w:p>
-      <w:pPr>
-        <w:spacing w:before="0" w:after="0"/>
-      </w:pPr>
+        <w:spacing w:before="160" w:after="80"/>
+      </w:pPr>
+      <w:r>
+        <w:pict>
+          <v:rect style="width:0;height:1.5pt" o:hralign="center" o:hrstd="t" o:hr="t"/>
+        </w:pict>
+      </w:r>
     </w:p>
     <w:p>
       <w:pPr>
@@ -2295,6 +2310,7 @@
     <w:p>
       <w:pPr>
         <w:pStyle w:val="FirstParagraph"/>
+        <w:ind w:firstLine="420"/>
       </w:pPr>
       <w:r>
         <w:rPr>
@@ -2483,6 +2499,7 @@
           <w:ilvl w:val="0"/>
           <w:numId w:val="1005"/>
         </w:numPr>
+        <w:ind w:firstLine="420"/>
       </w:pPr>
       <w:r>
         <w:rPr>
@@ -2515,6 +2532,7 @@
           <w:ilvl w:val="0"/>
           <w:numId w:val="1005"/>
         </w:numPr>
+        <w:ind w:firstLine="420"/>
       </w:pPr>
       <w:r>
         <w:rPr>
@@ -2547,6 +2565,7 @@
           <w:ilvl w:val="0"/>
           <w:numId w:val="1005"/>
         </w:numPr>
+        <w:ind w:firstLine="420"/>
       </w:pPr>
       <w:r>
         <w:rPr>
@@ -2569,28 +2588,13 @@
     </w:p>
     <w:p>
       <w:pPr>
-        <w:spacing w:before="0" w:after="0"/>
-      </w:pPr>
-    </w:p>
-    <w:p>
-      <w:pPr>
-        <w:spacing w:before="0" w:after="0"/>
-      </w:pPr>
-    </w:p>
-    <w:p>
-      <w:pPr>
-        <w:spacing w:before="0" w:after="0"/>
-      </w:pPr>
-    </w:p>
-    <w:p>
-      <w:pPr>
-        <w:spacing w:before="0" w:after="0"/>
-      </w:pPr>
-    </w:p>
-    <w:p>
-      <w:pPr>
-        <w:spacing w:before="0" w:after="0"/>
-      </w:pPr>
+        <w:spacing w:before="160" w:after="80"/>
+      </w:pPr>
+      <w:r>
+        <w:pict>
+          <v:rect style="width:0;height:1.5pt" o:hralign="center" o:hrstd="t" o:hr="t"/>
+        </w:pict>
+      </w:r>
     </w:p>
     <w:p>
       <w:pPr>
@@ -2631,6 +2635,7 @@
     <w:p>
       <w:pPr>
         <w:pStyle w:val="FirstParagraph"/>
+        <w:ind w:firstLine="420"/>
       </w:pPr>
       <w:r>
         <w:rPr>
@@ -2666,7 +2671,6 @@
     <w:p>
       <w:pPr>
         <w:pStyle w:val="BodyText"/>
-        <w:spacing w:before="0" w:after="0"/>
       </w:pPr>
       <w:r>
         <w:rPr>
@@ -2837,7 +2841,6 @@
     <w:p>
       <w:pPr>
         <w:pStyle w:val="BodyText"/>
-        <w:spacing w:before="0" w:after="0"/>
       </w:pPr>
       <w:r>
         <w:rPr>
@@ -3008,7 +3011,6 @@
     <w:p>
       <w:pPr>
         <w:pStyle w:val="BodyText"/>
-        <w:spacing w:before="0" w:after="0"/>
       </w:pPr>
       <w:r>
         <w:rPr>
@@ -3176,7 +3178,6 @@
     <w:p>
       <w:pPr>
         <w:pStyle w:val="BodyText"/>
-        <w:spacing w:before="0" w:after="0"/>
       </w:pPr>
       <w:r>
         <w:rPr>
@@ -3370,13 +3371,13 @@
     </w:p>
     <w:p>
       <w:pPr>
-        <w:spacing w:before="0" w:after="0"/>
-      </w:pPr>
-    </w:p>
-    <w:p>
-      <w:pPr>
-        <w:spacing w:before="0" w:after="0"/>
-      </w:pPr>
+        <w:spacing w:before="160" w:after="80"/>
+      </w:pPr>
+      <w:r>
+        <w:pict>
+          <v:rect style="width:0;height:1.5pt" o:hralign="center" o:hrstd="t" o:hr="t"/>
+        </w:pict>
+      </w:r>
     </w:p>
     <w:p>
       <w:pPr>
@@ -3417,6 +3418,7 @@
     <w:p>
       <w:pPr>
         <w:pStyle w:val="FirstParagraph"/>
+        <w:ind w:firstLine="420"/>
       </w:pPr>
       <w:r>
         <w:rPr>
@@ -3546,18 +3548,13 @@
     </w:p>
     <w:p>
       <w:pPr>
-        <w:spacing w:before="0" w:after="0"/>
-      </w:pPr>
-    </w:p>
-    <w:p>
-      <w:pPr>
-        <w:spacing w:before="0" w:after="0"/>
-      </w:pPr>
-    </w:p>
-    <w:p>
-      <w:pPr>
-        <w:spacing w:before="0" w:after="0"/>
-      </w:pPr>
+        <w:spacing w:before="160" w:after="80"/>
+      </w:pPr>
+      <w:r>
+        <w:pict>
+          <v:rect style="width:0;height:1.5pt" o:hralign="center" o:hrstd="t" o:hr="t"/>
+        </w:pict>
+      </w:r>
     </w:p>
     <w:p>
       <w:pPr>
@@ -3598,6 +3595,7 @@
     <w:p>
       <w:pPr>
         <w:pStyle w:val="FirstParagraph"/>
+        <w:ind w:firstLine="420"/>
       </w:pPr>
       <w:r>
         <w:rPr>
@@ -4009,18 +4007,13 @@
     </w:p>
     <w:p>
       <w:pPr>
-        <w:spacing w:before="0" w:after="0"/>
-      </w:pPr>
-    </w:p>
-    <w:p>
-      <w:pPr>
-        <w:spacing w:before="0" w:after="0"/>
-      </w:pPr>
-    </w:p>
-    <w:p>
-      <w:pPr>
-        <w:spacing w:before="0" w:after="0"/>
-      </w:pPr>
+        <w:spacing w:before="160" w:after="80"/>
+      </w:pPr>
+      <w:r>
+        <w:pict>
+          <v:rect style="width:0;height:1.5pt" o:hralign="center" o:hrstd="t" o:hr="t"/>
+        </w:pict>
+      </w:r>
     </w:p>
     <w:p>
       <w:pPr>
@@ -4061,6 +4054,7 @@
     <w:p>
       <w:pPr>
         <w:pStyle w:val="FirstParagraph"/>
+        <w:ind w:firstLine="420"/>
       </w:pPr>
       <w:r>
         <w:rPr>
@@ -4077,18 +4071,13 @@
     </w:p>
     <w:p>
       <w:pPr>
-        <w:spacing w:before="0" w:after="0"/>
-      </w:pPr>
-    </w:p>
-    <w:p>
-      <w:pPr>
-        <w:spacing w:before="0" w:after="0"/>
-      </w:pPr>
-    </w:p>
-    <w:p>
-      <w:pPr>
-        <w:spacing w:before="0" w:after="0"/>
-      </w:pPr>
+        <w:spacing w:before="160" w:after="80"/>
+      </w:pPr>
+      <w:r>
+        <w:pict>
+          <v:rect style="width:0;height:1.5pt" o:hralign="center" o:hrstd="t" o:hr="t"/>
+        </w:pict>
+      </w:r>
     </w:p>
     <w:p>
       <w:pPr>
@@ -4129,6 +4118,7 @@
     <w:p>
       <w:pPr>
         <w:pStyle w:val="FirstParagraph"/>
+        <w:ind w:firstLine="420"/>
       </w:pPr>
       <w:r>
         <w:rPr>
@@ -4412,6 +4402,7 @@
           <w:ilvl w:val="0"/>
           <w:numId w:val="1006"/>
         </w:numPr>
+        <w:ind w:firstLine="420"/>
       </w:pPr>
       <m:oMath>
         <m:oMathPr>
@@ -4578,6 +4569,7 @@
           <w:ilvl w:val="0"/>
           <w:numId w:val="1006"/>
         </w:numPr>
+        <w:ind w:firstLine="420"/>
       </w:pPr>
       <w:r>
         <w:rPr>
@@ -4598,6 +4590,7 @@
           <w:ilvl w:val="0"/>
           <w:numId w:val="1006"/>
         </w:numPr>
+        <w:ind w:firstLine="420"/>
       </w:pPr>
       <w:r>
         <w:rPr>
@@ -4730,28 +4723,13 @@
     </w:p>
     <w:p>
       <w:pPr>
-        <w:spacing w:before="0" w:after="0"/>
-      </w:pPr>
-    </w:p>
-    <w:p>
-      <w:pPr>
-        <w:spacing w:before="0" w:after="0"/>
-      </w:pPr>
-    </w:p>
-    <w:p>
-      <w:pPr>
-        <w:spacing w:before="0" w:after="0"/>
-      </w:pPr>
-    </w:p>
-    <w:p>
-      <w:pPr>
-        <w:spacing w:before="0" w:after="0"/>
-      </w:pPr>
-    </w:p>
-    <w:p>
-      <w:pPr>
-        <w:spacing w:before="0" w:after="0"/>
-      </w:pPr>
+        <w:spacing w:before="160" w:after="80"/>
+      </w:pPr>
+      <w:r>
+        <w:pict>
+          <v:rect style="width:0;height:1.5pt" o:hralign="center" o:hrstd="t" o:hr="t"/>
+        </w:pict>
+      </w:r>
     </w:p>
     <w:p>
       <w:pPr>
@@ -4792,6 +4770,7 @@
     <w:p>
       <w:pPr>
         <w:pStyle w:val="FirstParagraph"/>
+        <w:ind w:firstLine="420"/>
       </w:pPr>
       <w:r>
         <w:rPr>
@@ -5005,28 +4984,13 @@
     </w:p>
     <w:p>
       <w:pPr>
-        <w:spacing w:before="0" w:after="0"/>
-      </w:pPr>
-    </w:p>
-    <w:p>
-      <w:pPr>
-        <w:spacing w:before="0" w:after="0"/>
-      </w:pPr>
-    </w:p>
-    <w:p>
-      <w:pPr>
-        <w:spacing w:before="0" w:after="0"/>
-      </w:pPr>
-    </w:p>
-    <w:p>
-      <w:pPr>
-        <w:spacing w:before="0" w:after="0"/>
-      </w:pPr>
-    </w:p>
-    <w:p>
-      <w:pPr>
-        <w:spacing w:before="0" w:after="0"/>
-      </w:pPr>
+        <w:spacing w:before="160" w:after="80"/>
+      </w:pPr>
+      <w:r>
+        <w:pict>
+          <v:rect style="width:0;height:1.5pt" o:hralign="center" o:hrstd="t" o:hr="t"/>
+        </w:pict>
+      </w:r>
     </w:p>
     <w:p>
       <w:pPr>
@@ -5067,6 +5031,7 @@
     <w:p>
       <w:pPr>
         <w:pStyle w:val="FirstParagraph"/>
+        <w:ind w:firstLine="420"/>
       </w:pPr>
       <w:r>
         <w:rPr>
@@ -5237,18 +5202,13 @@
     </w:p>
     <w:p>
       <w:pPr>
-        <w:spacing w:before="0" w:after="0"/>
-      </w:pPr>
-    </w:p>
-    <w:p>
-      <w:pPr>
-        <w:spacing w:before="0" w:after="0"/>
-      </w:pPr>
-    </w:p>
-    <w:p>
-      <w:pPr>
-        <w:spacing w:before="0" w:after="0"/>
-      </w:pPr>
+        <w:spacing w:before="160" w:after="80"/>
+      </w:pPr>
+      <w:r>
+        <w:pict>
+          <v:rect style="width:0;height:1.5pt" o:hralign="center" o:hrstd="t" o:hr="t"/>
+        </w:pict>
+      </w:r>
     </w:p>
     <w:p>
       <w:pPr>
@@ -5289,6 +5249,7 @@
     <w:p>
       <w:pPr>
         <w:pStyle w:val="FirstParagraph"/>
+        <w:ind w:firstLine="420"/>
       </w:pPr>
       <w:r>
         <w:rPr>
@@ -5346,18 +5307,13 @@
     </w:p>
     <w:p>
       <w:pPr>
-        <w:spacing w:before="0" w:after="0"/>
-      </w:pPr>
-    </w:p>
-    <w:p>
-      <w:pPr>
-        <w:spacing w:before="0" w:after="0"/>
-      </w:pPr>
-    </w:p>
-    <w:p>
-      <w:pPr>
-        <w:spacing w:before="0" w:after="0"/>
-      </w:pPr>
+        <w:spacing w:before="160" w:after="80"/>
+      </w:pPr>
+      <w:r>
+        <w:pict>
+          <v:rect style="width:0;height:1.5pt" o:hralign="center" o:hrstd="t" o:hr="t"/>
+        </w:pict>
+      </w:r>
     </w:p>
     <w:p>
       <w:pPr>
@@ -5398,6 +5354,7 @@
     <w:p>
       <w:pPr>
         <w:pStyle w:val="FirstParagraph"/>
+        <w:ind w:firstLine="420"/>
       </w:pPr>
       <w:r>
         <w:rPr>
@@ -5624,28 +5581,13 @@
     </w:p>
     <w:p>
       <w:pPr>
-        <w:spacing w:before="0" w:after="0"/>
-      </w:pPr>
-    </w:p>
-    <w:p>
-      <w:pPr>
-        <w:spacing w:before="0" w:after="0"/>
-      </w:pPr>
-    </w:p>
-    <w:p>
-      <w:pPr>
-        <w:spacing w:before="0" w:after="0"/>
-      </w:pPr>
-    </w:p>
-    <w:p>
-      <w:pPr>
-        <w:spacing w:before="0" w:after="0"/>
-      </w:pPr>
-    </w:p>
-    <w:p>
-      <w:pPr>
-        <w:spacing w:before="0" w:after="0"/>
-      </w:pPr>
+        <w:spacing w:before="160" w:after="80"/>
+      </w:pPr>
+      <w:r>
+        <w:pict>
+          <v:rect style="width:0;height:1.5pt" o:hralign="center" o:hrstd="t" o:hr="t"/>
+        </w:pict>
+      </w:r>
     </w:p>
     <w:p>
       <w:pPr>
@@ -5686,6 +5628,7 @@
     <w:p>
       <w:pPr>
         <w:pStyle w:val="FirstParagraph"/>
+        <w:ind w:firstLine="420"/>
       </w:pPr>
       <w:r>
         <w:rPr>
@@ -5968,28 +5911,13 @@
     </w:p>
     <w:p>
       <w:pPr>
-        <w:spacing w:before="0" w:after="0"/>
-      </w:pPr>
-    </w:p>
-    <w:p>
-      <w:pPr>
-        <w:spacing w:before="0" w:after="0"/>
-      </w:pPr>
-    </w:p>
-    <w:p>
-      <w:pPr>
-        <w:spacing w:before="0" w:after="0"/>
-      </w:pPr>
-    </w:p>
-    <w:p>
-      <w:pPr>
-        <w:spacing w:before="0" w:after="0"/>
-      </w:pPr>
-    </w:p>
-    <w:p>
-      <w:pPr>
-        <w:spacing w:before="0" w:after="0"/>
-      </w:pPr>
+        <w:spacing w:before="160" w:after="80"/>
+      </w:pPr>
+      <w:r>
+        <w:pict>
+          <v:rect style="width:0;height:1.5pt" o:hralign="center" o:hrstd="t" o:hr="t"/>
+        </w:pict>
+      </w:r>
     </w:p>
     <w:p>
       <w:pPr>
@@ -6030,6 +5958,7 @@
     <w:p>
       <w:pPr>
         <w:pStyle w:val="FirstParagraph"/>
+        <w:ind w:firstLine="420"/>
       </w:pPr>
       <w:r>
         <w:rPr>
@@ -6289,8 +6218,7 @@
     <w:p>
       <w:pPr>
         <w:pStyle w:val="BodyText"/>
-        <w:spacing w:before="0" w:after="0"/>
-        <w:ind w:left="480" w:hanging="480"/>
+        <w:ind w:firstLine="420"/>
       </w:pPr>
       <w:r>
         <w:rPr>
@@ -6310,13 +6238,6 @@
         </w:rPr>
         <w:t xml:space="preserve"> </w:t>
       </w:r>
-    </w:p>
-    <w:p>
-      <w:pPr>
-        <w:pStyle w:val="BodyText"/>
-        <w:spacing w:before="0" w:after="0"/>
-        <w:ind w:left="480" w:hanging="480"/>
-      </w:pPr>
       <w:r>
         <w:rPr>
           <w:rFonts w:ascii="Times New Roman" w:hAnsi="Times New Roman" w:eastAsia="Times New Roman" w:cs="Times New Roman"/>
@@ -6335,13 +6256,6 @@
         </w:rPr>
         <w:t xml:space="preserve"> </w:t>
       </w:r>
-    </w:p>
-    <w:p>
-      <w:pPr>
-        <w:pStyle w:val="BodyText"/>
-        <w:spacing w:before="0" w:after="0"/>
-        <w:ind w:left="480" w:hanging="480"/>
-      </w:pPr>
       <w:r>
         <w:rPr>
           <w:rFonts w:ascii="Times New Roman" w:hAnsi="Times New Roman" w:eastAsia="Times New Roman" w:cs="Times New Roman"/>
@@ -6360,13 +6274,6 @@
         </w:rPr>
         <w:t xml:space="preserve"> </w:t>
       </w:r>
-    </w:p>
-    <w:p>
-      <w:pPr>
-        <w:pStyle w:val="BodyText"/>
-        <w:spacing w:before="0" w:after="0"/>
-        <w:ind w:left="480" w:hanging="480"/>
-      </w:pPr>
       <w:r>
         <w:rPr>
           <w:rFonts w:ascii="Times New Roman" w:hAnsi="Times New Roman" w:eastAsia="Times New Roman" w:cs="Times New Roman"/>
@@ -6392,7 +6299,7 @@
         </w:rPr>
         <w:drawing>
           <wp:inline>
-            <wp:extent cx="3240000" cy="2691000"/>
+            <wp:extent cx="3240000" cy="2754000"/>
             <wp:effectExtent b="0" l="0" r="0" t="0"/>
             <wp:docPr descr="" title="" id="26" name="Picture"/>
             <a:graphic>
@@ -6413,7 +6320,7 @@
                   <pic:spPr bwMode="auto">
                     <a:xfrm>
                       <a:off x="0" y="0"/>
-                      <a:ext cx="3240000" cy="2691000"/>
+                      <a:ext cx="3240000" cy="2754000"/>
                     </a:xfrm>
                     <a:prstGeom prst="rect">
                       <a:avLst/>
@@ -6434,13 +6341,13 @@
     </w:p>
     <w:p>
       <w:pPr>
-        <w:spacing w:before="0" w:after="0"/>
-      </w:pPr>
-    </w:p>
-    <w:p>
-      <w:pPr>
-        <w:spacing w:before="0" w:after="0"/>
-      </w:pPr>
+        <w:spacing w:before="160" w:after="80"/>
+      </w:pPr>
+      <w:r>
+        <w:pict>
+          <v:rect style="width:0;height:1.5pt" o:hralign="center" o:hrstd="t" o:hr="t"/>
+        </w:pict>
+      </w:r>
     </w:p>
     <w:p>
       <w:pPr>
@@ -6481,6 +6388,7 @@
     <w:p>
       <w:pPr>
         <w:pStyle w:val="FirstParagraph"/>
+        <w:ind w:firstLine="420"/>
       </w:pPr>
       <w:r>
         <w:rPr>
@@ -6949,8 +6857,7 @@
     <w:p>
       <w:pPr>
         <w:pStyle w:val="BodyText"/>
-        <w:spacing w:before="0" w:after="0"/>
-        <w:ind w:left="480" w:hanging="480"/>
+        <w:ind w:firstLine="420"/>
       </w:pPr>
       <w:r>
         <w:rPr>
@@ -7034,13 +6941,6 @@
         </w:rPr>
         <w:t xml:space="preserve"> </w:t>
       </w:r>
-    </w:p>
-    <w:p>
-      <w:pPr>
-        <w:pStyle w:val="BodyText"/>
-        <w:spacing w:before="0" w:after="0"/>
-        <w:ind w:left="480" w:hanging="480"/>
-      </w:pPr>
       <w:r>
         <w:rPr>
           <w:rFonts w:ascii="Times New Roman" w:hAnsi="Times New Roman" w:eastAsia="Times New Roman" w:cs="Times New Roman"/>
@@ -7059,13 +6959,6 @@
         </w:rPr>
         <w:t xml:space="preserve"> </w:t>
       </w:r>
-    </w:p>
-    <w:p>
-      <w:pPr>
-        <w:pStyle w:val="BodyText"/>
-        <w:spacing w:before="0" w:after="0"/>
-        <w:ind w:left="480" w:hanging="480"/>
-      </w:pPr>
       <w:r>
         <w:rPr>
           <w:rFonts w:ascii="Times New Roman" w:hAnsi="Times New Roman" w:eastAsia="Times New Roman" w:cs="Times New Roman"/>
@@ -7084,13 +6977,6 @@
         </w:rPr>
         <w:t xml:space="preserve"> </w:t>
       </w:r>
-    </w:p>
-    <w:p>
-      <w:pPr>
-        <w:pStyle w:val="BodyText"/>
-        <w:spacing w:before="0" w:after="0"/>
-        <w:ind w:left="480" w:hanging="480"/>
-      </w:pPr>
       <w:r>
         <w:rPr>
           <w:rFonts w:ascii="Times New Roman" w:hAnsi="Times New Roman" w:eastAsia="Times New Roman" w:cs="Times New Roman"/>
@@ -7129,13 +7015,13 @@
     </w:p>
     <w:p>
       <w:pPr>
-        <w:spacing w:before="0" w:after="0"/>
-      </w:pPr>
-    </w:p>
-    <w:p>
-      <w:pPr>
-        <w:spacing w:before="0" w:after="0"/>
-      </w:pPr>
+        <w:spacing w:before="160" w:after="80"/>
+      </w:pPr>
+      <w:r>
+        <w:pict>
+          <v:rect style="width:0;height:1.5pt" o:hralign="center" o:hrstd="t" o:hr="t"/>
+        </w:pict>
+      </w:r>
     </w:p>
     <w:p>
       <w:pPr>
@@ -7176,6 +7062,7 @@
     <w:p>
       <w:pPr>
         <w:pStyle w:val="FirstParagraph"/>
+        <w:ind w:firstLine="420"/>
       </w:pPr>
       <w:r>
         <w:rPr>
@@ -7938,18 +7825,13 @@
     </w:p>
     <w:p>
       <w:pPr>
-        <w:spacing w:before="0" w:after="0"/>
-      </w:pPr>
-    </w:p>
-    <w:p>
-      <w:pPr>
-        <w:spacing w:before="0" w:after="0"/>
-      </w:pPr>
-    </w:p>
-    <w:p>
-      <w:pPr>
-        <w:spacing w:before="0" w:after="0"/>
-      </w:pPr>
+        <w:spacing w:before="160" w:after="80"/>
+      </w:pPr>
+      <w:r>
+        <w:pict>
+          <v:rect style="width:0;height:1.5pt" o:hralign="center" o:hrstd="t" o:hr="t"/>
+        </w:pict>
+      </w:r>
     </w:p>
     <w:p>
       <w:pPr>
@@ -7994,6 +7876,7 @@
           <w:ilvl w:val="0"/>
           <w:numId w:val="1007"/>
         </w:numPr>
+        <w:ind w:firstLine="420"/>
       </w:pPr>
       <w:r>
         <w:rPr>
@@ -8064,18 +7947,13 @@
     </w:p>
     <w:p>
       <w:pPr>
-        <w:spacing w:before="0" w:after="0"/>
-      </w:pPr>
-    </w:p>
-    <w:p>
-      <w:pPr>
-        <w:spacing w:before="0" w:after="0"/>
-      </w:pPr>
-    </w:p>
-    <w:p>
-      <w:pPr>
-        <w:spacing w:before="0" w:after="0"/>
-      </w:pPr>
+        <w:spacing w:before="160" w:after="80"/>
+      </w:pPr>
+      <w:r>
+        <w:pict>
+          <v:rect style="width:0;height:1.5pt" o:hralign="center" o:hrstd="t" o:hr="t"/>
+        </w:pict>
+      </w:r>
     </w:p>
     <w:p>
       <w:pPr>
@@ -8125,7 +8003,7 @@
         </w:rPr>
         <w:drawing>
           <wp:inline>
-            <wp:extent cx="1429279" cy="927100"/>
+            <wp:extent cx="1460500" cy="927100"/>
             <wp:effectExtent b="0" l="0" r="0" t="0"/>
             <wp:docPr descr="" title="" id="33" name="Picture"/>
             <a:graphic>
@@ -8146,7 +8024,7 @@
                   <pic:spPr bwMode="auto">
                     <a:xfrm>
                       <a:off x="0" y="0"/>
-                      <a:ext cx="1429279" cy="927100"/>
+                      <a:ext cx="1460500" cy="927100"/>
                     </a:xfrm>
                     <a:prstGeom prst="rect">
                       <a:avLst/>
@@ -8168,6 +8046,7 @@
     <w:p>
       <w:pPr>
         <w:pStyle w:val="BodyText"/>
+        <w:ind w:firstLine="420"/>
       </w:pPr>
       <w:r>
         <w:rPr>
@@ -8204,165 +8083,119 @@
           <w:rFonts w:hint="eastAsia" w:ascii="Times New Roman" w:hAnsi="Times New Roman" w:eastAsia="Times New Roman" w:cs="Times New Roman"/>
         </w:rPr>
         <w:t>（</w:t>
+      </w:r>
+      <w:r>
+        <w:rPr>
+          <w:rFonts w:ascii="Times New Roman" w:hAnsi="Times New Roman" w:eastAsia="Times New Roman" w:cs="Times New Roman"/>
+        </w:rPr>
+        <w:t xml:space="preserve">$\ce{C6H5N}$</w:t>
+      </w:r>
+      <w:r>
+        <w:rPr>
+          <w:rFonts w:hint="eastAsia" w:ascii="Times New Roman" w:hAnsi="Times New Roman" w:eastAsia="Times New Roman" w:cs="Times New Roman"/>
+        </w:rPr>
+        <w:t>）</w:t>
+      </w:r>
+      <w:r>
+        <w:rPr>
+          <w:rFonts w:hint="eastAsia" w:ascii="Times New Roman" w:hAnsi="Times New Roman" w:eastAsia="FangSong" w:cs="Times New Roman"/>
+        </w:rPr>
+        <w:t>的衍生物</w:t>
+      </w:r>
+      <w:r>
+        <w:rPr>
+          <w:rFonts w:ascii="Times New Roman" w:hAnsi="Times New Roman" w:eastAsia="Times New Roman" w:cs="Times New Roman"/>
+        </w:rPr>
+        <w:t xml:space="preserve"> </w:t>
+      </w:r>
+      <w:r>
+        <w:rPr>
+          <w:rFonts w:hint="eastAsia" w:ascii="Times New Roman" w:hAnsi="Times New Roman" w:eastAsia="Times New Roman" w:cs="Times New Roman"/>
+        </w:rPr>
+        <w:t>2,2-</w:t>
+      </w:r>
+      <w:r>
+        <w:rPr>
+          <w:rFonts w:hint="eastAsia" w:ascii="Times New Roman" w:hAnsi="Times New Roman" w:eastAsia="FangSong" w:cs="Times New Roman"/>
+        </w:rPr>
+        <w:t>联吡啶</w:t>
+      </w:r>
+      <w:r>
+        <w:rPr>
+          <w:rFonts w:ascii="Times New Roman" w:hAnsi="Times New Roman" w:eastAsia="Times New Roman" w:cs="Times New Roman"/>
+        </w:rPr>
+        <w:t xml:space="preserve"> </w:t>
+      </w:r>
+      <w:r>
+        <w:rPr>
+          <w:rFonts w:ascii="Times New Roman" w:hAnsi="Times New Roman" w:eastAsia="Times New Roman" w:cs="Times New Roman"/>
+        </w:rPr>
+        <w:t xml:space="preserve">$\ce{C6H5N}$</w:t>
+      </w:r>
+      <w:r>
+        <w:rPr>
+          <w:rFonts w:hint="eastAsia" w:ascii="Times New Roman" w:hAnsi="Times New Roman" w:eastAsia="Times New Roman" w:cs="Times New Roman"/>
+        </w:rPr>
+        <w:t>（</w:t>
+      </w:r>
+      <w:r>
+        <w:rPr>
+          <w:rFonts w:hint="eastAsia" w:ascii="Times New Roman" w:hAnsi="Times New Roman" w:eastAsia="FangSong" w:cs="Times New Roman"/>
+        </w:rPr>
+        <w:t>代号</w:t>
+      </w:r>
+      <w:r>
+        <w:rPr>
+          <w:rFonts w:ascii="Times New Roman" w:hAnsi="Times New Roman" w:eastAsia="Times New Roman" w:cs="Times New Roman"/>
+        </w:rPr>
+        <w:t xml:space="preserve"> </w:t>
+      </w:r>
+      <w:r>
+        <w:rPr>
+          <w:rFonts w:hint="eastAsia" w:ascii="Times New Roman" w:hAnsi="Times New Roman" w:eastAsia="Times New Roman" w:cs="Times New Roman"/>
+        </w:rPr>
+        <w:t>A）</w:t>
+      </w:r>
+      <w:r>
+        <w:rPr>
+          <w:rFonts w:hint="eastAsia" w:ascii="Times New Roman" w:hAnsi="Times New Roman" w:eastAsia="FangSong" w:cs="Times New Roman"/>
+        </w:rPr>
+        <w:t>中加入冰醋酸与</w:t>
+      </w:r>
+      <w:r>
+        <w:rPr>
+          <w:rFonts w:ascii="Times New Roman" w:hAnsi="Times New Roman" w:eastAsia="Times New Roman" w:cs="Times New Roman"/>
+        </w:rPr>
+        <w:t xml:space="preserve"> 30%</w:t>
+      </w:r>
+      <w:r>
+        <w:rPr>
+          <w:rFonts w:ascii="Times New Roman" w:hAnsi="Times New Roman" w:eastAsia="Times New Roman" w:cs="Times New Roman"/>
+        </w:rPr>
+        <w:t xml:space="preserve"> </w:t>
       </w:r>
       <m:oMath>
         <m:sSub>
           <m:e>
             <m:r>
-              <m:t>C</m:t>
+              <m:rPr>
+                <m:sty m:val="p"/>
+              </m:rPr>
+              <m:t>H</m:t>
             </m:r>
           </m:e>
           <m:sub>
             <m:r>
-              <m:t>6</m:t>
+              <m:rPr>
+                <m:sty m:val="p"/>
+              </m:rPr>
+              <m:t>2</m:t>
             </m:r>
           </m:sub>
         </m:sSub>
         <m:sSub>
           <m:e>
             <m:r>
-              <m:t>H</m:t>
-            </m:r>
-          </m:e>
-          <m:sub>
-            <m:r>
-              <m:t>5</m:t>
-            </m:r>
-          </m:sub>
-        </m:sSub>
-        <m:r>
-          <m:t>N</m:t>
-        </m:r>
-      </m:oMath>
-      <w:r>
-        <w:rPr>
-          <w:rFonts w:hint="eastAsia" w:ascii="Times New Roman" w:hAnsi="Times New Roman" w:eastAsia="Times New Roman" w:cs="Times New Roman"/>
-        </w:rPr>
-        <w:t>）</w:t>
-      </w:r>
-      <w:r>
-        <w:rPr>
-          <w:rFonts w:hint="eastAsia" w:ascii="Times New Roman" w:hAnsi="Times New Roman" w:eastAsia="FangSong" w:cs="Times New Roman"/>
-        </w:rPr>
-        <w:t>的衍生物</w:t>
-      </w:r>
-      <w:r>
-        <w:rPr>
-          <w:rFonts w:ascii="Times New Roman" w:hAnsi="Times New Roman" w:eastAsia="Times New Roman" w:cs="Times New Roman"/>
-        </w:rPr>
-        <w:t xml:space="preserve"> </w:t>
-      </w:r>
-      <w:r>
-        <w:rPr>
-          <w:rFonts w:hint="eastAsia" w:ascii="Times New Roman" w:hAnsi="Times New Roman" w:eastAsia="Times New Roman" w:cs="Times New Roman"/>
-        </w:rPr>
-        <w:t>2,2-</w:t>
-      </w:r>
-      <w:r>
-        <w:rPr>
-          <w:rFonts w:hint="eastAsia" w:ascii="Times New Roman" w:hAnsi="Times New Roman" w:eastAsia="FangSong" w:cs="Times New Roman"/>
-        </w:rPr>
-        <w:t>联吡啶</w:t>
-      </w:r>
-      <w:r>
-        <w:rPr>
-          <w:rFonts w:ascii="Times New Roman" w:hAnsi="Times New Roman" w:eastAsia="Times New Roman" w:cs="Times New Roman"/>
-        </w:rPr>
-        <w:t xml:space="preserve"> </w:t>
-      </w:r>
-      <m:oMath>
-        <m:sSub>
-          <m:e>
-            <m:r>
-              <m:t>C</m:t>
-            </m:r>
-          </m:e>
-          <m:sub>
-            <m:r>
-              <m:t>6</m:t>
-            </m:r>
-          </m:sub>
-        </m:sSub>
-        <m:sSub>
-          <m:e>
-            <m:r>
-              <m:t>H</m:t>
-            </m:r>
-          </m:e>
-          <m:sub>
-            <m:r>
-              <m:t>5</m:t>
-            </m:r>
-          </m:sub>
-        </m:sSub>
-        <m:r>
-          <m:t>N</m:t>
-        </m:r>
-      </m:oMath>
-      <w:r>
-        <w:rPr>
-          <w:rFonts w:hint="eastAsia" w:ascii="Times New Roman" w:hAnsi="Times New Roman" w:eastAsia="Times New Roman" w:cs="Times New Roman"/>
-        </w:rPr>
-        <w:t>（</w:t>
-      </w:r>
-      <w:r>
-        <w:rPr>
-          <w:rFonts w:hint="eastAsia" w:ascii="Times New Roman" w:hAnsi="Times New Roman" w:eastAsia="FangSong" w:cs="Times New Roman"/>
-        </w:rPr>
-        <w:t>代号</w:t>
-      </w:r>
-      <w:r>
-        <w:rPr>
-          <w:rFonts w:ascii="Times New Roman" w:hAnsi="Times New Roman" w:eastAsia="Times New Roman" w:cs="Times New Roman"/>
-        </w:rPr>
-        <w:t xml:space="preserve"> </w:t>
-      </w:r>
-      <w:r>
-        <w:rPr>
-          <w:rFonts w:hint="eastAsia" w:ascii="Times New Roman" w:hAnsi="Times New Roman" w:eastAsia="Times New Roman" w:cs="Times New Roman"/>
-        </w:rPr>
-        <w:t>A）</w:t>
-      </w:r>
-      <w:r>
-        <w:rPr>
-          <w:rFonts w:hint="eastAsia" w:ascii="Times New Roman" w:hAnsi="Times New Roman" w:eastAsia="FangSong" w:cs="Times New Roman"/>
-        </w:rPr>
-        <w:t>中加入冰醋酸与</w:t>
-      </w:r>
-      <w:r>
-        <w:rPr>
-          <w:rFonts w:ascii="Times New Roman" w:hAnsi="Times New Roman" w:eastAsia="Times New Roman" w:cs="Times New Roman"/>
-        </w:rPr>
-        <w:t xml:space="preserve"> 30%</w:t>
-      </w:r>
-      <w:r>
-        <w:rPr>
-          <w:rFonts w:ascii="Times New Roman" w:hAnsi="Times New Roman" w:eastAsia="Times New Roman" w:cs="Times New Roman"/>
-        </w:rPr>
-        <w:t xml:space="preserve"> </w:t>
-      </w:r>
-      <m:oMath>
-        <m:sSub>
-          <m:e>
-            <m:r>
-              <m:rPr>
-                <m:sty m:val="p"/>
-              </m:rPr>
-              <m:t>H</m:t>
-            </m:r>
-          </m:e>
-          <m:sub>
-            <m:r>
-              <m:rPr>
-                <m:sty m:val="p"/>
-              </m:rPr>
-              <m:t>2</m:t>
-            </m:r>
-          </m:sub>
-        </m:sSub>
-        <m:sSub>
-          <m:e>
-            <m:r>
               <m:rPr>
                 <m:sty m:val="p"/>
               </m:rPr>
@@ -8410,7 +8243,7 @@
         </w:rPr>
         <w:drawing>
           <wp:inline>
-            <wp:extent cx="1866900" cy="1104900"/>
+            <wp:extent cx="1917700" cy="1104900"/>
             <wp:effectExtent b="0" l="0" r="0" t="0"/>
             <wp:docPr descr="" title="" id="36" name="Picture"/>
             <a:graphic>
@@ -8431,7 +8264,7 @@
                   <pic:spPr bwMode="auto">
                     <a:xfrm>
                       <a:off x="0" y="0"/>
-                      <a:ext cx="1866900" cy="1104900"/>
+                      <a:ext cx="1917700" cy="1104900"/>
                     </a:xfrm>
                     <a:prstGeom prst="rect">
                       <a:avLst/>
@@ -8453,6 +8286,7 @@
     <w:p>
       <w:pPr>
         <w:pStyle w:val="BodyText"/>
+        <w:ind w:firstLine="420"/>
       </w:pPr>
       <w:r>
         <w:rPr>
@@ -8979,14 +8813,12 @@
     </w:p>
     <w:p>
       <w:pPr>
-        <w:pStyle w:val="BodyText"/>
-      </w:pPr>
-      <w:r>
-        <w:rPr>
-          <w:rFonts w:ascii="Times New Roman" w:hAnsi="Times New Roman" w:eastAsia="Times New Roman" w:cs="Times New Roman"/>
-        </w:rPr>
-        <w:t xml:space="preserve">9-1 </w:t>
-      </w:r>
+        <w:numPr>
+          <w:ilvl w:val="0"/>
+          <w:numId w:val="1008"/>
+        </w:numPr>
+        <w:ind w:firstLine="420"/>
+      </w:pPr>
       <w:r>
         <w:rPr>
           <w:rFonts w:hint="eastAsia" w:ascii="Times New Roman" w:hAnsi="Times New Roman" w:eastAsia="FangSong" w:cs="Times New Roman"/>
@@ -9014,14 +8846,12 @@
     </w:p>
     <w:p>
       <w:pPr>
-        <w:pStyle w:val="BodyText"/>
-      </w:pPr>
-      <w:r>
-        <w:rPr>
-          <w:rFonts w:ascii="Times New Roman" w:hAnsi="Times New Roman" w:eastAsia="Times New Roman" w:cs="Times New Roman"/>
-        </w:rPr>
-        <w:t xml:space="preserve">9-2 </w:t>
-      </w:r>
+        <w:numPr>
+          <w:ilvl w:val="0"/>
+          <w:numId w:val="1008"/>
+        </w:numPr>
+        <w:ind w:firstLine="420"/>
+      </w:pPr>
       <w:r>
         <w:rPr>
           <w:rFonts w:hint="eastAsia" w:ascii="Times New Roman" w:hAnsi="Times New Roman" w:eastAsia="FangSong" w:cs="Times New Roman"/>
@@ -9097,14 +8927,12 @@
     </w:p>
     <w:p>
       <w:pPr>
-        <w:pStyle w:val="BodyText"/>
-      </w:pPr>
-      <w:r>
-        <w:rPr>
-          <w:rFonts w:ascii="Times New Roman" w:hAnsi="Times New Roman" w:eastAsia="Times New Roman" w:cs="Times New Roman"/>
-        </w:rPr>
-        <w:t xml:space="preserve">9-3 </w:t>
-      </w:r>
+        <w:numPr>
+          <w:ilvl w:val="0"/>
+          <w:numId w:val="1008"/>
+        </w:numPr>
+        <w:ind w:firstLine="420"/>
+      </w:pPr>
       <w:r>
         <w:rPr>
           <w:rFonts w:hint="eastAsia" w:ascii="Times New Roman" w:hAnsi="Times New Roman" w:eastAsia="FangSong" w:cs="Times New Roman"/>
@@ -9132,14 +8960,12 @@
     </w:p>
     <w:p>
       <w:pPr>
-        <w:pStyle w:val="BodyText"/>
-      </w:pPr>
-      <w:r>
-        <w:rPr>
-          <w:rFonts w:ascii="Times New Roman" w:hAnsi="Times New Roman" w:eastAsia="Times New Roman" w:cs="Times New Roman"/>
-        </w:rPr>
-        <w:t xml:space="preserve">9-4 </w:t>
-      </w:r>
+        <w:numPr>
+          <w:ilvl w:val="0"/>
+          <w:numId w:val="1008"/>
+        </w:numPr>
+        <w:ind w:firstLine="420"/>
+      </w:pPr>
       <w:r>
         <w:rPr>
           <w:rFonts w:hint="eastAsia" w:ascii="Times New Roman" w:hAnsi="Times New Roman" w:eastAsia="FangSong" w:cs="Times New Roman"/>
@@ -9167,43 +8993,13 @@
     </w:p>
     <w:p>
       <w:pPr>
-        <w:spacing w:before="0" w:after="0"/>
-      </w:pPr>
-    </w:p>
-    <w:p>
-      <w:pPr>
-        <w:spacing w:before="0" w:after="0"/>
-      </w:pPr>
-    </w:p>
-    <w:p>
-      <w:pPr>
-        <w:spacing w:before="0" w:after="0"/>
-      </w:pPr>
-    </w:p>
-    <w:p>
-      <w:pPr>
-        <w:spacing w:before="0" w:after="0"/>
-      </w:pPr>
-    </w:p>
-    <w:p>
-      <w:pPr>
-        <w:spacing w:before="0" w:after="0"/>
-      </w:pPr>
-    </w:p>
-    <w:p>
-      <w:pPr>
-        <w:spacing w:before="0" w:after="0"/>
-      </w:pPr>
-    </w:p>
-    <w:p>
-      <w:pPr>
-        <w:spacing w:before="0" w:after="0"/>
-      </w:pPr>
-    </w:p>
-    <w:p>
-      <w:pPr>
-        <w:spacing w:before="0" w:after="0"/>
-      </w:pPr>
+        <w:spacing w:before="160" w:after="80"/>
+      </w:pPr>
+      <w:r>
+        <w:pict>
+          <v:rect style="width:0;height:1.5pt" o:hralign="center" o:hrstd="t" o:hr="t"/>
+        </w:pict>
+      </w:r>
     </w:p>
     <w:p>
       <w:pPr>
@@ -9244,6 +9040,7 @@
     <w:p>
       <w:pPr>
         <w:pStyle w:val="FirstParagraph"/>
+        <w:ind w:firstLine="420"/>
       </w:pPr>
       <w:r>
         <w:rPr>
@@ -9459,6 +9256,7 @@
     <w:p>
       <w:pPr>
         <w:pStyle w:val="BodyText"/>
+        <w:ind w:firstLine="420"/>
       </w:pPr>
       <w:r>
         <w:rPr>
@@ -9590,6 +9388,7 @@
     <w:p>
       <w:pPr>
         <w:pStyle w:val="BodyText"/>
+        <w:ind w:firstLine="420"/>
       </w:pPr>
       <w:r>
         <w:rPr>
@@ -9597,7 +9396,7 @@
           <w:b/>
           <w:bCs/>
         </w:rPr>
-        <w:t xml:space="preserve">5-1</w:t>
+        <w:t xml:space="preserve">(1)</w:t>
       </w:r>
       <w:r>
         <w:rPr>
@@ -9645,6 +9444,7 @@
     <w:p>
       <w:pPr>
         <w:pStyle w:val="BodyText"/>
+        <w:ind w:firstLine="420"/>
       </w:pPr>
       <w:r>
         <w:rPr>
@@ -9652,7 +9452,7 @@
           <w:b/>
           <w:bCs/>
         </w:rPr>
-        <w:t xml:space="preserve">5-2</w:t>
+        <w:t xml:space="preserve">(2)</w:t>
       </w:r>
       <w:r>
         <w:rPr>
@@ -9736,6 +9536,7 @@
     <w:p>
       <w:pPr>
         <w:pStyle w:val="BodyText"/>
+        <w:ind w:firstLine="420"/>
       </w:pPr>
       <w:r>
         <w:rPr>
@@ -9743,7 +9544,7 @@
           <w:b/>
           <w:bCs/>
         </w:rPr>
-        <w:t xml:space="preserve">5-3</w:t>
+        <w:t xml:space="preserve">(3)</w:t>
       </w:r>
       <w:r>
         <w:rPr>
@@ -9897,6 +9698,7 @@
     <w:p>
       <w:pPr>
         <w:pStyle w:val="BodyText"/>
+        <w:ind w:firstLine="420"/>
       </w:pPr>
       <w:r>
         <w:rPr>
@@ -9904,7 +9706,7 @@
           <w:b/>
           <w:bCs/>
         </w:rPr>
-        <w:t xml:space="preserve">5-4</w:t>
+        <w:t xml:space="preserve">(4)</w:t>
       </w:r>
       <w:r>
         <w:rPr>
@@ -10006,6 +9808,7 @@
     <w:p>
       <w:pPr>
         <w:pStyle w:val="BodyText"/>
+        <w:ind w:firstLine="420"/>
       </w:pPr>
       <w:r>
         <w:rPr>
@@ -10013,7 +9816,7 @@
           <w:b/>
           <w:bCs/>
         </w:rPr>
-        <w:t xml:space="preserve">5-5</w:t>
+        <w:t xml:space="preserve">(5)</w:t>
       </w:r>
       <w:r>
         <w:rPr>
@@ -10388,43 +10191,13 @@
     </w:p>
     <w:p>
       <w:pPr>
-        <w:spacing w:before="0" w:after="0"/>
-      </w:pPr>
-    </w:p>
-    <w:p>
-      <w:pPr>
-        <w:spacing w:before="0" w:after="0"/>
-      </w:pPr>
-    </w:p>
-    <w:p>
-      <w:pPr>
-        <w:spacing w:before="0" w:after="0"/>
-      </w:pPr>
-    </w:p>
-    <w:p>
-      <w:pPr>
-        <w:spacing w:before="0" w:after="0"/>
-      </w:pPr>
-    </w:p>
-    <w:p>
-      <w:pPr>
-        <w:spacing w:before="0" w:after="0"/>
-      </w:pPr>
-    </w:p>
-    <w:p>
-      <w:pPr>
-        <w:spacing w:before="0" w:after="0"/>
-      </w:pPr>
-    </w:p>
-    <w:p>
-      <w:pPr>
-        <w:spacing w:before="0" w:after="0"/>
-      </w:pPr>
-    </w:p>
-    <w:p>
-      <w:pPr>
-        <w:spacing w:before="0" w:after="0"/>
-      </w:pPr>
+        <w:spacing w:before="160" w:after="80"/>
+      </w:pPr>
+      <w:r>
+        <w:pict>
+          <v:rect style="width:0;height:1.5pt" o:hralign="center" o:hrstd="t" o:hr="t"/>
+        </w:pict>
+      </w:r>
     </w:p>
     <w:p>
       <w:pPr>
@@ -10465,6 +10238,7 @@
     <w:p>
       <w:pPr>
         <w:pStyle w:val="FirstParagraph"/>
+        <w:ind w:firstLine="420"/>
       </w:pPr>
       <w:r>
         <w:rPr>
@@ -10883,6 +10657,7 @@
     <w:p>
       <w:pPr>
         <w:pStyle w:val="BodyText"/>
+        <w:ind w:firstLine="420"/>
       </w:pPr>
       <w:r>
         <w:rPr>
@@ -11188,14 +10963,12 @@
     </w:p>
     <w:p>
       <w:pPr>
-        <w:pStyle w:val="BodyText"/>
-      </w:pPr>
-      <w:r>
-        <w:rPr>
-          <w:rFonts w:ascii="Times New Roman" w:hAnsi="Times New Roman" w:eastAsia="Times New Roman" w:cs="Times New Roman"/>
-        </w:rPr>
-        <w:t xml:space="preserve">9-1 </w:t>
-      </w:r>
+        <w:numPr>
+          <w:ilvl w:val="0"/>
+          <w:numId w:val="1009"/>
+        </w:numPr>
+        <w:ind w:firstLine="420"/>
+      </w:pPr>
       <w:r>
         <w:rPr>
           <w:rFonts w:hint="eastAsia" w:ascii="Times New Roman" w:hAnsi="Times New Roman" w:eastAsia="FangSong" w:cs="Times New Roman"/>
@@ -11520,14 +11293,12 @@
     </w:p>
     <w:p>
       <w:pPr>
-        <w:pStyle w:val="BodyText"/>
-      </w:pPr>
-      <w:r>
-        <w:rPr>
-          <w:rFonts w:ascii="Times New Roman" w:hAnsi="Times New Roman" w:eastAsia="Times New Roman" w:cs="Times New Roman"/>
-        </w:rPr>
-        <w:t xml:space="preserve">9-2 </w:t>
-      </w:r>
+        <w:numPr>
+          <w:ilvl w:val="0"/>
+          <w:numId w:val="1009"/>
+        </w:numPr>
+        <w:ind w:firstLine="420"/>
+      </w:pPr>
       <w:r>
         <w:rPr>
           <w:rFonts w:hint="eastAsia" w:ascii="Times New Roman" w:hAnsi="Times New Roman" w:eastAsia="FangSong" w:cs="Times New Roman"/>
@@ -11796,14 +11567,12 @@
     </w:p>
     <w:p>
       <w:pPr>
-        <w:pStyle w:val="BodyText"/>
-      </w:pPr>
-      <w:r>
-        <w:rPr>
-          <w:rFonts w:ascii="Times New Roman" w:hAnsi="Times New Roman" w:eastAsia="Times New Roman" w:cs="Times New Roman"/>
-        </w:rPr>
-        <w:t xml:space="preserve">9-3 </w:t>
-      </w:r>
+        <w:numPr>
+          <w:ilvl w:val="0"/>
+          <w:numId w:val="1009"/>
+        </w:numPr>
+        <w:ind w:firstLine="420"/>
+      </w:pPr>
       <w:r>
         <w:rPr>
           <w:rFonts w:hint="eastAsia" w:ascii="Times New Roman" w:hAnsi="Times New Roman" w:eastAsia="FangSong" w:cs="Times New Roman"/>
@@ -12204,7 +11973,7 @@
     </w:p>
     <w:p>
       <w:pPr>
-        <w:pStyle w:val="BodyText"/>
+        <w:pStyle w:val="FirstParagraph"/>
         <w:spacing w:before="160" w:after="80"/>
         <w:jc w:val="center"/>
       </w:pPr>
@@ -12378,7 +12147,7 @@
         </w:rPr>
         <w:drawing>
           <wp:inline>
-            <wp:extent cx="3600000" cy="2590974"/>
+            <wp:extent cx="3600000" cy="2616627"/>
             <wp:effectExtent b="0" l="0" r="0" t="0"/>
             <wp:docPr descr="" title="" id="50" name="Picture"/>
             <a:graphic>
@@ -12399,7 +12168,7 @@
                   <pic:spPr bwMode="auto">
                     <a:xfrm>
                       <a:off x="0" y="0"/>
-                      <a:ext cx="3600000" cy="2590974"/>
+                      <a:ext cx="3600000" cy="2616627"/>
                     </a:xfrm>
                     <a:prstGeom prst="rect">
                       <a:avLst/>
@@ -12439,6 +12208,7 @@
     <w:p>
       <w:pPr>
         <w:pStyle w:val="BodyText"/>
+        <w:ind w:firstLine="420"/>
       </w:pPr>
       <w:r>
         <w:rPr>
@@ -12607,6 +12377,7 @@
     <w:p>
       <w:pPr>
         <w:pStyle w:val="BodyText"/>
+        <w:ind w:firstLine="420"/>
       </w:pPr>
       <w:r>
         <w:rPr>
@@ -12659,6 +12430,7 @@
     <w:p>
       <w:pPr>
         <w:pStyle w:val="BodyText"/>
+        <w:ind w:firstLine="420"/>
       </w:pPr>
       <w:r>
         <w:rPr>
@@ -12827,43 +12599,13 @@
     </w:p>
     <w:p>
       <w:pPr>
-        <w:spacing w:before="0" w:after="0"/>
-      </w:pPr>
-    </w:p>
-    <w:p>
-      <w:pPr>
-        <w:spacing w:before="0" w:after="0"/>
-      </w:pPr>
-    </w:p>
-    <w:p>
-      <w:pPr>
-        <w:spacing w:before="0" w:after="0"/>
-      </w:pPr>
-    </w:p>
-    <w:p>
-      <w:pPr>
-        <w:spacing w:before="0" w:after="0"/>
-      </w:pPr>
-    </w:p>
-    <w:p>
-      <w:pPr>
-        <w:spacing w:before="0" w:after="0"/>
-      </w:pPr>
-    </w:p>
-    <w:p>
-      <w:pPr>
-        <w:spacing w:before="0" w:after="0"/>
-      </w:pPr>
-    </w:p>
-    <w:p>
-      <w:pPr>
-        <w:spacing w:before="0" w:after="0"/>
-      </w:pPr>
-    </w:p>
-    <w:p>
-      <w:pPr>
-        <w:spacing w:before="0" w:after="0"/>
-      </w:pPr>
+        <w:spacing w:before="160" w:after="80"/>
+      </w:pPr>
+      <w:r>
+        <w:pict>
+          <v:rect style="width:0;height:1.5pt" o:hralign="center" o:hrstd="t" o:hr="t"/>
+        </w:pict>
+      </w:r>
     </w:p>
     <w:p>
       <w:pPr>
@@ -12904,6 +12646,7 @@
     <w:p>
       <w:pPr>
         <w:pStyle w:val="FirstParagraph"/>
+        <w:ind w:firstLine="420"/>
       </w:pPr>
       <w:r>
         <w:rPr>
@@ -13334,15 +13077,16 @@
       <w:tblPr>
         <w:tblStyle w:val="Table"/>
         <w:tblW w:type="auto" w:w="0"/>
+        <w:tblLook w:firstRow="1" w:lastRow="0" w:firstColumn="0" w:lastColumn="0" w:noHBand="0" w:noVBand="0" w:val="0020"/>
+        <w:jc w:val="center"/>
         <w:tblBorders>
-          <w:top w:val="single" w:sz="12" w:space="0" w:color="000000"/>
-          <w:left w:val="none" w:sz="0" w:space="0" w:color="auto"/>
-          <w:bottom w:val="single" w:sz="12" w:space="0" w:color="000000"/>
-          <w:right w:val="none" w:sz="0" w:space="0" w:color="auto"/>
-          <w:insideH w:val="none" w:sz="0" w:space="0" w:color="auto"/>
-          <w:insideV w:val="none" w:sz="0" w:space="0" w:color="auto"/>
+          <w:top w:val="single" w:sz="12" w:space="0" w:color="333333"/>
+          <w:bottom w:val="single" w:sz="12" w:space="0" w:color="333333"/>
+          <w:left w:val="none"/>
+          <w:right w:val="none"/>
+          <w:insideH w:val="none"/>
+          <w:insideV w:val="none"/>
         </w:tblBorders>
-        <w:tblLook w:firstRow="1" w:lastRow="0" w:firstColumn="0" w:lastColumn="0" w:noHBand="0" w:noVBand="0" w:val="0020"/>
       </w:tblPr>
       <w:tblGrid>
         <w:gridCol w:w="1980"/>
@@ -13357,7 +13101,7 @@
         <w:tc>
           <w:tcPr>
             <w:tcBorders>
-              <w:bottom w:val="single" w:sz="8" w:space="0" w:color="000000"/>
+              <w:bottom w:val="single" w:sz="6" w:space="0" w:color="333333"/>
             </w:tcBorders>
           </w:tcPr>
           <w:p>
@@ -13377,7 +13121,7 @@
         <w:tc>
           <w:tcPr>
             <w:tcBorders>
-              <w:bottom w:val="single" w:sz="8" w:space="0" w:color="000000"/>
+              <w:bottom w:val="single" w:sz="6" w:space="0" w:color="333333"/>
             </w:tcBorders>
           </w:tcPr>
           <w:p>
@@ -13432,7 +13176,7 @@
         <w:tc>
           <w:tcPr>
             <w:tcBorders>
-              <w:bottom w:val="single" w:sz="8" w:space="0" w:color="000000"/>
+              <w:bottom w:val="single" w:sz="6" w:space="0" w:color="333333"/>
             </w:tcBorders>
           </w:tcPr>
           <w:p>
@@ -13487,7 +13231,7 @@
         <w:tc>
           <w:tcPr>
             <w:tcBorders>
-              <w:bottom w:val="single" w:sz="8" w:space="0" w:color="000000"/>
+              <w:bottom w:val="single" w:sz="6" w:space="0" w:color="333333"/>
             </w:tcBorders>
           </w:tcPr>
           <w:p>
@@ -13681,6 +13425,7 @@
       <w:pPr>
         <w:pStyle w:val="BodyText"/>
         <w:spacing w:before="120"/>
+        <w:ind w:firstLine="420"/>
       </w:pPr>
       <w:r>
         <w:rPr>
@@ -13697,14 +13442,12 @@
     </w:p>
     <w:p>
       <w:pPr>
-        <w:pStyle w:val="BodyText"/>
-      </w:pPr>
-      <w:r>
-        <w:rPr>
-          <w:rFonts w:ascii="Times New Roman" w:hAnsi="Times New Roman" w:eastAsia="Times New Roman" w:cs="Times New Roman"/>
-        </w:rPr>
-        <w:t xml:space="preserve">1-1 </w:t>
-      </w:r>
+        <w:numPr>
+          <w:ilvl w:val="0"/>
+          <w:numId w:val="1010"/>
+        </w:numPr>
+        <w:ind w:firstLine="420"/>
+      </w:pPr>
       <w:r>
         <w:rPr>
           <w:rFonts w:hint="eastAsia" w:ascii="Times New Roman" w:hAnsi="Times New Roman" w:eastAsia="FangSong" w:cs="Times New Roman"/>
@@ -13766,14 +13509,12 @@
     </w:p>
     <w:p>
       <w:pPr>
-        <w:pStyle w:val="BodyText"/>
-      </w:pPr>
-      <w:r>
-        <w:rPr>
-          <w:rFonts w:ascii="Times New Roman" w:hAnsi="Times New Roman" w:eastAsia="Times New Roman" w:cs="Times New Roman"/>
-        </w:rPr>
-        <w:t xml:space="preserve">1-2 </w:t>
-      </w:r>
+        <w:numPr>
+          <w:ilvl w:val="0"/>
+          <w:numId w:val="1010"/>
+        </w:numPr>
+        <w:ind w:firstLine="420"/>
+      </w:pPr>
       <w:r>
         <w:rPr>
           <w:rFonts w:hint="eastAsia" w:ascii="Times New Roman" w:hAnsi="Times New Roman" w:eastAsia="FangSong" w:cs="Times New Roman"/>
@@ -13813,14 +13554,12 @@
     </w:p>
     <w:p>
       <w:pPr>
-        <w:pStyle w:val="BodyText"/>
-      </w:pPr>
-      <w:r>
-        <w:rPr>
-          <w:rFonts w:ascii="Times New Roman" w:hAnsi="Times New Roman" w:eastAsia="Times New Roman" w:cs="Times New Roman"/>
-        </w:rPr>
-        <w:t xml:space="preserve">1-3 </w:t>
-      </w:r>
+        <w:numPr>
+          <w:ilvl w:val="0"/>
+          <w:numId w:val="1010"/>
+        </w:numPr>
+        <w:ind w:firstLine="420"/>
+      </w:pPr>
       <w:r>
         <w:rPr>
           <w:rFonts w:hint="eastAsia" w:ascii="Times New Roman" w:hAnsi="Times New Roman" w:eastAsia="FangSong" w:cs="Times New Roman"/>
@@ -13906,14 +13645,12 @@
     </w:p>
     <w:p>
       <w:pPr>
-        <w:pStyle w:val="BodyText"/>
-      </w:pPr>
-      <w:r>
-        <w:rPr>
-          <w:rFonts w:ascii="Times New Roman" w:hAnsi="Times New Roman" w:eastAsia="Times New Roman" w:cs="Times New Roman"/>
-        </w:rPr>
-        <w:t xml:space="preserve">1-4 </w:t>
-      </w:r>
+        <w:numPr>
+          <w:ilvl w:val="0"/>
+          <w:numId w:val="1010"/>
+        </w:numPr>
+        <w:ind w:firstLine="420"/>
+      </w:pPr>
       <w:r>
         <w:rPr>
           <w:rFonts w:hint="eastAsia" w:ascii="Times New Roman" w:hAnsi="Times New Roman" w:eastAsia="FangSong" w:cs="Times New Roman"/>
@@ -14033,14 +13770,12 @@
     </w:p>
     <w:p>
       <w:pPr>
-        <w:pStyle w:val="BodyText"/>
-      </w:pPr>
-      <w:r>
-        <w:rPr>
-          <w:rFonts w:ascii="Times New Roman" w:hAnsi="Times New Roman" w:eastAsia="Times New Roman" w:cs="Times New Roman"/>
-        </w:rPr>
-        <w:t xml:space="preserve">1-5 </w:t>
-      </w:r>
+        <w:numPr>
+          <w:ilvl w:val="0"/>
+          <w:numId w:val="1010"/>
+        </w:numPr>
+        <w:ind w:firstLine="420"/>
+      </w:pPr>
       <w:r>
         <w:rPr>
           <w:rFonts w:hint="eastAsia" w:ascii="Times New Roman" w:hAnsi="Times New Roman" w:eastAsia="FangSong" w:cs="Times New Roman"/>
@@ -14068,7 +13803,7 @@
     </w:p>
     <w:p>
       <w:pPr>
-        <w:pStyle w:val="BodyText"/>
+        <w:pStyle w:val="FirstParagraph"/>
         <w:spacing w:before="160" w:after="80"/>
         <w:jc w:val="center"/>
       </w:pPr>
@@ -14151,6 +13886,7 @@
     <w:p>
       <w:pPr>
         <w:pStyle w:val="BodyText"/>
+        <w:ind w:firstLine="420"/>
       </w:pPr>
       <w:r>
         <w:rPr>
@@ -14222,6 +13958,7 @@
     <w:p>
       <w:pPr>
         <w:pStyle w:val="BodyText"/>
+        <w:ind w:firstLine="420"/>
       </w:pPr>
       <w:r>
         <w:rPr>
@@ -14495,43 +14232,13 @@
     </w:p>
     <w:p>
       <w:pPr>
-        <w:spacing w:before="0" w:after="0"/>
-      </w:pPr>
-    </w:p>
-    <w:p>
-      <w:pPr>
-        <w:spacing w:before="0" w:after="0"/>
-      </w:pPr>
-    </w:p>
-    <w:p>
-      <w:pPr>
-        <w:spacing w:before="0" w:after="0"/>
-      </w:pPr>
-    </w:p>
-    <w:p>
-      <w:pPr>
-        <w:spacing w:before="0" w:after="0"/>
-      </w:pPr>
-    </w:p>
-    <w:p>
-      <w:pPr>
-        <w:spacing w:before="0" w:after="0"/>
-      </w:pPr>
-    </w:p>
-    <w:p>
-      <w:pPr>
-        <w:spacing w:before="0" w:after="0"/>
-      </w:pPr>
-    </w:p>
-    <w:p>
-      <w:pPr>
-        <w:spacing w:before="0" w:after="0"/>
-      </w:pPr>
-    </w:p>
-    <w:p>
-      <w:pPr>
-        <w:spacing w:before="0" w:after="0"/>
-      </w:pPr>
+        <w:spacing w:before="160" w:after="80"/>
+      </w:pPr>
+      <w:r>
+        <w:pict>
+          <v:rect style="width:0;height:1.5pt" o:hralign="center" o:hrstd="t" o:hr="t"/>
+        </w:pict>
+      </w:r>
     </w:p>
     <w:p>
       <w:pPr>
@@ -14572,6 +14279,7 @@
     <w:p>
       <w:pPr>
         <w:pStyle w:val="FirstParagraph"/>
+        <w:ind w:firstLine="420"/>
       </w:pPr>
       <w:r>
         <w:rPr>
@@ -14612,14 +14320,12 @@
     </w:p>
     <w:p>
       <w:pPr>
-        <w:pStyle w:val="BodyText"/>
-      </w:pPr>
-      <w:r>
-        <w:rPr>
-          <w:rFonts w:ascii="Times New Roman" w:hAnsi="Times New Roman" w:eastAsia="Times New Roman" w:cs="Times New Roman"/>
-        </w:rPr>
-        <w:t xml:space="preserve">8-1 </w:t>
-      </w:r>
+        <w:numPr>
+          <w:ilvl w:val="0"/>
+          <w:numId w:val="1011"/>
+        </w:numPr>
+        <w:ind w:firstLine="420"/>
+      </w:pPr>
       <w:r>
         <w:rPr>
           <w:rFonts w:hint="eastAsia" w:ascii="Times New Roman" w:hAnsi="Times New Roman" w:eastAsia="FangSong" w:cs="Times New Roman"/>
@@ -14713,14 +14419,12 @@
     </w:p>
     <w:p>
       <w:pPr>
-        <w:pStyle w:val="BodyText"/>
-      </w:pPr>
-      <w:r>
-        <w:rPr>
-          <w:rFonts w:ascii="Times New Roman" w:hAnsi="Times New Roman" w:eastAsia="Times New Roman" w:cs="Times New Roman"/>
-        </w:rPr>
-        <w:t xml:space="preserve">8-2 </w:t>
-      </w:r>
+        <w:numPr>
+          <w:ilvl w:val="0"/>
+          <w:numId w:val="1011"/>
+        </w:numPr>
+        <w:ind w:firstLine="420"/>
+      </w:pPr>
       <w:r>
         <w:rPr>
           <w:rFonts w:hint="eastAsia" w:ascii="Times New Roman" w:hAnsi="Times New Roman" w:eastAsia="FangSong" w:cs="Times New Roman"/>
@@ -14884,8 +14588,9 @@
       <w:pPr>
         <w:numPr>
           <w:ilvl w:val="0"/>
-          <w:numId w:val="1008"/>
+          <w:numId w:val="1011"/>
         </w:numPr>
+        <w:ind w:firstLine="420"/>
       </w:pPr>
       <w:r>
         <w:rPr>
@@ -14916,8 +14621,9 @@
       <w:pPr>
         <w:numPr>
           <w:ilvl w:val="0"/>
-          <w:numId w:val="1008"/>
+          <w:numId w:val="1011"/>
         </w:numPr>
+        <w:ind w:firstLine="420"/>
       </w:pPr>
       <w:r>
         <w:rPr>
@@ -14948,8 +14654,9 @@
       <w:pPr>
         <w:numPr>
           <w:ilvl w:val="0"/>
-          <w:numId w:val="1008"/>
+          <w:numId w:val="1011"/>
         </w:numPr>
+        <w:ind w:firstLine="420"/>
       </w:pPr>
       <w:r>
         <w:rPr>
@@ -14978,14 +14685,12 @@
     </w:p>
     <w:p>
       <w:pPr>
-        <w:pStyle w:val="FirstParagraph"/>
-      </w:pPr>
-      <w:r>
-        <w:rPr>
-          <w:rFonts w:ascii="Times New Roman" w:hAnsi="Times New Roman" w:eastAsia="Times New Roman" w:cs="Times New Roman"/>
-        </w:rPr>
-        <w:t xml:space="preserve">8-3 </w:t>
-      </w:r>
+        <w:numPr>
+          <w:ilvl w:val="0"/>
+          <w:numId w:val="1011"/>
+        </w:numPr>
+        <w:ind w:firstLine="420"/>
+      </w:pPr>
       <w:r>
         <w:rPr>
           <w:rFonts w:hint="eastAsia" w:ascii="Times New Roman" w:hAnsi="Times New Roman" w:eastAsia="FangSong" w:cs="Times New Roman"/>
@@ -15037,14 +14742,12 @@
     </w:p>
     <w:p>
       <w:pPr>
-        <w:pStyle w:val="BodyText"/>
-      </w:pPr>
-      <w:r>
-        <w:rPr>
-          <w:rFonts w:ascii="Times New Roman" w:hAnsi="Times New Roman" w:eastAsia="Times New Roman" w:cs="Times New Roman"/>
-        </w:rPr>
-        <w:t xml:space="preserve">8-4 </w:t>
-      </w:r>
+        <w:numPr>
+          <w:ilvl w:val="0"/>
+          <w:numId w:val="1011"/>
+        </w:numPr>
+        <w:ind w:firstLine="420"/>
+      </w:pPr>
       <w:r>
         <w:rPr>
           <w:rFonts w:hint="eastAsia" w:ascii="Times New Roman" w:hAnsi="Times New Roman" w:eastAsia="FangSong" w:cs="Times New Roman"/>
@@ -15220,43 +14923,13 @@
     </w:p>
     <w:p>
       <w:pPr>
-        <w:spacing w:before="0" w:after="0"/>
-      </w:pPr>
-    </w:p>
-    <w:p>
-      <w:pPr>
-        <w:spacing w:before="0" w:after="0"/>
-      </w:pPr>
-    </w:p>
-    <w:p>
-      <w:pPr>
-        <w:spacing w:before="0" w:after="0"/>
-      </w:pPr>
-    </w:p>
-    <w:p>
-      <w:pPr>
-        <w:spacing w:before="0" w:after="0"/>
-      </w:pPr>
-    </w:p>
-    <w:p>
-      <w:pPr>
-        <w:spacing w:before="0" w:after="0"/>
-      </w:pPr>
-    </w:p>
-    <w:p>
-      <w:pPr>
-        <w:spacing w:before="0" w:after="0"/>
-      </w:pPr>
-    </w:p>
-    <w:p>
-      <w:pPr>
-        <w:spacing w:before="0" w:after="0"/>
-      </w:pPr>
-    </w:p>
-    <w:p>
-      <w:pPr>
-        <w:spacing w:before="0" w:after="0"/>
-      </w:pPr>
+        <w:spacing w:before="160" w:after="80"/>
+      </w:pPr>
+      <w:r>
+        <w:pict>
+          <v:rect style="width:0;height:1.5pt" o:hralign="center" o:hrstd="t" o:hr="t"/>
+        </w:pict>
+      </w:r>
     </w:p>
     <w:p>
       <w:pPr>
@@ -15297,6 +14970,7 @@
     <w:p>
       <w:pPr>
         <w:pStyle w:val="FirstParagraph"/>
+        <w:ind w:firstLine="420"/>
       </w:pPr>
       <w:r>
         <w:rPr>
@@ -15408,6 +15082,7 @@
     <w:p>
       <w:pPr>
         <w:pStyle w:val="BodyText"/>
+        <w:ind w:firstLine="420"/>
       </w:pPr>
       <w:r>
         <w:rPr>
@@ -15415,7 +15090,7 @@
           <w:b/>
           <w:bCs/>
         </w:rPr>
-        <w:t xml:space="preserve">4-1</w:t>
+        <w:t xml:space="preserve">(1)</w:t>
       </w:r>
       <w:r>
         <w:rPr>
@@ -15439,6 +15114,7 @@
     <w:p>
       <w:pPr>
         <w:pStyle w:val="BodyText"/>
+        <w:ind w:firstLine="420"/>
       </w:pPr>
       <w:r>
         <w:rPr>
@@ -15566,6 +15242,7 @@
     <w:p>
       <w:pPr>
         <w:pStyle w:val="BodyText"/>
+        <w:ind w:firstLine="420"/>
       </w:pPr>
       <w:r>
         <w:rPr>
@@ -15573,7 +15250,7 @@
           <w:b/>
           <w:bCs/>
         </w:rPr>
-        <w:t xml:space="preserve">4-2</w:t>
+        <w:t xml:space="preserve">(2)</w:t>
       </w:r>
       <w:r>
         <w:rPr>
@@ -15645,6 +15322,7 @@
     <w:p>
       <w:pPr>
         <w:pStyle w:val="BodyText"/>
+        <w:ind w:firstLine="420"/>
       </w:pPr>
       <w:r>
         <w:rPr>
@@ -15652,7 +15330,7 @@
           <w:b/>
           <w:bCs/>
         </w:rPr>
-        <w:t xml:space="preserve">4-3</w:t>
+        <w:t xml:space="preserve">(3)</w:t>
       </w:r>
       <w:r>
         <w:rPr>
@@ -15724,6 +15402,7 @@
     <w:p>
       <w:pPr>
         <w:pStyle w:val="BodyText"/>
+        <w:ind w:firstLine="420"/>
       </w:pPr>
       <w:r>
         <w:rPr>
@@ -15731,7 +15410,7 @@
           <w:b/>
           <w:bCs/>
         </w:rPr>
-        <w:t xml:space="preserve">4-4</w:t>
+        <w:t xml:space="preserve">(4)</w:t>
       </w:r>
       <w:r>
         <w:rPr>
@@ -15800,7 +15479,7 @@
         </w:rPr>
         <w:drawing>
           <wp:inline>
-            <wp:extent cx="3600000" cy="1839181"/>
+            <wp:extent cx="3600000" cy="1857618"/>
             <wp:effectExtent b="0" l="0" r="0" t="0"/>
             <wp:docPr descr="" title="" id="62" name="Picture"/>
             <a:graphic>
@@ -15821,7 +15500,7 @@
                   <pic:spPr bwMode="auto">
                     <a:xfrm>
                       <a:off x="0" y="0"/>
-                      <a:ext cx="3600000" cy="1839181"/>
+                      <a:ext cx="3600000" cy="1857618"/>
                     </a:xfrm>
                     <a:prstGeom prst="rect">
                       <a:avLst/>
@@ -15843,6 +15522,7 @@
     <w:p>
       <w:pPr>
         <w:pStyle w:val="BodyText"/>
+        <w:ind w:firstLine="420"/>
       </w:pPr>
       <w:r>
         <w:rPr>
@@ -15860,6 +15540,7 @@
     <w:p>
       <w:pPr>
         <w:pStyle w:val="BodyText"/>
+        <w:ind w:firstLine="420"/>
       </w:pPr>
       <w:r>
         <w:rPr>
@@ -15867,7 +15548,7 @@
           <w:b/>
           <w:bCs/>
         </w:rPr>
-        <w:t xml:space="preserve">4-5</w:t>
+        <w:t xml:space="preserve">(5)</w:t>
       </w:r>
       <w:r>
         <w:rPr>
@@ -15983,6 +15664,7 @@
     <w:p>
       <w:pPr>
         <w:pStyle w:val="BodyText"/>
+        <w:ind w:firstLine="420"/>
       </w:pPr>
       <w:r>
         <w:rPr>
@@ -15990,7 +15672,7 @@
           <w:b/>
           <w:bCs/>
         </w:rPr>
-        <w:t xml:space="preserve">4-6</w:t>
+        <w:t xml:space="preserve">(6)</w:t>
       </w:r>
       <w:r>
         <w:rPr>
@@ -16038,6 +15720,7 @@
     <w:p>
       <w:pPr>
         <w:pStyle w:val="BodyText"/>
+        <w:ind w:firstLine="420"/>
       </w:pPr>
       <w:r>
         <w:rPr>
@@ -16045,7 +15728,7 @@
           <w:b/>
           <w:bCs/>
         </w:rPr>
-        <w:t xml:space="preserve">4-7</w:t>
+        <w:t xml:space="preserve">(7)</w:t>
       </w:r>
       <w:r>
         <w:rPr>
@@ -16114,7 +15797,7 @@
         </w:rPr>
         <w:drawing>
           <wp:inline>
-            <wp:extent cx="3600000" cy="745763"/>
+            <wp:extent cx="3600000" cy="755931"/>
             <wp:effectExtent b="0" l="0" r="0" t="0"/>
             <wp:docPr descr="" title="" id="65" name="Picture"/>
             <a:graphic>
@@ -16135,7 +15818,7 @@
                   <pic:spPr bwMode="auto">
                     <a:xfrm>
                       <a:off x="0" y="0"/>
-                      <a:ext cx="3600000" cy="745763"/>
+                      <a:ext cx="3600000" cy="755931"/>
                     </a:xfrm>
                     <a:prstGeom prst="rect">
                       <a:avLst/>
@@ -16157,6 +15840,7 @@
     <w:p>
       <w:pPr>
         <w:pStyle w:val="BodyText"/>
+        <w:ind w:firstLine="420"/>
       </w:pPr>
       <w:r>
         <w:rPr>
@@ -16263,43 +15947,13 @@
     </w:p>
     <w:p>
       <w:pPr>
-        <w:spacing w:before="0" w:after="0"/>
-      </w:pPr>
-    </w:p>
-    <w:p>
-      <w:pPr>
-        <w:spacing w:before="0" w:after="0"/>
-      </w:pPr>
-    </w:p>
-    <w:p>
-      <w:pPr>
-        <w:spacing w:before="0" w:after="0"/>
-      </w:pPr>
-    </w:p>
-    <w:p>
-      <w:pPr>
-        <w:spacing w:before="0" w:after="0"/>
-      </w:pPr>
-    </w:p>
-    <w:p>
-      <w:pPr>
-        <w:spacing w:before="0" w:after="0"/>
-      </w:pPr>
-    </w:p>
-    <w:p>
-      <w:pPr>
-        <w:spacing w:before="0" w:after="0"/>
-      </w:pPr>
-    </w:p>
-    <w:p>
-      <w:pPr>
-        <w:spacing w:before="0" w:after="0"/>
-      </w:pPr>
-    </w:p>
-    <w:p>
-      <w:pPr>
-        <w:spacing w:before="0" w:after="0"/>
-      </w:pPr>
+        <w:spacing w:before="160" w:after="80"/>
+      </w:pPr>
+      <w:r>
+        <w:pict>
+          <v:rect style="width:0;height:1.5pt" o:hralign="center" o:hrstd="t" o:hr="t"/>
+        </w:pict>
+      </w:r>
     </w:p>
     <w:p>
       <w:pPr>
@@ -16340,6 +15994,7 @@
     <w:p>
       <w:pPr>
         <w:pStyle w:val="FirstParagraph"/>
+        <w:ind w:firstLine="420"/>
       </w:pPr>
       <w:r>
         <w:rPr>
@@ -16381,6 +16036,7 @@
     <w:p>
       <w:pPr>
         <w:pStyle w:val="BodyText"/>
+        <w:ind w:firstLine="420"/>
       </w:pPr>
       <w:r>
         <w:rPr>
@@ -16388,7 +16044,7 @@
           <w:b/>
           <w:bCs/>
         </w:rPr>
-        <w:t xml:space="preserve">8-1</w:t>
+        <w:t xml:space="preserve">(1)</w:t>
       </w:r>
       <w:r>
         <w:rPr>
@@ -16498,6 +16154,7 @@
     <w:p>
       <w:pPr>
         <w:pStyle w:val="BodyText"/>
+        <w:ind w:firstLine="420"/>
       </w:pPr>
       <w:r>
         <w:rPr>
@@ -16505,7 +16162,7 @@
           <w:b/>
           <w:bCs/>
         </w:rPr>
-        <w:t xml:space="preserve">8-2</w:t>
+        <w:t xml:space="preserve">(2)</w:t>
       </w:r>
       <w:r>
         <w:rPr>
@@ -16541,6 +16198,7 @@
     <w:p>
       <w:pPr>
         <w:pStyle w:val="BodyText"/>
+        <w:ind w:firstLine="420"/>
       </w:pPr>
       <w:r>
         <w:rPr>
@@ -16548,7 +16206,7 @@
           <w:b/>
           <w:bCs/>
         </w:rPr>
-        <w:t xml:space="preserve">8-3</w:t>
+        <w:t xml:space="preserve">(3)</w:t>
       </w:r>
       <w:r>
         <w:rPr>
@@ -16776,6 +16434,7 @@
     <w:p>
       <w:pPr>
         <w:pStyle w:val="BodyText"/>
+        <w:ind w:firstLine="420"/>
       </w:pPr>
       <w:r>
         <w:rPr>
@@ -16783,7 +16442,7 @@
           <w:b/>
           <w:bCs/>
         </w:rPr>
-        <w:t xml:space="preserve">8-4</w:t>
+        <w:t xml:space="preserve">(4)</w:t>
       </w:r>
       <w:r>
         <w:rPr>
@@ -17892,6 +17551,7 @@
     <w:p>
       <w:pPr>
         <w:pStyle w:val="BodyText"/>
+        <w:ind w:firstLine="420"/>
       </w:pPr>
       <w:r>
         <w:rPr>
@@ -17899,7 +17559,7 @@
           <w:b/>
           <w:bCs/>
         </w:rPr>
-        <w:t xml:space="preserve">8-5</w:t>
+        <w:t xml:space="preserve">(5)</w:t>
       </w:r>
       <w:r>
         <w:rPr>
@@ -18017,6 +17677,7 @@
     <w:p>
       <w:pPr>
         <w:pStyle w:val="BodyText"/>
+        <w:ind w:firstLine="420"/>
       </w:pPr>
       <w:r>
         <w:rPr>
@@ -18024,7 +17685,7 @@
           <w:b/>
           <w:bCs/>
         </w:rPr>
-        <w:t xml:space="preserve">8-6</w:t>
+        <w:t xml:space="preserve">(6)</w:t>
       </w:r>
       <w:r>
         <w:rPr>
@@ -19175,43 +18836,13 @@
     </w:p>
     <w:p>
       <w:pPr>
-        <w:spacing w:before="0" w:after="0"/>
-      </w:pPr>
-    </w:p>
-    <w:p>
-      <w:pPr>
-        <w:spacing w:before="0" w:after="0"/>
-      </w:pPr>
-    </w:p>
-    <w:p>
-      <w:pPr>
-        <w:spacing w:before="0" w:after="0"/>
-      </w:pPr>
-    </w:p>
-    <w:p>
-      <w:pPr>
-        <w:spacing w:before="0" w:after="0"/>
-      </w:pPr>
-    </w:p>
-    <w:p>
-      <w:pPr>
-        <w:spacing w:before="0" w:after="0"/>
-      </w:pPr>
-    </w:p>
-    <w:p>
-      <w:pPr>
-        <w:spacing w:before="0" w:after="0"/>
-      </w:pPr>
-    </w:p>
-    <w:p>
-      <w:pPr>
-        <w:spacing w:before="0" w:after="0"/>
-      </w:pPr>
-    </w:p>
-    <w:p>
-      <w:pPr>
-        <w:spacing w:before="0" w:after="0"/>
-      </w:pPr>
+        <w:spacing w:before="160" w:after="80"/>
+      </w:pPr>
+      <w:r>
+        <w:pict>
+          <v:rect style="width:0;height:1.5pt" o:hralign="center" o:hrstd="t" o:hr="t"/>
+        </w:pict>
+      </w:r>
     </w:p>
     <w:p>
       <w:pPr>
@@ -19252,6 +18883,7 @@
     <w:p>
       <w:pPr>
         <w:pStyle w:val="FirstParagraph"/>
+        <w:ind w:firstLine="420"/>
       </w:pPr>
       <w:r>
         <w:rPr>
@@ -19579,6 +19211,7 @@
     <w:p>
       <w:pPr>
         <w:pStyle w:val="BodyText"/>
+        <w:ind w:firstLine="420"/>
       </w:pPr>
       <w:r>
         <w:rPr>
@@ -19778,6 +19411,7 @@
     <w:p>
       <w:pPr>
         <w:pStyle w:val="BodyText"/>
+        <w:ind w:firstLine="420"/>
       </w:pPr>
       <w:r>
         <w:rPr>
@@ -19794,14 +19428,12 @@
     </w:p>
     <w:p>
       <w:pPr>
-        <w:pStyle w:val="BodyText"/>
-      </w:pPr>
-      <w:r>
-        <w:rPr>
-          <w:rFonts w:ascii="Times New Roman" w:hAnsi="Times New Roman" w:eastAsia="Times New Roman" w:cs="Times New Roman"/>
-        </w:rPr>
-        <w:t xml:space="preserve">8-1 </w:t>
-      </w:r>
+        <w:numPr>
+          <w:ilvl w:val="0"/>
+          <w:numId w:val="1012"/>
+        </w:numPr>
+        <w:ind w:firstLine="420"/>
+      </w:pPr>
       <w:r>
         <w:rPr>
           <w:rFonts w:hint="eastAsia" w:ascii="Times New Roman" w:hAnsi="Times New Roman" w:eastAsia="FangSong" w:cs="Times New Roman"/>
@@ -19889,14 +19521,12 @@
     </w:p>
     <w:p>
       <w:pPr>
-        <w:pStyle w:val="BodyText"/>
-      </w:pPr>
-      <w:r>
-        <w:rPr>
-          <w:rFonts w:ascii="Times New Roman" w:hAnsi="Times New Roman" w:eastAsia="Times New Roman" w:cs="Times New Roman"/>
-        </w:rPr>
-        <w:t xml:space="preserve">8-2 </w:t>
-      </w:r>
+        <w:numPr>
+          <w:ilvl w:val="0"/>
+          <w:numId w:val="1012"/>
+        </w:numPr>
+        <w:ind w:firstLine="420"/>
+      </w:pPr>
       <w:r>
         <w:rPr>
           <w:rFonts w:hint="eastAsia" w:ascii="Times New Roman" w:hAnsi="Times New Roman" w:eastAsia="FangSong" w:cs="Times New Roman"/>
@@ -19941,14 +19571,12 @@
     </w:p>
     <w:p>
       <w:pPr>
-        <w:pStyle w:val="BodyText"/>
-      </w:pPr>
-      <w:r>
-        <w:rPr>
-          <w:rFonts w:ascii="Times New Roman" w:hAnsi="Times New Roman" w:eastAsia="Times New Roman" w:cs="Times New Roman"/>
-        </w:rPr>
-        <w:t xml:space="preserve">8-3 </w:t>
-      </w:r>
+        <w:numPr>
+          <w:ilvl w:val="0"/>
+          <w:numId w:val="1012"/>
+        </w:numPr>
+        <w:ind w:firstLine="420"/>
+      </w:pPr>
       <w:r>
         <w:rPr>
           <w:rFonts w:hint="eastAsia" w:ascii="Times New Roman" w:hAnsi="Times New Roman" w:eastAsia="FangSong" w:cs="Times New Roman"/>
@@ -20047,14 +19675,12 @@
     </w:p>
     <w:p>
       <w:pPr>
-        <w:pStyle w:val="BodyText"/>
-      </w:pPr>
-      <w:r>
-        <w:rPr>
-          <w:rFonts w:ascii="Times New Roman" w:hAnsi="Times New Roman" w:eastAsia="Times New Roman" w:cs="Times New Roman"/>
-        </w:rPr>
-        <w:t xml:space="preserve">8-4 </w:t>
-      </w:r>
+        <w:numPr>
+          <w:ilvl w:val="0"/>
+          <w:numId w:val="1012"/>
+        </w:numPr>
+        <w:ind w:firstLine="420"/>
+      </w:pPr>
       <w:r>
         <w:rPr>
           <w:rFonts w:hint="eastAsia" w:ascii="Times New Roman" w:hAnsi="Times New Roman" w:eastAsia="FangSong" w:cs="Times New Roman"/>
@@ -20188,14 +19814,12 @@
     </w:p>
     <w:p>
       <w:pPr>
-        <w:pStyle w:val="BodyText"/>
-      </w:pPr>
-      <w:r>
-        <w:rPr>
-          <w:rFonts w:ascii="Times New Roman" w:hAnsi="Times New Roman" w:eastAsia="Times New Roman" w:cs="Times New Roman"/>
-        </w:rPr>
-        <w:t xml:space="preserve">8-5 </w:t>
-      </w:r>
+        <w:numPr>
+          <w:ilvl w:val="0"/>
+          <w:numId w:val="1012"/>
+        </w:numPr>
+        <w:ind w:firstLine="420"/>
+      </w:pPr>
       <w:r>
         <w:rPr>
           <w:rFonts w:hint="eastAsia" w:ascii="Times New Roman" w:hAnsi="Times New Roman" w:eastAsia="FangSong" w:cs="Times New Roman"/>
@@ -20319,14 +19943,12 @@
     </w:p>
     <w:p>
       <w:pPr>
-        <w:pStyle w:val="BodyText"/>
-      </w:pPr>
-      <w:r>
-        <w:rPr>
-          <w:rFonts w:ascii="Times New Roman" w:hAnsi="Times New Roman" w:eastAsia="Times New Roman" w:cs="Times New Roman"/>
-        </w:rPr>
-        <w:t xml:space="preserve">8-6 </w:t>
-      </w:r>
+        <w:numPr>
+          <w:ilvl w:val="0"/>
+          <w:numId w:val="1012"/>
+        </w:numPr>
+        <w:ind w:firstLine="420"/>
+      </w:pPr>
       <w:r>
         <w:rPr>
           <w:rFonts w:hint="eastAsia" w:ascii="Times New Roman" w:hAnsi="Times New Roman" w:eastAsia="FangSong" w:cs="Times New Roman"/>
@@ -20519,43 +20141,13 @@
     </w:p>
     <w:p>
       <w:pPr>
-        <w:spacing w:before="0" w:after="0"/>
-      </w:pPr>
-    </w:p>
-    <w:p>
-      <w:pPr>
-        <w:spacing w:before="0" w:after="0"/>
-      </w:pPr>
-    </w:p>
-    <w:p>
-      <w:pPr>
-        <w:spacing w:before="0" w:after="0"/>
-      </w:pPr>
-    </w:p>
-    <w:p>
-      <w:pPr>
-        <w:spacing w:before="0" w:after="0"/>
-      </w:pPr>
-    </w:p>
-    <w:p>
-      <w:pPr>
-        <w:spacing w:before="0" w:after="0"/>
-      </w:pPr>
-    </w:p>
-    <w:p>
-      <w:pPr>
-        <w:spacing w:before="0" w:after="0"/>
-      </w:pPr>
-    </w:p>
-    <w:p>
-      <w:pPr>
-        <w:spacing w:before="0" w:after="0"/>
-      </w:pPr>
-    </w:p>
-    <w:p>
-      <w:pPr>
-        <w:spacing w:before="0" w:after="0"/>
-      </w:pPr>
+        <w:spacing w:before="160" w:after="80"/>
+      </w:pPr>
+      <w:r>
+        <w:pict>
+          <v:rect style="width:0;height:1.5pt" o:hralign="center" o:hrstd="t" o:hr="t"/>
+        </w:pict>
+      </w:r>
     </w:p>
     <w:p>
       <w:pPr>
@@ -20596,6 +20188,7 @@
     <w:p>
       <w:pPr>
         <w:pStyle w:val="FirstParagraph"/>
+        <w:ind w:firstLine="420"/>
       </w:pPr>
       <w:r>
         <w:rPr>
@@ -20771,14 +20364,12 @@
     </w:p>
     <w:p>
       <w:pPr>
-        <w:pStyle w:val="BodyText"/>
-      </w:pPr>
-      <w:r>
-        <w:rPr>
-          <w:rFonts w:ascii="Times New Roman" w:hAnsi="Times New Roman" w:eastAsia="Times New Roman" w:cs="Times New Roman"/>
-        </w:rPr>
-        <w:t xml:space="preserve">9-1 </w:t>
-      </w:r>
+        <w:numPr>
+          <w:ilvl w:val="0"/>
+          <w:numId w:val="1013"/>
+        </w:numPr>
+        <w:ind w:firstLine="420"/>
+      </w:pPr>
       <w:r>
         <w:rPr>
           <w:rFonts w:hint="eastAsia" w:ascii="Times New Roman" w:hAnsi="Times New Roman" w:eastAsia="FangSong" w:cs="Times New Roman"/>
@@ -20830,14 +20421,12 @@
     </w:p>
     <w:p>
       <w:pPr>
-        <w:pStyle w:val="BodyText"/>
-      </w:pPr>
-      <w:r>
-        <w:rPr>
-          <w:rFonts w:ascii="Times New Roman" w:hAnsi="Times New Roman" w:eastAsia="Times New Roman" w:cs="Times New Roman"/>
-        </w:rPr>
-        <w:t xml:space="preserve">9-2 </w:t>
-      </w:r>
+        <w:numPr>
+          <w:ilvl w:val="0"/>
+          <w:numId w:val="1013"/>
+        </w:numPr>
+        <w:ind w:firstLine="420"/>
+      </w:pPr>
       <w:r>
         <w:rPr>
           <w:rFonts w:hint="eastAsia" w:ascii="Times New Roman" w:hAnsi="Times New Roman" w:eastAsia="FangSong" w:cs="Times New Roman"/>
@@ -20877,14 +20466,12 @@
     </w:p>
     <w:p>
       <w:pPr>
-        <w:pStyle w:val="BodyText"/>
-      </w:pPr>
-      <w:r>
-        <w:rPr>
-          <w:rFonts w:ascii="Times New Roman" w:hAnsi="Times New Roman" w:eastAsia="Times New Roman" w:cs="Times New Roman"/>
-        </w:rPr>
-        <w:t xml:space="preserve">9-3 </w:t>
-      </w:r>
+        <w:numPr>
+          <w:ilvl w:val="0"/>
+          <w:numId w:val="1013"/>
+        </w:numPr>
+        <w:ind w:firstLine="420"/>
+      </w:pPr>
       <w:r>
         <w:rPr>
           <w:rFonts w:hint="eastAsia" w:ascii="Times New Roman" w:hAnsi="Times New Roman" w:eastAsia="FangSong" w:cs="Times New Roman"/>
@@ -21018,13 +20605,17 @@
     </w:p>
     <w:p>
       <w:pPr>
-        <w:pStyle w:val="BodyText"/>
-      </w:pPr>
-      <w:r>
-        <w:rPr>
-          <w:rFonts w:ascii="Times New Roman" w:hAnsi="Times New Roman" w:eastAsia="Times New Roman" w:cs="Times New Roman"/>
-        </w:rPr>
-        <w:t xml:space="preserve">9-4 X </w:t>
+        <w:numPr>
+          <w:ilvl w:val="0"/>
+          <w:numId w:val="1013"/>
+        </w:numPr>
+        <w:ind w:firstLine="420"/>
+      </w:pPr>
+      <w:r>
+        <w:rPr>
+          <w:rFonts w:ascii="Times New Roman" w:hAnsi="Times New Roman" w:eastAsia="Times New Roman" w:cs="Times New Roman"/>
+        </w:rPr>
+        <w:t xml:space="preserve">X </w:t>
       </w:r>
       <w:r>
         <w:rPr>
@@ -21147,14 +20738,12 @@
     </w:p>
     <w:p>
       <w:pPr>
-        <w:pStyle w:val="BodyText"/>
-      </w:pPr>
-      <w:r>
-        <w:rPr>
-          <w:rFonts w:ascii="Times New Roman" w:hAnsi="Times New Roman" w:eastAsia="Times New Roman" w:cs="Times New Roman"/>
-        </w:rPr>
-        <w:t xml:space="preserve">9-5 </w:t>
-      </w:r>
+        <w:numPr>
+          <w:ilvl w:val="0"/>
+          <w:numId w:val="1013"/>
+        </w:numPr>
+        <w:ind w:firstLine="420"/>
+      </w:pPr>
       <w:r>
         <w:rPr>
           <w:rFonts w:hint="eastAsia" w:ascii="Times New Roman" w:hAnsi="Times New Roman" w:eastAsia="FangSong" w:cs="Times New Roman"/>
@@ -21182,13 +20771,17 @@
     </w:p>
     <w:p>
       <w:pPr>
-        <w:pStyle w:val="BodyText"/>
-      </w:pPr>
-      <w:r>
-        <w:rPr>
-          <w:rFonts w:ascii="Times New Roman" w:hAnsi="Times New Roman" w:eastAsia="Times New Roman" w:cs="Times New Roman"/>
-        </w:rPr>
-        <w:t xml:space="preserve">9-6 X </w:t>
+        <w:numPr>
+          <w:ilvl w:val="0"/>
+          <w:numId w:val="1013"/>
+        </w:numPr>
+        <w:ind w:firstLine="420"/>
+      </w:pPr>
+      <w:r>
+        <w:rPr>
+          <w:rFonts w:ascii="Times New Roman" w:hAnsi="Times New Roman" w:eastAsia="Times New Roman" w:cs="Times New Roman"/>
+        </w:rPr>
+        <w:t xml:space="preserve">X </w:t>
       </w:r>
       <w:r>
         <w:rPr>
@@ -21229,43 +20822,13 @@
     </w:p>
     <w:p>
       <w:pPr>
-        <w:spacing w:before="0" w:after="0"/>
-      </w:pPr>
-    </w:p>
-    <w:p>
-      <w:pPr>
-        <w:spacing w:before="0" w:after="0"/>
-      </w:pPr>
-    </w:p>
-    <w:p>
-      <w:pPr>
-        <w:spacing w:before="0" w:after="0"/>
-      </w:pPr>
-    </w:p>
-    <w:p>
-      <w:pPr>
-        <w:spacing w:before="0" w:after="0"/>
-      </w:pPr>
-    </w:p>
-    <w:p>
-      <w:pPr>
-        <w:spacing w:before="0" w:after="0"/>
-      </w:pPr>
-    </w:p>
-    <w:p>
-      <w:pPr>
-        <w:spacing w:before="0" w:after="0"/>
-      </w:pPr>
-    </w:p>
-    <w:p>
-      <w:pPr>
-        <w:spacing w:before="0" w:after="0"/>
-      </w:pPr>
-    </w:p>
-    <w:p>
-      <w:pPr>
-        <w:spacing w:before="0" w:after="0"/>
-      </w:pPr>
+        <w:spacing w:before="160" w:after="80"/>
+      </w:pPr>
+      <w:r>
+        <w:pict>
+          <v:rect style="width:0;height:1.5pt" o:hralign="center" o:hrstd="t" o:hr="t"/>
+        </w:pict>
+      </w:r>
     </w:p>
     <w:p>
       <w:pPr>
@@ -21306,6 +20869,7 @@
     <w:p>
       <w:pPr>
         <w:pStyle w:val="FirstParagraph"/>
+        <w:ind w:firstLine="420"/>
       </w:pPr>
       <w:r>
         <w:rPr>
@@ -21401,14 +20965,12 @@
     </w:p>
     <w:p>
       <w:pPr>
-        <w:pStyle w:val="BodyText"/>
-      </w:pPr>
-      <w:r>
-        <w:rPr>
-          <w:rFonts w:ascii="Times New Roman" w:hAnsi="Times New Roman" w:eastAsia="Times New Roman" w:cs="Times New Roman"/>
-        </w:rPr>
-        <w:t xml:space="preserve">1-1 </w:t>
-      </w:r>
+        <w:numPr>
+          <w:ilvl w:val="0"/>
+          <w:numId w:val="1014"/>
+        </w:numPr>
+        <w:ind w:firstLine="420"/>
+      </w:pPr>
       <w:r>
         <w:rPr>
           <w:rFonts w:hint="eastAsia" w:ascii="Times New Roman" w:hAnsi="Times New Roman" w:eastAsia="FangSong" w:cs="Times New Roman"/>
@@ -21611,14 +21173,12 @@
     </w:p>
     <w:p>
       <w:pPr>
-        <w:pStyle w:val="BodyText"/>
-      </w:pPr>
-      <w:r>
-        <w:rPr>
-          <w:rFonts w:ascii="Times New Roman" w:hAnsi="Times New Roman" w:eastAsia="Times New Roman" w:cs="Times New Roman"/>
-        </w:rPr>
-        <w:t xml:space="preserve">1-2 </w:t>
-      </w:r>
+        <w:numPr>
+          <w:ilvl w:val="0"/>
+          <w:numId w:val="1014"/>
+        </w:numPr>
+        <w:ind w:firstLine="420"/>
+      </w:pPr>
       <w:r>
         <w:rPr>
           <w:rFonts w:hint="eastAsia" w:ascii="Times New Roman" w:hAnsi="Times New Roman" w:eastAsia="FangSong" w:cs="Times New Roman"/>
@@ -21658,14 +21218,12 @@
     </w:p>
     <w:p>
       <w:pPr>
-        <w:pStyle w:val="BodyText"/>
-      </w:pPr>
-      <w:r>
-        <w:rPr>
-          <w:rFonts w:ascii="Times New Roman" w:hAnsi="Times New Roman" w:eastAsia="Times New Roman" w:cs="Times New Roman"/>
-        </w:rPr>
-        <w:t xml:space="preserve">1-3 </w:t>
-      </w:r>
+        <w:numPr>
+          <w:ilvl w:val="0"/>
+          <w:numId w:val="1014"/>
+        </w:numPr>
+        <w:ind w:firstLine="420"/>
+      </w:pPr>
       <w:r>
         <w:rPr>
           <w:rFonts w:hint="eastAsia" w:ascii="Times New Roman" w:hAnsi="Times New Roman" w:eastAsia="FangSong" w:cs="Times New Roman"/>
@@ -21705,20 +21263,12 @@
     </w:p>
     <w:p>
       <w:pPr>
-        <w:pStyle w:val="BodyText"/>
-      </w:pPr>
-      <w:r>
-        <w:rPr>
-          <w:rFonts w:ascii="Times New Roman" w:hAnsi="Times New Roman" w:eastAsia="Times New Roman" w:cs="Times New Roman"/>
-        </w:rPr>
-        <w:t xml:space="preserve">1-4</w:t>
-      </w:r>
-      <w:r>
-        <w:rPr>
-          <w:rFonts w:ascii="Times New Roman" w:hAnsi="Times New Roman" w:eastAsia="Times New Roman" w:cs="Times New Roman"/>
-        </w:rPr>
-        <w:t xml:space="preserve"> </w:t>
-      </w:r>
+        <w:numPr>
+          <w:ilvl w:val="0"/>
+          <w:numId w:val="1014"/>
+        </w:numPr>
+        <w:ind w:firstLine="420"/>
+      </w:pPr>
       <m:oMath>
         <m:r>
           <m:t>I</m:t>
@@ -21769,13 +21319,17 @@
     </w:p>
     <w:p>
       <w:pPr>
-        <w:pStyle w:val="BodyText"/>
-      </w:pPr>
-      <w:r>
-        <w:rPr>
-          <w:rFonts w:ascii="Times New Roman" w:hAnsi="Times New Roman" w:eastAsia="Times New Roman" w:cs="Times New Roman"/>
-        </w:rPr>
-        <w:t xml:space="preserve">1-5 Pb </w:t>
+        <w:numPr>
+          <w:ilvl w:val="0"/>
+          <w:numId w:val="1014"/>
+        </w:numPr>
+        <w:ind w:firstLine="420"/>
+      </w:pPr>
+      <w:r>
+        <w:rPr>
+          <w:rFonts w:ascii="Times New Roman" w:hAnsi="Times New Roman" w:eastAsia="Times New Roman" w:cs="Times New Roman"/>
+        </w:rPr>
+        <w:t xml:space="preserve">Pb </w:t>
       </w:r>
       <w:r>
         <w:rPr>
@@ -21804,14 +21358,12 @@
     </w:p>
     <w:p>
       <w:pPr>
-        <w:pStyle w:val="BodyText"/>
-      </w:pPr>
-      <w:r>
-        <w:rPr>
-          <w:rFonts w:ascii="Times New Roman" w:hAnsi="Times New Roman" w:eastAsia="Times New Roman" w:cs="Times New Roman"/>
-        </w:rPr>
-        <w:t xml:space="preserve">1-6 </w:t>
-      </w:r>
+        <w:numPr>
+          <w:ilvl w:val="0"/>
+          <w:numId w:val="1014"/>
+        </w:numPr>
+        <w:ind w:firstLine="420"/>
+      </w:pPr>
       <w:r>
         <w:rPr>
           <w:rFonts w:hint="eastAsia" w:ascii="Times New Roman" w:hAnsi="Times New Roman" w:eastAsia="FangSong" w:cs="Times New Roman"/>
@@ -21939,43 +21491,13 @@
     </w:p>
     <w:p>
       <w:pPr>
-        <w:spacing w:before="0" w:after="0"/>
-      </w:pPr>
-    </w:p>
-    <w:p>
-      <w:pPr>
-        <w:spacing w:before="0" w:after="0"/>
-      </w:pPr>
-    </w:p>
-    <w:p>
-      <w:pPr>
-        <w:spacing w:before="0" w:after="0"/>
-      </w:pPr>
-    </w:p>
-    <w:p>
-      <w:pPr>
-        <w:spacing w:before="0" w:after="0"/>
-      </w:pPr>
-    </w:p>
-    <w:p>
-      <w:pPr>
-        <w:spacing w:before="0" w:after="0"/>
-      </w:pPr>
-    </w:p>
-    <w:p>
-      <w:pPr>
-        <w:spacing w:before="0" w:after="0"/>
-      </w:pPr>
-    </w:p>
-    <w:p>
-      <w:pPr>
-        <w:spacing w:before="0" w:after="0"/>
-      </w:pPr>
-    </w:p>
-    <w:p>
-      <w:pPr>
-        <w:spacing w:before="0" w:after="0"/>
-      </w:pPr>
+        <w:spacing w:before="160" w:after="80"/>
+      </w:pPr>
+      <w:r>
+        <w:pict>
+          <v:rect style="width:0;height:1.5pt" o:hralign="center" o:hrstd="t" o:hr="t"/>
+        </w:pict>
+      </w:r>
     </w:p>
     <w:p>
       <w:pPr>
@@ -22016,6 +21538,7 @@
     <w:p>
       <w:pPr>
         <w:pStyle w:val="FirstParagraph"/>
+        <w:ind w:firstLine="420"/>
       </w:pPr>
       <w:r>
         <w:rPr>
@@ -22056,14 +21579,12 @@
     </w:p>
     <w:p>
       <w:pPr>
-        <w:pStyle w:val="BodyText"/>
-      </w:pPr>
-      <w:r>
-        <w:rPr>
-          <w:rFonts w:ascii="Times New Roman" w:hAnsi="Times New Roman" w:eastAsia="Times New Roman" w:cs="Times New Roman"/>
-        </w:rPr>
-        <w:t xml:space="preserve">7-1 </w:t>
-      </w:r>
+        <w:numPr>
+          <w:ilvl w:val="0"/>
+          <w:numId w:val="1015"/>
+        </w:numPr>
+        <w:ind w:firstLine="420"/>
+      </w:pPr>
       <w:r>
         <w:rPr>
           <w:rFonts w:hint="eastAsia" w:ascii="Times New Roman" w:hAnsi="Times New Roman" w:eastAsia="FangSong" w:cs="Times New Roman"/>
@@ -22079,14 +21600,12 @@
     </w:p>
     <w:p>
       <w:pPr>
-        <w:pStyle w:val="BodyText"/>
-      </w:pPr>
-      <w:r>
-        <w:rPr>
-          <w:rFonts w:ascii="Times New Roman" w:hAnsi="Times New Roman" w:eastAsia="Times New Roman" w:cs="Times New Roman"/>
-        </w:rPr>
-        <w:t xml:space="preserve">7-2 </w:t>
-      </w:r>
+        <w:numPr>
+          <w:ilvl w:val="0"/>
+          <w:numId w:val="1015"/>
+        </w:numPr>
+        <w:ind w:firstLine="420"/>
+      </w:pPr>
       <w:r>
         <w:rPr>
           <w:rFonts w:hint="eastAsia" w:ascii="Times New Roman" w:hAnsi="Times New Roman" w:eastAsia="Times New Roman" w:cs="Times New Roman"/>
@@ -22434,14 +21953,12 @@
     </w:p>
     <w:p>
       <w:pPr>
-        <w:pStyle w:val="BodyText"/>
-      </w:pPr>
-      <w:r>
-        <w:rPr>
-          <w:rFonts w:ascii="Times New Roman" w:hAnsi="Times New Roman" w:eastAsia="Times New Roman" w:cs="Times New Roman"/>
-        </w:rPr>
-        <w:t xml:space="preserve">7-3 </w:t>
-      </w:r>
+        <w:numPr>
+          <w:ilvl w:val="0"/>
+          <w:numId w:val="1015"/>
+        </w:numPr>
+        <w:ind w:firstLine="420"/>
+      </w:pPr>
       <w:r>
         <w:rPr>
           <w:rFonts w:hint="eastAsia" w:ascii="Times New Roman" w:hAnsi="Times New Roman" w:eastAsia="FangSong" w:cs="Times New Roman"/>
@@ -22608,14 +22125,12 @@
     </w:p>
     <w:p>
       <w:pPr>
-        <w:pStyle w:val="BodyText"/>
-      </w:pPr>
-      <w:r>
-        <w:rPr>
-          <w:rFonts w:ascii="Times New Roman" w:hAnsi="Times New Roman" w:eastAsia="Times New Roman" w:cs="Times New Roman"/>
-        </w:rPr>
-        <w:t xml:space="preserve">7-4 </w:t>
-      </w:r>
+        <w:numPr>
+          <w:ilvl w:val="0"/>
+          <w:numId w:val="1015"/>
+        </w:numPr>
+        <w:ind w:firstLine="420"/>
+      </w:pPr>
       <w:r>
         <w:rPr>
           <w:rFonts w:hint="eastAsia" w:ascii="Times New Roman" w:hAnsi="Times New Roman" w:eastAsia="FangSong" w:cs="Times New Roman"/>
@@ -22775,43 +22290,13 @@
     </w:p>
     <w:p>
       <w:pPr>
-        <w:spacing w:before="0" w:after="0"/>
-      </w:pPr>
-    </w:p>
-    <w:p>
-      <w:pPr>
-        <w:spacing w:before="0" w:after="0"/>
-      </w:pPr>
-    </w:p>
-    <w:p>
-      <w:pPr>
-        <w:spacing w:before="0" w:after="0"/>
-      </w:pPr>
-    </w:p>
-    <w:p>
-      <w:pPr>
-        <w:spacing w:before="0" w:after="0"/>
-      </w:pPr>
-    </w:p>
-    <w:p>
-      <w:pPr>
-        <w:spacing w:before="0" w:after="0"/>
-      </w:pPr>
-    </w:p>
-    <w:p>
-      <w:pPr>
-        <w:spacing w:before="0" w:after="0"/>
-      </w:pPr>
-    </w:p>
-    <w:p>
-      <w:pPr>
-        <w:spacing w:before="0" w:after="0"/>
-      </w:pPr>
-    </w:p>
-    <w:p>
-      <w:pPr>
-        <w:spacing w:before="0" w:after="0"/>
-      </w:pPr>
+        <w:spacing w:before="160" w:after="80"/>
+      </w:pPr>
+      <w:r>
+        <w:pict>
+          <v:rect style="width:0;height:1.5pt" o:hralign="center" o:hrstd="t" o:hr="t"/>
+        </w:pict>
+      </w:r>
     </w:p>
     <w:p>
       <w:pPr>
@@ -22852,6 +22337,7 @@
     <w:p>
       <w:pPr>
         <w:pStyle w:val="FirstParagraph"/>
+        <w:ind w:firstLine="420"/>
       </w:pPr>
       <w:r>
         <w:rPr>
@@ -23097,7 +22583,7 @@
         </w:rPr>
         <w:drawing>
           <wp:inline>
-            <wp:extent cx="3600000" cy="1096815"/>
+            <wp:extent cx="3600000" cy="1108280"/>
             <wp:effectExtent b="0" l="0" r="0" t="0"/>
             <wp:docPr descr="" title="" id="77" name="Picture"/>
             <a:graphic>
@@ -23118,7 +22604,7 @@
                   <pic:spPr bwMode="auto">
                     <a:xfrm>
                       <a:off x="0" y="0"/>
-                      <a:ext cx="3600000" cy="1096815"/>
+                      <a:ext cx="3600000" cy="1108280"/>
                     </a:xfrm>
                     <a:prstGeom prst="rect">
                       <a:avLst/>
@@ -23170,6 +22656,7 @@
     <w:p>
       <w:pPr>
         <w:pStyle w:val="BodyText"/>
+        <w:ind w:firstLine="420"/>
       </w:pPr>
       <w:r>
         <w:rPr>
@@ -23187,6 +22674,7 @@
     <w:p>
       <w:pPr>
         <w:pStyle w:val="BodyText"/>
+        <w:ind w:firstLine="420"/>
       </w:pPr>
       <w:r>
         <w:rPr>
@@ -23376,6 +22864,7 @@
       <w:pPr>
         <w:pStyle w:val="BodyText"/>
         <w:spacing w:after="80"/>
+        <w:ind w:firstLine="420"/>
       </w:pPr>
       <w:r>
         <w:rPr>
@@ -23413,15 +22902,16 @@
         <w:tblStyle w:val="Table"/>
         <w:tblW w:type="pct" w:w="5000"/>
         <w:tblLayout w:type="fixed"/>
+        <w:tblLook w:firstRow="1" w:lastRow="0" w:firstColumn="0" w:lastColumn="0" w:noHBand="0" w:noVBand="0" w:val="0020"/>
+        <w:jc w:val="center"/>
         <w:tblBorders>
-          <w:top w:val="single" w:sz="12" w:space="0" w:color="000000"/>
-          <w:left w:val="none" w:sz="0" w:space="0" w:color="auto"/>
-          <w:bottom w:val="single" w:sz="12" w:space="0" w:color="000000"/>
-          <w:right w:val="none" w:sz="0" w:space="0" w:color="auto"/>
-          <w:insideH w:val="none" w:sz="0" w:space="0" w:color="auto"/>
-          <w:insideV w:val="none" w:sz="0" w:space="0" w:color="auto"/>
+          <w:top w:val="single" w:sz="12" w:space="0" w:color="333333"/>
+          <w:bottom w:val="single" w:sz="12" w:space="0" w:color="333333"/>
+          <w:left w:val="none"/>
+          <w:right w:val="none"/>
+          <w:insideH w:val="none"/>
+          <w:insideV w:val="none"/>
         </w:tblBorders>
-        <w:tblLook w:firstRow="1" w:lastRow="0" w:firstColumn="0" w:lastColumn="0" w:noHBand="0" w:noVBand="0" w:val="0020"/>
       </w:tblPr>
       <w:tblGrid>
         <w:gridCol w:w="1584"/>
@@ -23437,7 +22927,7 @@
         <w:tc>
           <w:tcPr>
             <w:tcBorders>
-              <w:bottom w:val="single" w:sz="8" w:space="0" w:color="000000"/>
+              <w:bottom w:val="single" w:sz="6" w:space="0" w:color="333333"/>
             </w:tcBorders>
           </w:tcPr>
           <w:p>
@@ -23457,7 +22947,7 @@
         <w:tc>
           <w:tcPr>
             <w:tcBorders>
-              <w:bottom w:val="single" w:sz="8" w:space="0" w:color="000000"/>
+              <w:bottom w:val="single" w:sz="6" w:space="0" w:color="333333"/>
             </w:tcBorders>
           </w:tcPr>
           <w:p>
@@ -23527,7 +23017,7 @@
         <w:tc>
           <w:tcPr>
             <w:tcBorders>
-              <w:bottom w:val="single" w:sz="8" w:space="0" w:color="000000"/>
+              <w:bottom w:val="single" w:sz="6" w:space="0" w:color="333333"/>
             </w:tcBorders>
           </w:tcPr>
           <w:p>
@@ -23597,7 +23087,7 @@
         <w:tc>
           <w:tcPr>
             <w:tcBorders>
-              <w:bottom w:val="single" w:sz="8" w:space="0" w:color="000000"/>
+              <w:bottom w:val="single" w:sz="6" w:space="0" w:color="333333"/>
             </w:tcBorders>
           </w:tcPr>
           <w:p>
@@ -23667,7 +23157,7 @@
         <w:tc>
           <w:tcPr>
             <w:tcBorders>
-              <w:bottom w:val="single" w:sz="8" w:space="0" w:color="000000"/>
+              <w:bottom w:val="single" w:sz="6" w:space="0" w:color="333333"/>
             </w:tcBorders>
           </w:tcPr>
           <w:p>
@@ -23950,6 +23440,7 @@
       <w:pPr>
         <w:pStyle w:val="BodyText"/>
         <w:spacing w:before="120"/>
+        <w:ind w:firstLine="420"/>
       </w:pPr>
       <w:r>
         <w:rPr>
@@ -24040,6 +23531,7 @@
     <w:p>
       <w:pPr>
         <w:pStyle w:val="BodyText"/>
+        <w:ind w:firstLine="420"/>
       </w:pPr>
       <w:r>
         <w:rPr>
@@ -24179,20 +23671,13 @@
     </w:p>
     <w:p>
       <w:pPr>
-        <w:pStyle w:val="BodyText"/>
-      </w:pPr>
-      <w:r>
-        <w:rPr>
-          <w:rFonts w:ascii="Times New Roman" w:hAnsi="Times New Roman" w:eastAsia="Times New Roman" w:cs="Times New Roman"/>
-        </w:rPr>
-        <w:t xml:space="preserve">10-1</w:t>
-      </w:r>
-      <w:r>
-        <w:rPr>
-          <w:rFonts w:ascii="Times New Roman" w:hAnsi="Times New Roman" w:eastAsia="Times New Roman" w:cs="Times New Roman"/>
-        </w:rPr>
-        <w:t xml:space="preserve"> </w:t>
-      </w:r>
+        <w:pStyle w:val="Compact"/>
+        <w:numPr>
+          <w:ilvl w:val="0"/>
+          <w:numId w:val="1016"/>
+        </w:numPr>
+        <w:ind w:firstLine="420"/>
+      </w:pPr>
       <w:r>
         <w:rPr>
           <w:rFonts w:hint="eastAsia" w:ascii="Times New Roman" w:hAnsi="Times New Roman" w:eastAsia="Times New Roman" w:cs="Times New Roman"/>
@@ -24343,7 +23828,7 @@
     </w:p>
     <w:p>
       <w:pPr>
-        <w:pStyle w:val="BodyText"/>
+        <w:pStyle w:val="FirstParagraph"/>
         <w:spacing w:before="160" w:after="80"/>
         <w:jc w:val="center"/>
       </w:pPr>
@@ -24425,20 +23910,12 @@
     </w:p>
     <w:p>
       <w:pPr>
-        <w:pStyle w:val="BodyText"/>
-      </w:pPr>
-      <w:r>
-        <w:rPr>
-          <w:rFonts w:ascii="Times New Roman" w:hAnsi="Times New Roman" w:eastAsia="Times New Roman" w:cs="Times New Roman"/>
-        </w:rPr>
-        <w:t xml:space="preserve">10-2</w:t>
-      </w:r>
-      <w:r>
-        <w:rPr>
-          <w:rFonts w:ascii="Times New Roman" w:hAnsi="Times New Roman" w:eastAsia="Times New Roman" w:cs="Times New Roman"/>
-        </w:rPr>
-        <w:t xml:space="preserve"> </w:t>
-      </w:r>
+        <w:numPr>
+          <w:ilvl w:val="0"/>
+          <w:numId w:val="1017"/>
+        </w:numPr>
+        <w:ind w:firstLine="420"/>
+      </w:pPr>
       <w:r>
         <w:rPr>
           <w:rFonts w:hint="eastAsia" w:ascii="Times New Roman" w:hAnsi="Times New Roman" w:eastAsia="Times New Roman" w:cs="Times New Roman"/>
@@ -24514,20 +23991,12 @@
     </w:p>
     <w:p>
       <w:pPr>
-        <w:pStyle w:val="BodyText"/>
-      </w:pPr>
-      <w:r>
-        <w:rPr>
-          <w:rFonts w:ascii="Times New Roman" w:hAnsi="Times New Roman" w:eastAsia="Times New Roman" w:cs="Times New Roman"/>
-        </w:rPr>
-        <w:t xml:space="preserve">10-3</w:t>
-      </w:r>
-      <w:r>
-        <w:rPr>
-          <w:rFonts w:ascii="Times New Roman" w:hAnsi="Times New Roman" w:eastAsia="Times New Roman" w:cs="Times New Roman"/>
-        </w:rPr>
-        <w:t xml:space="preserve"> </w:t>
-      </w:r>
+        <w:numPr>
+          <w:ilvl w:val="0"/>
+          <w:numId w:val="1017"/>
+        </w:numPr>
+        <w:ind w:firstLine="420"/>
+      </w:pPr>
       <w:r>
         <w:rPr>
           <w:rFonts w:hint="eastAsia" w:ascii="Times New Roman" w:hAnsi="Times New Roman" w:eastAsia="Times New Roman" w:cs="Times New Roman"/>
@@ -24561,20 +24030,12 @@
     </w:p>
     <w:p>
       <w:pPr>
-        <w:pStyle w:val="BodyText"/>
-      </w:pPr>
-      <w:r>
-        <w:rPr>
-          <w:rFonts w:ascii="Times New Roman" w:hAnsi="Times New Roman" w:eastAsia="Times New Roman" w:cs="Times New Roman"/>
-        </w:rPr>
-        <w:t xml:space="preserve">10-4</w:t>
-      </w:r>
-      <w:r>
-        <w:rPr>
-          <w:rFonts w:ascii="Times New Roman" w:hAnsi="Times New Roman" w:eastAsia="Times New Roman" w:cs="Times New Roman"/>
-        </w:rPr>
-        <w:t xml:space="preserve"> </w:t>
-      </w:r>
+        <w:numPr>
+          <w:ilvl w:val="0"/>
+          <w:numId w:val="1017"/>
+        </w:numPr>
+        <w:ind w:firstLine="420"/>
+      </w:pPr>
       <w:r>
         <w:rPr>
           <w:rFonts w:hint="eastAsia" w:ascii="Times New Roman" w:hAnsi="Times New Roman" w:eastAsia="Times New Roman" w:cs="Times New Roman"/>
@@ -24893,20 +24354,12 @@
     </w:p>
     <w:p>
       <w:pPr>
-        <w:pStyle w:val="BodyText"/>
-      </w:pPr>
-      <w:r>
-        <w:rPr>
-          <w:rFonts w:ascii="Times New Roman" w:hAnsi="Times New Roman" w:eastAsia="Times New Roman" w:cs="Times New Roman"/>
-        </w:rPr>
-        <w:t xml:space="preserve">10-5</w:t>
-      </w:r>
-      <w:r>
-        <w:rPr>
-          <w:rFonts w:ascii="Times New Roman" w:hAnsi="Times New Roman" w:eastAsia="Times New Roman" w:cs="Times New Roman"/>
-        </w:rPr>
-        <w:t xml:space="preserve"> </w:t>
-      </w:r>
+        <w:numPr>
+          <w:ilvl w:val="0"/>
+          <w:numId w:val="1017"/>
+        </w:numPr>
+        <w:ind w:firstLine="420"/>
+      </w:pPr>
       <w:r>
         <w:rPr>
           <w:rFonts w:hint="eastAsia" w:ascii="Times New Roman" w:hAnsi="Times New Roman" w:eastAsia="Times New Roman" w:cs="Times New Roman"/>
@@ -25064,20 +24517,12 @@
     </w:p>
     <w:p>
       <w:pPr>
-        <w:pStyle w:val="BodyText"/>
-      </w:pPr>
-      <w:r>
-        <w:rPr>
-          <w:rFonts w:ascii="Times New Roman" w:hAnsi="Times New Roman" w:eastAsia="Times New Roman" w:cs="Times New Roman"/>
-        </w:rPr>
-        <w:t xml:space="preserve">10-6</w:t>
-      </w:r>
-      <w:r>
-        <w:rPr>
-          <w:rFonts w:ascii="Times New Roman" w:hAnsi="Times New Roman" w:eastAsia="Times New Roman" w:cs="Times New Roman"/>
-        </w:rPr>
-        <w:t xml:space="preserve"> </w:t>
-      </w:r>
+        <w:numPr>
+          <w:ilvl w:val="0"/>
+          <w:numId w:val="1017"/>
+        </w:numPr>
+        <w:ind w:firstLine="420"/>
+      </w:pPr>
       <w:r>
         <w:rPr>
           <w:rFonts w:hint="eastAsia" w:ascii="Times New Roman" w:hAnsi="Times New Roman" w:eastAsia="Times New Roman" w:cs="Times New Roman"/>
@@ -25393,20 +24838,12 @@
     </w:p>
     <w:p>
       <w:pPr>
-        <w:pStyle w:val="BodyText"/>
-      </w:pPr>
-      <w:r>
-        <w:rPr>
-          <w:rFonts w:ascii="Times New Roman" w:hAnsi="Times New Roman" w:eastAsia="Times New Roman" w:cs="Times New Roman"/>
-        </w:rPr>
-        <w:t xml:space="preserve">10-7</w:t>
-      </w:r>
-      <w:r>
-        <w:rPr>
-          <w:rFonts w:ascii="Times New Roman" w:hAnsi="Times New Roman" w:eastAsia="Times New Roman" w:cs="Times New Roman"/>
-        </w:rPr>
-        <w:t xml:space="preserve"> </w:t>
-      </w:r>
+        <w:numPr>
+          <w:ilvl w:val="0"/>
+          <w:numId w:val="1017"/>
+        </w:numPr>
+        <w:ind w:firstLine="420"/>
+      </w:pPr>
       <w:r>
         <w:rPr>
           <w:rFonts w:hint="eastAsia" w:ascii="Times New Roman" w:hAnsi="Times New Roman" w:eastAsia="Times New Roman" w:cs="Times New Roman"/>
@@ -25478,43 +24915,13 @@
     </w:p>
     <w:p>
       <w:pPr>
-        <w:spacing w:before="0" w:after="0"/>
-      </w:pPr>
-    </w:p>
-    <w:p>
-      <w:pPr>
-        <w:spacing w:before="0" w:after="0"/>
-      </w:pPr>
-    </w:p>
-    <w:p>
-      <w:pPr>
-        <w:spacing w:before="0" w:after="0"/>
-      </w:pPr>
-    </w:p>
-    <w:p>
-      <w:pPr>
-        <w:spacing w:before="0" w:after="0"/>
-      </w:pPr>
-    </w:p>
-    <w:p>
-      <w:pPr>
-        <w:spacing w:before="0" w:after="0"/>
-      </w:pPr>
-    </w:p>
-    <w:p>
-      <w:pPr>
-        <w:spacing w:before="0" w:after="0"/>
-      </w:pPr>
-    </w:p>
-    <w:p>
-      <w:pPr>
-        <w:spacing w:before="0" w:after="0"/>
-      </w:pPr>
-    </w:p>
-    <w:p>
-      <w:pPr>
-        <w:spacing w:before="0" w:after="0"/>
-      </w:pPr>
+        <w:spacing w:before="160" w:after="80"/>
+      </w:pPr>
+      <w:r>
+        <w:pict>
+          <v:rect style="width:0;height:1.5pt" o:hralign="center" o:hrstd="t" o:hr="t"/>
+        </w:pict>
+      </w:r>
     </w:p>
     <w:p>
       <w:pPr>
@@ -25555,6 +24962,7 @@
     <w:p>
       <w:pPr>
         <w:pStyle w:val="FirstParagraph"/>
+        <w:ind w:firstLine="420"/>
       </w:pPr>
       <w:r>
         <w:rPr>
@@ -25962,6 +25370,7 @@
     <w:p>
       <w:pPr>
         <w:pStyle w:val="BodyText"/>
+        <w:ind w:firstLine="420"/>
       </w:pPr>
       <w:r>
         <w:rPr>
@@ -26049,6 +25458,7 @@
     <w:p>
       <w:pPr>
         <w:pStyle w:val="BodyText"/>
+        <w:ind w:firstLine="420"/>
       </w:pPr>
       <w:r>
         <w:rPr>
@@ -26465,14 +25875,12 @@
     </w:p>
     <w:p>
       <w:pPr>
-        <w:pStyle w:val="BodyText"/>
-      </w:pPr>
-      <w:r>
-        <w:rPr>
-          <w:rFonts w:ascii="Times New Roman" w:hAnsi="Times New Roman" w:eastAsia="Times New Roman" w:cs="Times New Roman"/>
-        </w:rPr>
-        <w:t xml:space="preserve">1-1 </w:t>
-      </w:r>
+        <w:numPr>
+          <w:ilvl w:val="0"/>
+          <w:numId w:val="1018"/>
+        </w:numPr>
+        <w:ind w:firstLine="420"/>
+      </w:pPr>
       <w:r>
         <w:rPr>
           <w:rFonts w:hint="eastAsia" w:ascii="Times New Roman" w:hAnsi="Times New Roman" w:eastAsia="FangSong" w:cs="Times New Roman"/>
@@ -26512,14 +25920,12 @@
     </w:p>
     <w:p>
       <w:pPr>
-        <w:pStyle w:val="BodyText"/>
-      </w:pPr>
-      <w:r>
-        <w:rPr>
-          <w:rFonts w:ascii="Times New Roman" w:hAnsi="Times New Roman" w:eastAsia="Times New Roman" w:cs="Times New Roman"/>
-        </w:rPr>
-        <w:t xml:space="preserve">1-2 </w:t>
-      </w:r>
+        <w:numPr>
+          <w:ilvl w:val="0"/>
+          <w:numId w:val="1018"/>
+        </w:numPr>
+        <w:ind w:firstLine="420"/>
+      </w:pPr>
       <w:r>
         <w:rPr>
           <w:rFonts w:hint="eastAsia" w:ascii="Times New Roman" w:hAnsi="Times New Roman" w:eastAsia="FangSong" w:cs="Times New Roman"/>
@@ -26547,43 +25953,13 @@
     </w:p>
     <w:p>
       <w:pPr>
-        <w:spacing w:before="0" w:after="0"/>
-      </w:pPr>
-    </w:p>
-    <w:p>
-      <w:pPr>
-        <w:spacing w:before="0" w:after="0"/>
-      </w:pPr>
-    </w:p>
-    <w:p>
-      <w:pPr>
-        <w:spacing w:before="0" w:after="0"/>
-      </w:pPr>
-    </w:p>
-    <w:p>
-      <w:pPr>
-        <w:spacing w:before="0" w:after="0"/>
-      </w:pPr>
-    </w:p>
-    <w:p>
-      <w:pPr>
-        <w:spacing w:before="0" w:after="0"/>
-      </w:pPr>
-    </w:p>
-    <w:p>
-      <w:pPr>
-        <w:spacing w:before="0" w:after="0"/>
-      </w:pPr>
-    </w:p>
-    <w:p>
-      <w:pPr>
-        <w:spacing w:before="0" w:after="0"/>
-      </w:pPr>
-    </w:p>
-    <w:p>
-      <w:pPr>
-        <w:spacing w:before="0" w:after="0"/>
-      </w:pPr>
+        <w:spacing w:before="160" w:after="80"/>
+      </w:pPr>
+      <w:r>
+        <w:pict>
+          <v:rect style="width:0;height:1.5pt" o:hralign="center" o:hrstd="t" o:hr="t"/>
+        </w:pict>
+      </w:r>
     </w:p>
     <w:p>
       <w:pPr>
@@ -26624,6 +26000,7 @@
     <w:p>
       <w:pPr>
         <w:pStyle w:val="FirstParagraph"/>
+        <w:ind w:firstLine="420"/>
       </w:pPr>
       <w:r>
         <w:rPr>
@@ -26806,7 +26183,7 @@
               <m:rPr>
                 <m:sty m:val="p"/>
               </m:rPr>
-              <m:t xml:space="preserve"> </m:t>
+              <m:t>​</m:t>
             </m:r>
           </m:e>
           <m:sup>
@@ -26864,7 +26241,7 @@
               <m:rPr>
                 <m:sty m:val="p"/>
               </m:rPr>
-              <m:t xml:space="preserve"> </m:t>
+              <m:t>​</m:t>
             </m:r>
           </m:e>
           <m:sup>
@@ -26922,7 +26299,7 @@
               <m:rPr>
                 <m:sty m:val="p"/>
               </m:rPr>
-              <m:t xml:space="preserve"> </m:t>
+              <m:t>​</m:t>
             </m:r>
           </m:e>
           <m:sup>
@@ -26972,7 +26349,7 @@
               <m:rPr>
                 <m:sty m:val="p"/>
               </m:rPr>
-              <m:t xml:space="preserve"> </m:t>
+              <m:t>​</m:t>
             </m:r>
           </m:e>
           <m:sup>
@@ -27037,6 +26414,7 @@
     <w:p>
       <w:pPr>
         <w:pStyle w:val="BodyText"/>
+        <w:ind w:firstLine="420"/>
       </w:pPr>
       <w:r>
         <w:rPr>
@@ -27065,7 +26443,7 @@
               <m:rPr>
                 <m:sty m:val="p"/>
               </m:rPr>
-              <m:t xml:space="preserve"> </m:t>
+              <m:t>​</m:t>
             </m:r>
           </m:e>
           <m:sup>
@@ -27153,7 +26531,7 @@
               <m:rPr>
                 <m:sty m:val="p"/>
               </m:rPr>
-              <m:t xml:space="preserve"> </m:t>
+              <m:t>​</m:t>
             </m:r>
           </m:e>
           <m:sup>
@@ -27203,7 +26581,7 @@
               <m:rPr>
                 <m:sty m:val="p"/>
               </m:rPr>
-              <m:t xml:space="preserve"> </m:t>
+              <m:t>​</m:t>
             </m:r>
           </m:e>
           <m:sup>
@@ -27365,7 +26743,7 @@
               <m:rPr>
                 <m:sty m:val="p"/>
               </m:rPr>
-              <m:t xml:space="preserve"> </m:t>
+              <m:t>​</m:t>
             </m:r>
           </m:e>
           <m:sup>
@@ -27475,7 +26853,7 @@
               <m:rPr>
                 <m:sty m:val="p"/>
               </m:rPr>
-              <m:t xml:space="preserve"> </m:t>
+              <m:t>​</m:t>
             </m:r>
           </m:e>
           <m:sup>
@@ -27515,14 +26893,12 @@
     </w:p>
     <w:p>
       <w:pPr>
-        <w:pStyle w:val="BodyText"/>
-      </w:pPr>
-      <w:r>
-        <w:rPr>
-          <w:rFonts w:ascii="Times New Roman" w:hAnsi="Times New Roman" w:eastAsia="Times New Roman" w:cs="Times New Roman"/>
-        </w:rPr>
-        <w:t xml:space="preserve">6-1 </w:t>
-      </w:r>
+        <w:numPr>
+          <w:ilvl w:val="0"/>
+          <w:numId w:val="1019"/>
+        </w:numPr>
+        <w:ind w:firstLine="420"/>
+      </w:pPr>
       <w:r>
         <w:rPr>
           <w:rFonts w:hint="eastAsia" w:ascii="Times New Roman" w:hAnsi="Times New Roman" w:eastAsia="FangSong" w:cs="Times New Roman"/>
@@ -27550,14 +26926,12 @@
     </w:p>
     <w:p>
       <w:pPr>
-        <w:pStyle w:val="BodyText"/>
-      </w:pPr>
-      <w:r>
-        <w:rPr>
-          <w:rFonts w:ascii="Times New Roman" w:hAnsi="Times New Roman" w:eastAsia="Times New Roman" w:cs="Times New Roman"/>
-        </w:rPr>
-        <w:t xml:space="preserve">6-2 </w:t>
-      </w:r>
+        <w:numPr>
+          <w:ilvl w:val="0"/>
+          <w:numId w:val="1019"/>
+        </w:numPr>
+        <w:ind w:firstLine="420"/>
+      </w:pPr>
       <w:r>
         <w:rPr>
           <w:rFonts w:hint="eastAsia" w:ascii="Times New Roman" w:hAnsi="Times New Roman" w:eastAsia="FangSong" w:cs="Times New Roman"/>
@@ -27585,7 +26959,7 @@
               <m:rPr>
                 <m:sty m:val="p"/>
               </m:rPr>
-              <m:t xml:space="preserve"> </m:t>
+              <m:t>​</m:t>
             </m:r>
           </m:e>
           <m:sup>
@@ -27655,14 +27029,12 @@
     </w:p>
     <w:p>
       <w:pPr>
-        <w:pStyle w:val="BodyText"/>
-      </w:pPr>
-      <w:r>
-        <w:rPr>
-          <w:rFonts w:ascii="Times New Roman" w:hAnsi="Times New Roman" w:eastAsia="Times New Roman" w:cs="Times New Roman"/>
-        </w:rPr>
-        <w:t xml:space="preserve">6-3 </w:t>
-      </w:r>
+        <w:numPr>
+          <w:ilvl w:val="0"/>
+          <w:numId w:val="1019"/>
+        </w:numPr>
+        <w:ind w:firstLine="420"/>
+      </w:pPr>
       <w:r>
         <w:rPr>
           <w:rFonts w:hint="eastAsia" w:ascii="Times New Roman" w:hAnsi="Times New Roman" w:eastAsia="FangSong" w:cs="Times New Roman"/>
@@ -27736,7 +27108,7 @@
               <m:rPr>
                 <m:sty m:val="p"/>
               </m:rPr>
-              <m:t xml:space="preserve"> </m:t>
+              <m:t>​</m:t>
             </m:r>
           </m:e>
           <m:sup>
@@ -27788,7 +27160,7 @@
               <m:rPr>
                 <m:sty m:val="p"/>
               </m:rPr>
-              <m:t xml:space="preserve"> </m:t>
+              <m:t>​</m:t>
             </m:r>
           </m:e>
           <m:sup>
@@ -27838,7 +27210,7 @@
               <m:rPr>
                 <m:sty m:val="p"/>
               </m:rPr>
-              <m:t xml:space="preserve"> </m:t>
+              <m:t>​</m:t>
             </m:r>
           </m:e>
           <m:sup>
@@ -27878,7 +27250,8 @@
     </w:p>
     <w:p>
       <w:pPr>
-        <w:pStyle w:val="BodyText"/>
+        <w:pStyle w:val="FirstParagraph"/>
+        <w:ind w:firstLine="420"/>
       </w:pPr>
       <w:r>
         <w:rPr>
@@ -27899,7 +27272,7 @@
               <m:rPr>
                 <m:sty m:val="p"/>
               </m:rPr>
-              <m:t xml:space="preserve"> </m:t>
+              <m:t>​</m:t>
             </m:r>
           </m:e>
           <m:sup>
@@ -27975,7 +27348,7 @@
               <m:rPr>
                 <m:sty m:val="p"/>
               </m:rPr>
-              <m:t xml:space="preserve"> </m:t>
+              <m:t>​</m:t>
             </m:r>
           </m:e>
           <m:sup>
@@ -28033,7 +27406,7 @@
               <m:rPr>
                 <m:sty m:val="p"/>
               </m:rPr>
-              <m:t xml:space="preserve"> </m:t>
+              <m:t>​</m:t>
             </m:r>
           </m:e>
           <m:sub>
@@ -28081,7 +27454,7 @@
                   <m:rPr>
                     <m:sty m:val="p"/>
                   </m:rPr>
-                  <m:t xml:space="preserve"> </m:t>
+                  <m:t>​</m:t>
                 </m:r>
               </m:lim>
             </m:limUpp>
@@ -28209,7 +27582,7 @@
                   <m:rPr>
                     <m:sty m:val="p"/>
                   </m:rPr>
-                  <m:t xml:space="preserve"> </m:t>
+                  <m:t>​</m:t>
                 </m:r>
               </m:lim>
             </m:limUpp>
@@ -28325,14 +27698,13 @@
     </w:p>
     <w:p>
       <w:pPr>
-        <w:pStyle w:val="BodyText"/>
-      </w:pPr>
-      <w:r>
-        <w:rPr>
-          <w:rFonts w:ascii="Times New Roman" w:hAnsi="Times New Roman" w:eastAsia="Times New Roman" w:cs="Times New Roman"/>
-        </w:rPr>
-        <w:t xml:space="preserve">6-4 </w:t>
-      </w:r>
+        <w:pStyle w:val="Compact"/>
+        <w:numPr>
+          <w:ilvl w:val="0"/>
+          <w:numId w:val="1020"/>
+        </w:numPr>
+        <w:ind w:firstLine="420"/>
+      </w:pPr>
       <w:r>
         <w:rPr>
           <w:rFonts w:hint="eastAsia" w:ascii="Times New Roman" w:hAnsi="Times New Roman" w:eastAsia="FangSong" w:cs="Times New Roman"/>
@@ -28360,7 +27732,7 @@
               <m:rPr>
                 <m:sty m:val="p"/>
               </m:rPr>
-              <m:t xml:space="preserve"> </m:t>
+              <m:t>​</m:t>
             </m:r>
           </m:e>
           <m:sup>
@@ -28430,7 +27802,7 @@
               <m:rPr>
                 <m:sty m:val="p"/>
               </m:rPr>
-              <m:t xml:space="preserve"> </m:t>
+              <m:t>​</m:t>
             </m:r>
           </m:e>
           <m:sup>
@@ -28500,7 +27872,7 @@
     </w:p>
     <w:p>
       <w:pPr>
-        <w:pStyle w:val="BodyText"/>
+        <w:pStyle w:val="FirstParagraph"/>
       </w:pPr>
       <w:r>
         <w:rPr>
@@ -28529,7 +27901,7 @@
               <m:rPr>
                 <m:sty m:val="p"/>
               </m:rPr>
-              <m:t xml:space="preserve"> </m:t>
+              <m:t>​</m:t>
             </m:r>
           </m:e>
           <m:sup>
@@ -28581,7 +27953,7 @@
               <m:rPr>
                 <m:sty m:val="p"/>
               </m:rPr>
-              <m:t xml:space="preserve"> </m:t>
+              <m:t>​</m:t>
             </m:r>
           </m:e>
           <m:sup>
@@ -28633,7 +28005,7 @@
               <m:rPr>
                 <m:sty m:val="p"/>
               </m:rPr>
-              <m:t xml:space="preserve"> </m:t>
+              <m:t>​</m:t>
             </m:r>
           </m:e>
           <m:sup>
@@ -28661,43 +28033,13 @@
     </w:p>
     <w:p>
       <w:pPr>
-        <w:spacing w:before="0" w:after="0"/>
-      </w:pPr>
-    </w:p>
-    <w:p>
-      <w:pPr>
-        <w:spacing w:before="0" w:after="0"/>
-      </w:pPr>
-    </w:p>
-    <w:p>
-      <w:pPr>
-        <w:spacing w:before="0" w:after="0"/>
-      </w:pPr>
-    </w:p>
-    <w:p>
-      <w:pPr>
-        <w:spacing w:before="0" w:after="0"/>
-      </w:pPr>
-    </w:p>
-    <w:p>
-      <w:pPr>
-        <w:spacing w:before="0" w:after="0"/>
-      </w:pPr>
-    </w:p>
-    <w:p>
-      <w:pPr>
-        <w:spacing w:before="0" w:after="0"/>
-      </w:pPr>
-    </w:p>
-    <w:p>
-      <w:pPr>
-        <w:spacing w:before="0" w:after="0"/>
-      </w:pPr>
-    </w:p>
-    <w:p>
-      <w:pPr>
-        <w:spacing w:before="0" w:after="0"/>
-      </w:pPr>
+        <w:spacing w:before="160" w:after="80"/>
+      </w:pPr>
+      <w:r>
+        <w:pict>
+          <v:rect style="width:0;height:1.5pt" o:hralign="center" o:hrstd="t" o:hr="t"/>
+        </w:pict>
+      </w:r>
     </w:p>
     <w:p>
       <w:pPr>
@@ -28738,6 +28080,7 @@
     <w:p>
       <w:pPr>
         <w:pStyle w:val="FirstParagraph"/>
+        <w:ind w:firstLine="420"/>
       </w:pPr>
       <w:r>
         <w:rPr>
@@ -28754,20 +28097,12 @@
     </w:p>
     <w:p>
       <w:pPr>
-        <w:pStyle w:val="BodyText"/>
-      </w:pPr>
-      <w:r>
-        <w:rPr>
-          <w:rFonts w:ascii="Times New Roman" w:hAnsi="Times New Roman" w:eastAsia="Times New Roman" w:cs="Times New Roman"/>
-        </w:rPr>
-        <w:t xml:space="preserve">4-1</w:t>
-      </w:r>
-      <w:r>
-        <w:rPr>
-          <w:rFonts w:ascii="Times New Roman" w:hAnsi="Times New Roman" w:eastAsia="Times New Roman" w:cs="Times New Roman"/>
-        </w:rPr>
-        <w:t xml:space="preserve"> </w:t>
-      </w:r>
+        <w:numPr>
+          <w:ilvl w:val="0"/>
+          <w:numId w:val="1021"/>
+        </w:numPr>
+        <w:ind w:firstLine="420"/>
+      </w:pPr>
       <m:oMath>
         <m:r>
           <m:rPr>
@@ -29049,14 +28384,12 @@
     </w:p>
     <w:p>
       <w:pPr>
-        <w:pStyle w:val="BodyText"/>
-      </w:pPr>
-      <w:r>
-        <w:rPr>
-          <w:rFonts w:ascii="Times New Roman" w:hAnsi="Times New Roman" w:eastAsia="Times New Roman" w:cs="Times New Roman"/>
-        </w:rPr>
-        <w:t xml:space="preserve">4-2 </w:t>
-      </w:r>
+        <w:numPr>
+          <w:ilvl w:val="0"/>
+          <w:numId w:val="1021"/>
+        </w:numPr>
+        <w:ind w:firstLine="420"/>
+      </w:pPr>
       <w:r>
         <w:rPr>
           <w:rFonts w:hint="eastAsia" w:ascii="Times New Roman" w:hAnsi="Times New Roman" w:eastAsia="FangSong" w:cs="Times New Roman"/>
@@ -29519,8 +28852,9 @@
       <w:pPr>
         <w:numPr>
           <w:ilvl w:val="0"/>
-          <w:numId w:val="1009"/>
+          <w:numId w:val="1021"/>
         </w:numPr>
+        <w:ind w:firstLine="420"/>
       </w:pPr>
       <w:r>
         <w:rPr>
@@ -29545,8 +28879,9 @@
       <w:pPr>
         <w:numPr>
           <w:ilvl w:val="0"/>
-          <w:numId w:val="1009"/>
+          <w:numId w:val="1021"/>
         </w:numPr>
+        <w:ind w:firstLine="420"/>
       </w:pPr>
       <w:r>
         <w:rPr>
@@ -29768,14 +29103,12 @@
     </w:p>
     <w:p>
       <w:pPr>
-        <w:pStyle w:val="FirstParagraph"/>
-      </w:pPr>
-      <w:r>
-        <w:rPr>
-          <w:rFonts w:ascii="Times New Roman" w:hAnsi="Times New Roman" w:eastAsia="Times New Roman" w:cs="Times New Roman"/>
-        </w:rPr>
-        <w:t xml:space="preserve">4-3 </w:t>
-      </w:r>
+        <w:numPr>
+          <w:ilvl w:val="0"/>
+          <w:numId w:val="1021"/>
+        </w:numPr>
+        <w:ind w:firstLine="420"/>
+      </w:pPr>
       <w:r>
         <w:rPr>
           <w:rFonts w:hint="eastAsia" w:ascii="Times New Roman" w:hAnsi="Times New Roman" w:eastAsia="FangSong" w:cs="Times New Roman"/>
@@ -30057,14 +29390,12 @@
     </w:p>
     <w:p>
       <w:pPr>
-        <w:pStyle w:val="BodyText"/>
-      </w:pPr>
-      <w:r>
-        <w:rPr>
-          <w:rFonts w:ascii="Times New Roman" w:hAnsi="Times New Roman" w:eastAsia="Times New Roman" w:cs="Times New Roman"/>
-        </w:rPr>
-        <w:t xml:space="preserve">4-4 </w:t>
-      </w:r>
+        <w:numPr>
+          <w:ilvl w:val="0"/>
+          <w:numId w:val="1021"/>
+        </w:numPr>
+        <w:ind w:firstLine="420"/>
+      </w:pPr>
       <w:r>
         <w:rPr>
           <w:rFonts w:hint="eastAsia" w:ascii="Times New Roman" w:hAnsi="Times New Roman" w:eastAsia="FangSong" w:cs="Times New Roman"/>
@@ -30219,14 +29550,12 @@
     </w:p>
     <w:p>
       <w:pPr>
-        <w:pStyle w:val="BodyText"/>
-      </w:pPr>
-      <w:r>
-        <w:rPr>
-          <w:rFonts w:ascii="Times New Roman" w:hAnsi="Times New Roman" w:eastAsia="Times New Roman" w:cs="Times New Roman"/>
-        </w:rPr>
-        <w:t xml:space="preserve">4-5 </w:t>
-      </w:r>
+        <w:numPr>
+          <w:ilvl w:val="0"/>
+          <w:numId w:val="1021"/>
+        </w:numPr>
+        <w:ind w:firstLine="420"/>
+      </w:pPr>
       <w:r>
         <w:rPr>
           <w:rFonts w:hint="eastAsia" w:ascii="Times New Roman" w:hAnsi="Times New Roman" w:eastAsia="FangSong" w:cs="Times New Roman"/>
@@ -30357,43 +29686,13 @@
     </w:p>
     <w:p>
       <w:pPr>
-        <w:spacing w:before="0" w:after="0"/>
-      </w:pPr>
-    </w:p>
-    <w:p>
-      <w:pPr>
-        <w:spacing w:before="0" w:after="0"/>
-      </w:pPr>
-    </w:p>
-    <w:p>
-      <w:pPr>
-        <w:spacing w:before="0" w:after="0"/>
-      </w:pPr>
-    </w:p>
-    <w:p>
-      <w:pPr>
-        <w:spacing w:before="0" w:after="0"/>
-      </w:pPr>
-    </w:p>
-    <w:p>
-      <w:pPr>
-        <w:spacing w:before="0" w:after="0"/>
-      </w:pPr>
-    </w:p>
-    <w:p>
-      <w:pPr>
-        <w:spacing w:before="0" w:after="0"/>
-      </w:pPr>
-    </w:p>
-    <w:p>
-      <w:pPr>
-        <w:spacing w:before="0" w:after="0"/>
-      </w:pPr>
-    </w:p>
-    <w:p>
-      <w:pPr>
-        <w:spacing w:before="0" w:after="0"/>
-      </w:pPr>
+        <w:spacing w:before="160" w:after="80"/>
+      </w:pPr>
+      <w:r>
+        <w:pict>
+          <v:rect style="width:0;height:1.5pt" o:hralign="center" o:hrstd="t" o:hr="t"/>
+        </w:pict>
+      </w:r>
     </w:p>
     <w:p>
       <w:pPr>
@@ -30434,6 +29733,7 @@
     <w:p>
       <w:pPr>
         <w:pStyle w:val="FirstParagraph"/>
+        <w:ind w:firstLine="420"/>
       </w:pPr>
       <w:r>
         <w:rPr>
@@ -30782,18 +30082,13 @@
     </w:p>
     <w:p>
       <w:pPr>
-        <w:spacing w:before="0" w:after="0"/>
-      </w:pPr>
-    </w:p>
-    <w:p>
-      <w:pPr>
-        <w:spacing w:before="0" w:after="0"/>
-      </w:pPr>
-    </w:p>
-    <w:p>
-      <w:pPr>
-        <w:spacing w:before="0" w:after="0"/>
-      </w:pPr>
+        <w:spacing w:before="160" w:after="80"/>
+      </w:pPr>
+      <w:r>
+        <w:pict>
+          <v:rect style="width:0;height:1.5pt" o:hralign="center" o:hrstd="t" o:hr="t"/>
+        </w:pict>
+      </w:r>
     </w:p>
     <w:p>
       <w:pPr>
@@ -30834,6 +30129,7 @@
     <w:p>
       <w:pPr>
         <w:pStyle w:val="FirstParagraph"/>
+        <w:ind w:firstLine="420"/>
       </w:pPr>
       <w:r>
         <w:rPr>
@@ -30964,9 +30260,11 @@
     </w:p>
     <w:p>
       <w:pPr>
-        <w:pStyle w:val="BodyText"/>
-        <w:spacing w:before="0" w:after="0"/>
-        <w:ind w:left="480" w:hanging="480"/>
+        <w:pStyle w:val="Compact"/>
+        <w:numPr>
+          <w:ilvl w:val="0"/>
+          <w:numId w:val="1022"/>
+        </w:numPr>
       </w:pPr>
       <w:r>
         <w:rPr>
@@ -31009,18 +30307,14 @@
           </m:sub>
         </m:sSub>
       </m:oMath>
-      <w:r>
-        <w:rPr>
-          <w:rFonts w:ascii="Times New Roman" w:hAnsi="Times New Roman" w:eastAsia="Times New Roman" w:cs="Times New Roman"/>
-        </w:rPr>
-        <w:t xml:space="preserve"> </w:t>
-      </w:r>
     </w:p>
     <w:p>
       <w:pPr>
-        <w:pStyle w:val="BodyText"/>
-        <w:spacing w:before="0" w:after="0"/>
-        <w:ind w:left="480" w:hanging="480"/>
+        <w:pStyle w:val="Compact"/>
+        <w:numPr>
+          <w:ilvl w:val="0"/>
+          <w:numId w:val="1022"/>
+        </w:numPr>
       </w:pPr>
       <w:r>
         <w:rPr>
@@ -31115,18 +30409,14 @@
           </m:sub>
         </m:sSub>
       </m:oMath>
-      <w:r>
-        <w:rPr>
-          <w:rFonts w:ascii="Times New Roman" w:hAnsi="Times New Roman" w:eastAsia="Times New Roman" w:cs="Times New Roman"/>
-        </w:rPr>
-        <w:t xml:space="preserve"> </w:t>
-      </w:r>
     </w:p>
     <w:p>
       <w:pPr>
-        <w:pStyle w:val="BodyText"/>
-        <w:spacing w:before="0" w:after="0"/>
-        <w:ind w:left="480" w:hanging="480"/>
+        <w:pStyle w:val="Compact"/>
+        <w:numPr>
+          <w:ilvl w:val="0"/>
+          <w:numId w:val="1022"/>
+        </w:numPr>
       </w:pPr>
       <w:r>
         <w:rPr>
@@ -31236,18 +30526,14 @@
           </m:sub>
         </m:sSub>
       </m:oMath>
-      <w:r>
-        <w:rPr>
-          <w:rFonts w:ascii="Times New Roman" w:hAnsi="Times New Roman" w:eastAsia="Times New Roman" w:cs="Times New Roman"/>
-        </w:rPr>
-        <w:t xml:space="preserve"> </w:t>
-      </w:r>
     </w:p>
     <w:p>
       <w:pPr>
-        <w:pStyle w:val="BodyText"/>
-        <w:spacing w:before="0" w:after="0"/>
-        <w:ind w:left="480" w:hanging="480"/>
+        <w:pStyle w:val="Compact"/>
+        <w:numPr>
+          <w:ilvl w:val="0"/>
+          <w:numId w:val="1022"/>
+        </w:numPr>
       </w:pPr>
       <w:r>
         <w:rPr>
@@ -31365,7 +30651,7 @@
     </w:p>
     <w:p>
       <w:pPr>
-        <w:pStyle w:val="BodyText"/>
+        <w:pStyle w:val="FirstParagraph"/>
         <w:spacing w:before="160" w:after="80"/>
         <w:jc w:val="center"/>
       </w:pPr>
@@ -31417,13 +30703,13 @@
     </w:p>
     <w:p>
       <w:pPr>
-        <w:spacing w:before="0" w:after="0"/>
-      </w:pPr>
-    </w:p>
-    <w:p>
-      <w:pPr>
-        <w:spacing w:before="0" w:after="0"/>
-      </w:pPr>
+        <w:spacing w:before="160" w:after="80"/>
+      </w:pPr>
+      <w:r>
+        <w:pict>
+          <v:rect style="width:0;height:1.5pt" o:hralign="center" o:hrstd="t" o:hr="t"/>
+        </w:pict>
+      </w:r>
     </w:p>
     <w:p>
       <w:pPr>
@@ -31464,6 +30750,7 @@
     <w:p>
       <w:pPr>
         <w:pStyle w:val="FirstParagraph"/>
+        <w:ind w:firstLine="420"/>
       </w:pPr>
       <w:r>
         <w:rPr>
@@ -31858,6 +31145,7 @@
     <w:p>
       <w:pPr>
         <w:pStyle w:val="BodyText"/>
+        <w:ind w:firstLine="420"/>
       </w:pPr>
       <w:r>
         <w:rPr>
@@ -32055,6 +31343,7 @@
     <w:p>
       <w:pPr>
         <w:pStyle w:val="FirstParagraph"/>
+        <w:ind w:firstLine="420"/>
       </w:pPr>
       <w:r>
         <w:rPr>
@@ -32090,6 +31379,7 @@
     <w:p>
       <w:pPr>
         <w:pStyle w:val="BodyText"/>
+        <w:ind w:firstLine="420"/>
       </w:pPr>
       <w:r>
         <w:rPr>
@@ -32200,28 +31490,13 @@
     </w:p>
     <w:p>
       <w:pPr>
-        <w:spacing w:before="0" w:after="0"/>
-      </w:pPr>
-    </w:p>
-    <w:p>
-      <w:pPr>
-        <w:spacing w:before="0" w:after="0"/>
-      </w:pPr>
-    </w:p>
-    <w:p>
-      <w:pPr>
-        <w:spacing w:before="0" w:after="0"/>
-      </w:pPr>
-    </w:p>
-    <w:p>
-      <w:pPr>
-        <w:spacing w:before="0" w:after="0"/>
-      </w:pPr>
-    </w:p>
-    <w:p>
-      <w:pPr>
-        <w:spacing w:before="0" w:after="0"/>
-      </w:pPr>
+        <w:spacing w:before="160" w:after="80"/>
+      </w:pPr>
+      <w:r>
+        <w:pict>
+          <v:rect style="width:0;height:1.5pt" o:hralign="center" o:hrstd="t" o:hr="t"/>
+        </w:pict>
+      </w:r>
     </w:p>
     <w:p>
       <w:pPr>
@@ -32262,6 +31537,7 @@
     <w:p>
       <w:pPr>
         <w:pStyle w:val="FirstParagraph"/>
+        <w:ind w:firstLine="420"/>
       </w:pPr>
       <w:r>
         <w:rPr>
@@ -32294,7 +31570,7 @@
         </w:rPr>
         <w:drawing>
           <wp:inline>
-            <wp:extent cx="3227078" cy="3881365"/>
+            <wp:extent cx="3240000" cy="3881365"/>
             <wp:effectExtent b="0" l="0" r="0" t="0"/>
             <wp:docPr descr="" title="" id="99" name="Picture"/>
             <a:graphic>
@@ -32315,7 +31591,7 @@
                   <pic:spPr bwMode="auto">
                     <a:xfrm>
                       <a:off x="0" y="0"/>
-                      <a:ext cx="3227078" cy="3881365"/>
+                      <a:ext cx="3240000" cy="3881365"/>
                     </a:xfrm>
                     <a:prstGeom prst="rect">
                       <a:avLst/>
@@ -32358,7 +31634,7 @@
         </w:rPr>
         <w:drawing>
           <wp:inline>
-            <wp:extent cx="3240000" cy="3780000"/>
+            <wp:extent cx="3240000" cy="3810498"/>
             <wp:effectExtent b="0" l="0" r="0" t="0"/>
             <wp:docPr descr="" title="" id="102" name="Picture"/>
             <a:graphic>
@@ -32379,7 +31655,7 @@
                   <pic:spPr bwMode="auto">
                     <a:xfrm>
                       <a:off x="0" y="0"/>
-                      <a:ext cx="3240000" cy="3780000"/>
+                      <a:ext cx="3240000" cy="3810498"/>
                     </a:xfrm>
                     <a:prstGeom prst="rect">
                       <a:avLst/>
@@ -32422,7 +31698,7 @@
         </w:rPr>
         <w:drawing>
           <wp:inline>
-            <wp:extent cx="3240000" cy="2728421"/>
+            <wp:extent cx="3240000" cy="3026842"/>
             <wp:effectExtent b="0" l="0" r="0" t="0"/>
             <wp:docPr descr="" title="" id="105" name="Picture"/>
             <a:graphic>
@@ -32443,7 +31719,7 @@
                   <pic:spPr bwMode="auto">
                     <a:xfrm>
                       <a:off x="0" y="0"/>
-                      <a:ext cx="3240000" cy="2728421"/>
+                      <a:ext cx="3240000" cy="3026842"/>
                     </a:xfrm>
                     <a:prstGeom prst="rect">
                       <a:avLst/>
@@ -32486,7 +31762,7 @@
         </w:rPr>
         <w:drawing>
           <wp:inline>
-            <wp:extent cx="3240000" cy="2823750"/>
+            <wp:extent cx="3240000" cy="2840547"/>
             <wp:effectExtent b="0" l="0" r="0" t="0"/>
             <wp:docPr descr="" title="" id="108" name="Picture"/>
             <a:graphic>
@@ -32507,7 +31783,7 @@
                   <pic:spPr bwMode="auto">
                     <a:xfrm>
                       <a:off x="0" y="0"/>
-                      <a:ext cx="3240000" cy="2823750"/>
+                      <a:ext cx="3240000" cy="2840547"/>
                     </a:xfrm>
                     <a:prstGeom prst="rect">
                       <a:avLst/>
@@ -32540,18 +31816,13 @@
     </w:p>
     <w:p>
       <w:pPr>
-        <w:spacing w:before="0" w:after="0"/>
-      </w:pPr>
-    </w:p>
-    <w:p>
-      <w:pPr>
-        <w:spacing w:before="0" w:after="0"/>
-      </w:pPr>
-    </w:p>
-    <w:p>
-      <w:pPr>
-        <w:spacing w:before="0" w:after="0"/>
-      </w:pPr>
+        <w:spacing w:before="160" w:after="80"/>
+      </w:pPr>
+      <w:r>
+        <w:pict>
+          <v:rect style="width:0;height:1.5pt" o:hralign="center" o:hrstd="t" o:hr="t"/>
+        </w:pict>
+      </w:r>
     </w:p>
     <w:p>
       <w:pPr>
@@ -32592,6 +31863,7 @@
     <w:p>
       <w:pPr>
         <w:pStyle w:val="FirstParagraph"/>
+        <w:ind w:firstLine="420"/>
       </w:pPr>
       <w:r>
         <w:rPr>
@@ -32814,7 +32086,7 @@
         </w:rPr>
         <w:drawing>
           <wp:inline>
-            <wp:extent cx="3599993" cy="487238"/>
+            <wp:extent cx="3600000" cy="487238"/>
             <wp:effectExtent b="0" l="0" r="0" t="0"/>
             <wp:docPr descr="" title="" id="112" name="Picture"/>
             <a:graphic>
@@ -32835,7 +32107,7 @@
                   <pic:spPr bwMode="auto">
                     <a:xfrm>
                       <a:off x="0" y="0"/>
-                      <a:ext cx="3599993" cy="487238"/>
+                      <a:ext cx="3600000" cy="487238"/>
                     </a:xfrm>
                     <a:prstGeom prst="rect">
                       <a:avLst/>
@@ -32858,8 +32130,9 @@
       <w:pPr>
         <w:numPr>
           <w:ilvl w:val="0"/>
-          <w:numId w:val="1010"/>
+          <w:numId w:val="1023"/>
         </w:numPr>
+        <w:ind w:firstLine="420"/>
       </w:pPr>
       <w:r>
         <w:rPr>
@@ -32896,8 +32169,9 @@
       <w:pPr>
         <w:numPr>
           <w:ilvl w:val="0"/>
-          <w:numId w:val="1010"/>
+          <w:numId w:val="1023"/>
         </w:numPr>
+        <w:ind w:firstLine="420"/>
       </w:pPr>
       <w:r>
         <w:rPr>
@@ -33153,8 +32427,9 @@
       <w:pPr>
         <w:numPr>
           <w:ilvl w:val="0"/>
-          <w:numId w:val="1010"/>
+          <w:numId w:val="1023"/>
         </w:numPr>
+        <w:ind w:firstLine="420"/>
       </w:pPr>
       <m:oMath>
         <m:sSub>
@@ -33258,8 +32533,9 @@
       <w:pPr>
         <w:numPr>
           <w:ilvl w:val="0"/>
-          <w:numId w:val="1010"/>
+          <w:numId w:val="1023"/>
         </w:numPr>
+        <w:ind w:firstLine="420"/>
       </w:pPr>
       <w:r>
         <w:rPr>
@@ -33288,43 +32564,13 @@
     </w:p>
     <w:p>
       <w:pPr>
-        <w:spacing w:before="0" w:after="0"/>
-      </w:pPr>
-    </w:p>
-    <w:p>
-      <w:pPr>
-        <w:spacing w:before="0" w:after="0"/>
-      </w:pPr>
-    </w:p>
-    <w:p>
-      <w:pPr>
-        <w:spacing w:before="0" w:after="0"/>
-      </w:pPr>
-    </w:p>
-    <w:p>
-      <w:pPr>
-        <w:spacing w:before="0" w:after="0"/>
-      </w:pPr>
-    </w:p>
-    <w:p>
-      <w:pPr>
-        <w:spacing w:before="0" w:after="0"/>
-      </w:pPr>
-    </w:p>
-    <w:p>
-      <w:pPr>
-        <w:spacing w:before="0" w:after="0"/>
-      </w:pPr>
-    </w:p>
-    <w:p>
-      <w:pPr>
-        <w:spacing w:before="0" w:after="0"/>
-      </w:pPr>
-    </w:p>
-    <w:p>
-      <w:pPr>
-        <w:spacing w:before="0" w:after="0"/>
-      </w:pPr>
+        <w:spacing w:before="160" w:after="80"/>
+      </w:pPr>
+      <w:r>
+        <w:pict>
+          <v:rect style="width:0;height:1.5pt" o:hralign="center" o:hrstd="t" o:hr="t"/>
+        </w:pict>
+      </w:r>
     </w:p>
     <w:p>
       <w:pPr>
@@ -33752,6 +32998,176 @@
     </w:lvl>
     <w:lvl w:ilvl="8">
       <w:start w:val="1"/>
+      <w:numFmt w:val="decimal"/>
+      <w:lvlText w:val="(%9)"/>
+      <w:lvlJc w:val="left"/>
+      <w:pPr>
+        <w:ind w:left="6480" w:hanging="360"/>
+      </w:pPr>
+    </w:lvl>
+  </w:abstractNum>
+  <w:abstractNum w:abstractNumId="99432">
+    <w:nsid w:val="00A99432"/>
+    <w:multiLevelType w:val="multilevel"/>
+    <w:lvl w:ilvl="0">
+      <w:start w:val="2"/>
+      <w:numFmt w:val="decimal"/>
+      <w:lvlText w:val="(%1)"/>
+      <w:lvlJc w:val="left"/>
+      <w:pPr>
+        <w:ind w:left="720" w:hanging="360"/>
+      </w:pPr>
+    </w:lvl>
+    <w:lvl w:ilvl="1">
+      <w:start w:val="2"/>
+      <w:numFmt w:val="decimal"/>
+      <w:lvlText w:val="(%2)"/>
+      <w:lvlJc w:val="left"/>
+      <w:pPr>
+        <w:ind w:left="1440" w:hanging="360"/>
+      </w:pPr>
+    </w:lvl>
+    <w:lvl w:ilvl="2">
+      <w:start w:val="2"/>
+      <w:numFmt w:val="decimal"/>
+      <w:lvlText w:val="(%3)"/>
+      <w:lvlJc w:val="left"/>
+      <w:pPr>
+        <w:ind w:left="2160" w:hanging="360"/>
+      </w:pPr>
+    </w:lvl>
+    <w:lvl w:ilvl="3">
+      <w:start w:val="2"/>
+      <w:numFmt w:val="decimal"/>
+      <w:lvlText w:val="(%4)"/>
+      <w:lvlJc w:val="left"/>
+      <w:pPr>
+        <w:ind w:left="2880" w:hanging="360"/>
+      </w:pPr>
+    </w:lvl>
+    <w:lvl w:ilvl="4">
+      <w:start w:val="2"/>
+      <w:numFmt w:val="decimal"/>
+      <w:lvlText w:val="(%5)"/>
+      <w:lvlJc w:val="left"/>
+      <w:pPr>
+        <w:ind w:left="3600" w:hanging="360"/>
+      </w:pPr>
+    </w:lvl>
+    <w:lvl w:ilvl="5">
+      <w:start w:val="2"/>
+      <w:numFmt w:val="decimal"/>
+      <w:lvlText w:val="(%6)"/>
+      <w:lvlJc w:val="left"/>
+      <w:pPr>
+        <w:ind w:left="4320" w:hanging="360"/>
+      </w:pPr>
+    </w:lvl>
+    <w:lvl w:ilvl="6">
+      <w:start w:val="2"/>
+      <w:numFmt w:val="decimal"/>
+      <w:lvlText w:val="(%7)"/>
+      <w:lvlJc w:val="left"/>
+      <w:pPr>
+        <w:ind w:left="5040" w:hanging="360"/>
+      </w:pPr>
+    </w:lvl>
+    <w:lvl w:ilvl="7">
+      <w:start w:val="2"/>
+      <w:numFmt w:val="decimal"/>
+      <w:lvlText w:val="(%8)"/>
+      <w:lvlJc w:val="left"/>
+      <w:pPr>
+        <w:ind w:left="5760" w:hanging="360"/>
+      </w:pPr>
+    </w:lvl>
+    <w:lvl w:ilvl="8">
+      <w:start w:val="2"/>
+      <w:numFmt w:val="decimal"/>
+      <w:lvlText w:val="(%9)"/>
+      <w:lvlJc w:val="left"/>
+      <w:pPr>
+        <w:ind w:left="6480" w:hanging="360"/>
+      </w:pPr>
+    </w:lvl>
+  </w:abstractNum>
+  <w:abstractNum w:abstractNumId="99434">
+    <w:nsid w:val="00A99434"/>
+    <w:multiLevelType w:val="multilevel"/>
+    <w:lvl w:ilvl="0">
+      <w:start w:val="4"/>
+      <w:numFmt w:val="decimal"/>
+      <w:lvlText w:val="(%1)"/>
+      <w:lvlJc w:val="left"/>
+      <w:pPr>
+        <w:ind w:left="720" w:hanging="360"/>
+      </w:pPr>
+    </w:lvl>
+    <w:lvl w:ilvl="1">
+      <w:start w:val="4"/>
+      <w:numFmt w:val="decimal"/>
+      <w:lvlText w:val="(%2)"/>
+      <w:lvlJc w:val="left"/>
+      <w:pPr>
+        <w:ind w:left="1440" w:hanging="360"/>
+      </w:pPr>
+    </w:lvl>
+    <w:lvl w:ilvl="2">
+      <w:start w:val="4"/>
+      <w:numFmt w:val="decimal"/>
+      <w:lvlText w:val="(%3)"/>
+      <w:lvlJc w:val="left"/>
+      <w:pPr>
+        <w:ind w:left="2160" w:hanging="360"/>
+      </w:pPr>
+    </w:lvl>
+    <w:lvl w:ilvl="3">
+      <w:start w:val="4"/>
+      <w:numFmt w:val="decimal"/>
+      <w:lvlText w:val="(%4)"/>
+      <w:lvlJc w:val="left"/>
+      <w:pPr>
+        <w:ind w:left="2880" w:hanging="360"/>
+      </w:pPr>
+    </w:lvl>
+    <w:lvl w:ilvl="4">
+      <w:start w:val="4"/>
+      <w:numFmt w:val="decimal"/>
+      <w:lvlText w:val="(%5)"/>
+      <w:lvlJc w:val="left"/>
+      <w:pPr>
+        <w:ind w:left="3600" w:hanging="360"/>
+      </w:pPr>
+    </w:lvl>
+    <w:lvl w:ilvl="5">
+      <w:start w:val="4"/>
+      <w:numFmt w:val="decimal"/>
+      <w:lvlText w:val="(%6)"/>
+      <w:lvlJc w:val="left"/>
+      <w:pPr>
+        <w:ind w:left="4320" w:hanging="360"/>
+      </w:pPr>
+    </w:lvl>
+    <w:lvl w:ilvl="6">
+      <w:start w:val="4"/>
+      <w:numFmt w:val="decimal"/>
+      <w:lvlText w:val="(%7)"/>
+      <w:lvlJc w:val="left"/>
+      <w:pPr>
+        <w:ind w:left="5040" w:hanging="360"/>
+      </w:pPr>
+    </w:lvl>
+    <w:lvl w:ilvl="7">
+      <w:start w:val="4"/>
+      <w:numFmt w:val="decimal"/>
+      <w:lvlText w:val="(%8)"/>
+      <w:lvlJc w:val="left"/>
+      <w:pPr>
+        <w:ind w:left="5760" w:hanging="360"/>
+      </w:pPr>
+    </w:lvl>
+    <w:lvl w:ilvl="8">
+      <w:start w:val="4"/>
       <w:numFmt w:val="decimal"/>
       <w:lvlText w:val="(%9)"/>
       <w:lvlJc w:val="left"/>
@@ -34036,6 +33452,369 @@
       <w:startOverride w:val="1"/>
     </w:lvlOverride>
   </w:num>
+  <w:num w:numId="1011">
+    <w:abstractNumId w:val="99431"/>
+    <w:lvlOverride w:ilvl="0">
+      <w:startOverride w:val="1"/>
+    </w:lvlOverride>
+    <w:lvlOverride w:ilvl="1">
+      <w:startOverride w:val="1"/>
+    </w:lvlOverride>
+    <w:lvlOverride w:ilvl="2">
+      <w:startOverride w:val="1"/>
+    </w:lvlOverride>
+    <w:lvlOverride w:ilvl="3">
+      <w:startOverride w:val="1"/>
+    </w:lvlOverride>
+    <w:lvlOverride w:ilvl="4">
+      <w:startOverride w:val="1"/>
+    </w:lvlOverride>
+    <w:lvlOverride w:ilvl="5">
+      <w:startOverride w:val="1"/>
+    </w:lvlOverride>
+    <w:lvlOverride w:ilvl="6">
+      <w:startOverride w:val="1"/>
+    </w:lvlOverride>
+    <w:lvlOverride w:ilvl="7">
+      <w:startOverride w:val="1"/>
+    </w:lvlOverride>
+    <w:lvlOverride w:ilvl="8">
+      <w:startOverride w:val="1"/>
+    </w:lvlOverride>
+  </w:num>
+  <w:num w:numId="1012">
+    <w:abstractNumId w:val="99431"/>
+    <w:lvlOverride w:ilvl="0">
+      <w:startOverride w:val="1"/>
+    </w:lvlOverride>
+    <w:lvlOverride w:ilvl="1">
+      <w:startOverride w:val="1"/>
+    </w:lvlOverride>
+    <w:lvlOverride w:ilvl="2">
+      <w:startOverride w:val="1"/>
+    </w:lvlOverride>
+    <w:lvlOverride w:ilvl="3">
+      <w:startOverride w:val="1"/>
+    </w:lvlOverride>
+    <w:lvlOverride w:ilvl="4">
+      <w:startOverride w:val="1"/>
+    </w:lvlOverride>
+    <w:lvlOverride w:ilvl="5">
+      <w:startOverride w:val="1"/>
+    </w:lvlOverride>
+    <w:lvlOverride w:ilvl="6">
+      <w:startOverride w:val="1"/>
+    </w:lvlOverride>
+    <w:lvlOverride w:ilvl="7">
+      <w:startOverride w:val="1"/>
+    </w:lvlOverride>
+    <w:lvlOverride w:ilvl="8">
+      <w:startOverride w:val="1"/>
+    </w:lvlOverride>
+  </w:num>
+  <w:num w:numId="1013">
+    <w:abstractNumId w:val="99431"/>
+    <w:lvlOverride w:ilvl="0">
+      <w:startOverride w:val="1"/>
+    </w:lvlOverride>
+    <w:lvlOverride w:ilvl="1">
+      <w:startOverride w:val="1"/>
+    </w:lvlOverride>
+    <w:lvlOverride w:ilvl="2">
+      <w:startOverride w:val="1"/>
+    </w:lvlOverride>
+    <w:lvlOverride w:ilvl="3">
+      <w:startOverride w:val="1"/>
+    </w:lvlOverride>
+    <w:lvlOverride w:ilvl="4">
+      <w:startOverride w:val="1"/>
+    </w:lvlOverride>
+    <w:lvlOverride w:ilvl="5">
+      <w:startOverride w:val="1"/>
+    </w:lvlOverride>
+    <w:lvlOverride w:ilvl="6">
+      <w:startOverride w:val="1"/>
+    </w:lvlOverride>
+    <w:lvlOverride w:ilvl="7">
+      <w:startOverride w:val="1"/>
+    </w:lvlOverride>
+    <w:lvlOverride w:ilvl="8">
+      <w:startOverride w:val="1"/>
+    </w:lvlOverride>
+  </w:num>
+  <w:num w:numId="1014">
+    <w:abstractNumId w:val="99431"/>
+    <w:lvlOverride w:ilvl="0">
+      <w:startOverride w:val="1"/>
+    </w:lvlOverride>
+    <w:lvlOverride w:ilvl="1">
+      <w:startOverride w:val="1"/>
+    </w:lvlOverride>
+    <w:lvlOverride w:ilvl="2">
+      <w:startOverride w:val="1"/>
+    </w:lvlOverride>
+    <w:lvlOverride w:ilvl="3">
+      <w:startOverride w:val="1"/>
+    </w:lvlOverride>
+    <w:lvlOverride w:ilvl="4">
+      <w:startOverride w:val="1"/>
+    </w:lvlOverride>
+    <w:lvlOverride w:ilvl="5">
+      <w:startOverride w:val="1"/>
+    </w:lvlOverride>
+    <w:lvlOverride w:ilvl="6">
+      <w:startOverride w:val="1"/>
+    </w:lvlOverride>
+    <w:lvlOverride w:ilvl="7">
+      <w:startOverride w:val="1"/>
+    </w:lvlOverride>
+    <w:lvlOverride w:ilvl="8">
+      <w:startOverride w:val="1"/>
+    </w:lvlOverride>
+  </w:num>
+  <w:num w:numId="1015">
+    <w:abstractNumId w:val="99431"/>
+    <w:lvlOverride w:ilvl="0">
+      <w:startOverride w:val="1"/>
+    </w:lvlOverride>
+    <w:lvlOverride w:ilvl="1">
+      <w:startOverride w:val="1"/>
+    </w:lvlOverride>
+    <w:lvlOverride w:ilvl="2">
+      <w:startOverride w:val="1"/>
+    </w:lvlOverride>
+    <w:lvlOverride w:ilvl="3">
+      <w:startOverride w:val="1"/>
+    </w:lvlOverride>
+    <w:lvlOverride w:ilvl="4">
+      <w:startOverride w:val="1"/>
+    </w:lvlOverride>
+    <w:lvlOverride w:ilvl="5">
+      <w:startOverride w:val="1"/>
+    </w:lvlOverride>
+    <w:lvlOverride w:ilvl="6">
+      <w:startOverride w:val="1"/>
+    </w:lvlOverride>
+    <w:lvlOverride w:ilvl="7">
+      <w:startOverride w:val="1"/>
+    </w:lvlOverride>
+    <w:lvlOverride w:ilvl="8">
+      <w:startOverride w:val="1"/>
+    </w:lvlOverride>
+  </w:num>
+  <w:num w:numId="1016">
+    <w:abstractNumId w:val="99431"/>
+    <w:lvlOverride w:ilvl="0">
+      <w:startOverride w:val="1"/>
+    </w:lvlOverride>
+    <w:lvlOverride w:ilvl="1">
+      <w:startOverride w:val="1"/>
+    </w:lvlOverride>
+    <w:lvlOverride w:ilvl="2">
+      <w:startOverride w:val="1"/>
+    </w:lvlOverride>
+    <w:lvlOverride w:ilvl="3">
+      <w:startOverride w:val="1"/>
+    </w:lvlOverride>
+    <w:lvlOverride w:ilvl="4">
+      <w:startOverride w:val="1"/>
+    </w:lvlOverride>
+    <w:lvlOverride w:ilvl="5">
+      <w:startOverride w:val="1"/>
+    </w:lvlOverride>
+    <w:lvlOverride w:ilvl="6">
+      <w:startOverride w:val="1"/>
+    </w:lvlOverride>
+    <w:lvlOverride w:ilvl="7">
+      <w:startOverride w:val="1"/>
+    </w:lvlOverride>
+    <w:lvlOverride w:ilvl="8">
+      <w:startOverride w:val="1"/>
+    </w:lvlOverride>
+  </w:num>
+  <w:num w:numId="1017">
+    <w:abstractNumId w:val="99432"/>
+    <w:lvlOverride w:ilvl="0">
+      <w:startOverride w:val="2"/>
+    </w:lvlOverride>
+    <w:lvlOverride w:ilvl="1">
+      <w:startOverride w:val="2"/>
+    </w:lvlOverride>
+    <w:lvlOverride w:ilvl="2">
+      <w:startOverride w:val="2"/>
+    </w:lvlOverride>
+    <w:lvlOverride w:ilvl="3">
+      <w:startOverride w:val="2"/>
+    </w:lvlOverride>
+    <w:lvlOverride w:ilvl="4">
+      <w:startOverride w:val="2"/>
+    </w:lvlOverride>
+    <w:lvlOverride w:ilvl="5">
+      <w:startOverride w:val="2"/>
+    </w:lvlOverride>
+    <w:lvlOverride w:ilvl="6">
+      <w:startOverride w:val="2"/>
+    </w:lvlOverride>
+    <w:lvlOverride w:ilvl="7">
+      <w:startOverride w:val="2"/>
+    </w:lvlOverride>
+    <w:lvlOverride w:ilvl="8">
+      <w:startOverride w:val="2"/>
+    </w:lvlOverride>
+  </w:num>
+  <w:num w:numId="1018">
+    <w:abstractNumId w:val="99431"/>
+    <w:lvlOverride w:ilvl="0">
+      <w:startOverride w:val="1"/>
+    </w:lvlOverride>
+    <w:lvlOverride w:ilvl="1">
+      <w:startOverride w:val="1"/>
+    </w:lvlOverride>
+    <w:lvlOverride w:ilvl="2">
+      <w:startOverride w:val="1"/>
+    </w:lvlOverride>
+    <w:lvlOverride w:ilvl="3">
+      <w:startOverride w:val="1"/>
+    </w:lvlOverride>
+    <w:lvlOverride w:ilvl="4">
+      <w:startOverride w:val="1"/>
+    </w:lvlOverride>
+    <w:lvlOverride w:ilvl="5">
+      <w:startOverride w:val="1"/>
+    </w:lvlOverride>
+    <w:lvlOverride w:ilvl="6">
+      <w:startOverride w:val="1"/>
+    </w:lvlOverride>
+    <w:lvlOverride w:ilvl="7">
+      <w:startOverride w:val="1"/>
+    </w:lvlOverride>
+    <w:lvlOverride w:ilvl="8">
+      <w:startOverride w:val="1"/>
+    </w:lvlOverride>
+  </w:num>
+  <w:num w:numId="1019">
+    <w:abstractNumId w:val="99431"/>
+    <w:lvlOverride w:ilvl="0">
+      <w:startOverride w:val="1"/>
+    </w:lvlOverride>
+    <w:lvlOverride w:ilvl="1">
+      <w:startOverride w:val="1"/>
+    </w:lvlOverride>
+    <w:lvlOverride w:ilvl="2">
+      <w:startOverride w:val="1"/>
+    </w:lvlOverride>
+    <w:lvlOverride w:ilvl="3">
+      <w:startOverride w:val="1"/>
+    </w:lvlOverride>
+    <w:lvlOverride w:ilvl="4">
+      <w:startOverride w:val="1"/>
+    </w:lvlOverride>
+    <w:lvlOverride w:ilvl="5">
+      <w:startOverride w:val="1"/>
+    </w:lvlOverride>
+    <w:lvlOverride w:ilvl="6">
+      <w:startOverride w:val="1"/>
+    </w:lvlOverride>
+    <w:lvlOverride w:ilvl="7">
+      <w:startOverride w:val="1"/>
+    </w:lvlOverride>
+    <w:lvlOverride w:ilvl="8">
+      <w:startOverride w:val="1"/>
+    </w:lvlOverride>
+  </w:num>
+  <w:num w:numId="1020">
+    <w:abstractNumId w:val="99434"/>
+    <w:lvlOverride w:ilvl="0">
+      <w:startOverride w:val="4"/>
+    </w:lvlOverride>
+    <w:lvlOverride w:ilvl="1">
+      <w:startOverride w:val="4"/>
+    </w:lvlOverride>
+    <w:lvlOverride w:ilvl="2">
+      <w:startOverride w:val="4"/>
+    </w:lvlOverride>
+    <w:lvlOverride w:ilvl="3">
+      <w:startOverride w:val="4"/>
+    </w:lvlOverride>
+    <w:lvlOverride w:ilvl="4">
+      <w:startOverride w:val="4"/>
+    </w:lvlOverride>
+    <w:lvlOverride w:ilvl="5">
+      <w:startOverride w:val="4"/>
+    </w:lvlOverride>
+    <w:lvlOverride w:ilvl="6">
+      <w:startOverride w:val="4"/>
+    </w:lvlOverride>
+    <w:lvlOverride w:ilvl="7">
+      <w:startOverride w:val="4"/>
+    </w:lvlOverride>
+    <w:lvlOverride w:ilvl="8">
+      <w:startOverride w:val="4"/>
+    </w:lvlOverride>
+  </w:num>
+  <w:num w:numId="1021">
+    <w:abstractNumId w:val="99431"/>
+    <w:lvlOverride w:ilvl="0">
+      <w:startOverride w:val="1"/>
+    </w:lvlOverride>
+    <w:lvlOverride w:ilvl="1">
+      <w:startOverride w:val="1"/>
+    </w:lvlOverride>
+    <w:lvlOverride w:ilvl="2">
+      <w:startOverride w:val="1"/>
+    </w:lvlOverride>
+    <w:lvlOverride w:ilvl="3">
+      <w:startOverride w:val="1"/>
+    </w:lvlOverride>
+    <w:lvlOverride w:ilvl="4">
+      <w:startOverride w:val="1"/>
+    </w:lvlOverride>
+    <w:lvlOverride w:ilvl="5">
+      <w:startOverride w:val="1"/>
+    </w:lvlOverride>
+    <w:lvlOverride w:ilvl="6">
+      <w:startOverride w:val="1"/>
+    </w:lvlOverride>
+    <w:lvlOverride w:ilvl="7">
+      <w:startOverride w:val="1"/>
+    </w:lvlOverride>
+    <w:lvlOverride w:ilvl="8">
+      <w:startOverride w:val="1"/>
+    </w:lvlOverride>
+  </w:num>
+  <w:num w:numId="1022">
+    <w:abstractNumId w:val="991"/>
+  </w:num>
+  <w:num w:numId="1023">
+    <w:abstractNumId w:val="99431"/>
+    <w:lvlOverride w:ilvl="0">
+      <w:startOverride w:val="1"/>
+    </w:lvlOverride>
+    <w:lvlOverride w:ilvl="1">
+      <w:startOverride w:val="1"/>
+    </w:lvlOverride>
+    <w:lvlOverride w:ilvl="2">
+      <w:startOverride w:val="1"/>
+    </w:lvlOverride>
+    <w:lvlOverride w:ilvl="3">
+      <w:startOverride w:val="1"/>
+    </w:lvlOverride>
+    <w:lvlOverride w:ilvl="4">
+      <w:startOverride w:val="1"/>
+    </w:lvlOverride>
+    <w:lvlOverride w:ilvl="5">
+      <w:startOverride w:val="1"/>
+    </w:lvlOverride>
+    <w:lvlOverride w:ilvl="6">
+      <w:startOverride w:val="1"/>
+    </w:lvlOverride>
+    <w:lvlOverride w:ilvl="7">
+      <w:startOverride w:val="1"/>
+    </w:lvlOverride>
+    <w:lvlOverride w:ilvl="8">
+      <w:startOverride w:val="1"/>
+    </w:lvlOverride>
+  </w:num>
 </w:numbering>
 </file>
 
@@ -34114,7 +33893,7 @@
     <ns0:rPr>
       <ns0:rFonts ns0:ascii="Times New Roman" ns0:cs="Times New Roman" ns0:eastAsia="SimHei" ns0:hAnsi="Times New Roman"/>
       <ns0:b/>
-      <ns0:color ns0:val="000000"/>
+      <ns0:color ns0:val="17324D"/>
       <ns0:sz ns0:val="44"/>
       <ns0:szCs ns0:val="56"/>
     </ns0:rPr>
@@ -34256,7 +34035,7 @@
     <ns0:rPr>
       <ns0:rFonts ns0:ascii="Times New Roman" ns0:cs="Times New Roman" ns0:eastAsia="SimHei" ns0:hAnsi="Times New Roman"/>
       <ns0:b/>
-      <ns0:color ns0:val="000000"/>
+      <ns0:color ns0:val="17324D"/>
       <ns0:sz ns0:val="32"/>
       <ns0:szCs ns0:val="40"/>
     </ns0:rPr>
@@ -34280,7 +34059,7 @@
     <ns0:rPr>
       <ns0:rFonts ns0:ascii="Times New Roman" ns0:cs="Times New Roman" ns0:eastAsia="SimHei" ns0:hAnsi="Times New Roman"/>
       <ns0:b/>
-      <ns0:color ns0:val="000000"/>
+      <ns0:color ns0:val="17324D"/>
       <ns0:sz ns0:val="28"/>
       <ns0:szCs ns0:val="32"/>
     </ns0:rPr>
@@ -34304,7 +34083,7 @@
     <ns0:rPr>
       <ns0:rFonts ns0:ascii="Times New Roman" ns0:cs="Times New Roman" ns0:eastAsia="SimHei" ns0:hAnsi="Times New Roman"/>
       <ns0:b/>
-      <ns0:color ns0:val="000000"/>
+      <ns0:color ns0:val="17324D"/>
       <ns0:sz ns0:val="25"/>
       <ns0:szCs ns0:val="28"/>
     </ns0:rPr>
